--- a/blog-module/blog-entries/20260329G/jpg26.docx
+++ b/blog-module/blog-entries/20260329G/jpg26.docx
@@ -41,7 +41,23 @@
         <w:pStyle w:val="a5"/>
       </w:pPr>
       <w:r>
-        <w:t>Gasly vs Verstappen | Suzuka 2026: η Alpine μπροστά από τη Red Bull</w:t>
+        <w:t>Gasly vs Verstappen | Suzuka 2026: η Alpine μπ</w:t>
+      </w:r>
+      <w:proofErr w:type="spellStart"/>
+      <w:r>
+        <w:t>ροστά</w:t>
+      </w:r>
+      <w:proofErr w:type="spellEnd"/>
+      <w:r>
+        <w:t xml:space="preserve"> από </w:t>
+      </w:r>
+      <w:proofErr w:type="spellStart"/>
+      <w:r>
+        <w:t>τη</w:t>
+      </w:r>
+      <w:proofErr w:type="spellEnd"/>
+      <w:r>
+        <w:t xml:space="preserve"> Red Bull</w:t>
       </w:r>
     </w:p>
     <w:p>
@@ -69,7 +85,7 @@
         <w:rPr>
           <w:rFonts w:eastAsia="Times New Roman" w:cs="Times New Roman"/>
           <w:kern w:val="0"/>
-          <w:lang w:val="de-DE" w:eastAsia="el-GR" w:bidi="ar-SA"/>
+          <w:lang w:val="el-GR" w:eastAsia="el-GR" w:bidi="ar-SA"/>
         </w:rPr>
       </w:pPr>
       <w:r>
@@ -78,8 +94,27 @@
           <w:kern w:val="0"/>
           <w:lang w:val="el-GR" w:eastAsia="el-GR" w:bidi="ar-SA"/>
         </w:rPr>
-        <w:t xml:space="preserve">Το τριήμερο στη Suzuka έκρυβε μια πολύ ενδιαφέρουσα μάχη πιο πίσω από την κορυφή: </w:t>
-      </w:r>
+        <w:t xml:space="preserve">Το τριήμερο στη </w:t>
+      </w:r>
+      <w:proofErr w:type="spellStart"/>
+      <w:r>
+        <w:rPr>
+          <w:rFonts w:eastAsia="Times New Roman" w:cs="Times New Roman"/>
+          <w:kern w:val="0"/>
+          <w:lang w:val="el-GR" w:eastAsia="el-GR" w:bidi="ar-SA"/>
+        </w:rPr>
+        <w:t>Suzuka</w:t>
+      </w:r>
+      <w:proofErr w:type="spellEnd"/>
+      <w:r>
+        <w:rPr>
+          <w:rFonts w:eastAsia="Times New Roman" w:cs="Times New Roman"/>
+          <w:kern w:val="0"/>
+          <w:lang w:val="el-GR" w:eastAsia="el-GR" w:bidi="ar-SA"/>
+        </w:rPr>
+        <w:t xml:space="preserve"> έκρυβε μια πολύ ενδιαφέρουσα μάχη πιο πίσω από την κορυφή: </w:t>
+      </w:r>
+      <w:proofErr w:type="spellStart"/>
       <w:r>
         <w:rPr>
           <w:rFonts w:eastAsia="Times New Roman" w:cs="Times New Roman"/>
@@ -88,15 +123,100 @@
           <w:kern w:val="0"/>
           <w:lang w:val="el-GR" w:eastAsia="el-GR" w:bidi="ar-SA"/>
         </w:rPr>
-        <w:t>Pierre Gasly απέναντι στον Max Verstappen</w:t>
-      </w:r>
-      <w:r>
-        <w:rPr>
-          <w:rFonts w:eastAsia="Times New Roman" w:cs="Times New Roman"/>
-          <w:kern w:val="0"/>
-          <w:lang w:val="el-GR" w:eastAsia="el-GR" w:bidi="ar-SA"/>
-        </w:rPr>
-        <w:t>. Και το πιο εντυπωσιακό είναι πως αυτή τη φορά ο οδηγός της Alpine βγήκε ξεκάθαρα κερδισμένος.</w:t>
+        <w:t>Pierre</w:t>
+      </w:r>
+      <w:proofErr w:type="spellEnd"/>
+      <w:r>
+        <w:rPr>
+          <w:rFonts w:eastAsia="Times New Roman" w:cs="Times New Roman"/>
+          <w:b/>
+          <w:bCs/>
+          <w:kern w:val="0"/>
+          <w:lang w:val="el-GR" w:eastAsia="el-GR" w:bidi="ar-SA"/>
+        </w:rPr>
+        <w:t xml:space="preserve"> </w:t>
+      </w:r>
+      <w:proofErr w:type="spellStart"/>
+      <w:r>
+        <w:rPr>
+          <w:rFonts w:eastAsia="Times New Roman" w:cs="Times New Roman"/>
+          <w:b/>
+          <w:bCs/>
+          <w:kern w:val="0"/>
+          <w:lang w:val="el-GR" w:eastAsia="el-GR" w:bidi="ar-SA"/>
+        </w:rPr>
+        <w:t>Gasly</w:t>
+      </w:r>
+      <w:proofErr w:type="spellEnd"/>
+      <w:r>
+        <w:rPr>
+          <w:rFonts w:eastAsia="Times New Roman" w:cs="Times New Roman"/>
+          <w:b/>
+          <w:bCs/>
+          <w:kern w:val="0"/>
+          <w:lang w:val="el-GR" w:eastAsia="el-GR" w:bidi="ar-SA"/>
+        </w:rPr>
+        <w:t xml:space="preserve"> απέναντι στον </w:t>
+      </w:r>
+      <w:proofErr w:type="spellStart"/>
+      <w:r>
+        <w:rPr>
+          <w:rFonts w:eastAsia="Times New Roman" w:cs="Times New Roman"/>
+          <w:b/>
+          <w:bCs/>
+          <w:kern w:val="0"/>
+          <w:lang w:val="el-GR" w:eastAsia="el-GR" w:bidi="ar-SA"/>
+        </w:rPr>
+        <w:t>Max</w:t>
+      </w:r>
+      <w:proofErr w:type="spellEnd"/>
+      <w:r>
+        <w:rPr>
+          <w:rFonts w:eastAsia="Times New Roman" w:cs="Times New Roman"/>
+          <w:b/>
+          <w:bCs/>
+          <w:kern w:val="0"/>
+          <w:lang w:val="el-GR" w:eastAsia="el-GR" w:bidi="ar-SA"/>
+        </w:rPr>
+        <w:t xml:space="preserve"> </w:t>
+      </w:r>
+      <w:proofErr w:type="spellStart"/>
+      <w:r>
+        <w:rPr>
+          <w:rFonts w:eastAsia="Times New Roman" w:cs="Times New Roman"/>
+          <w:b/>
+          <w:bCs/>
+          <w:kern w:val="0"/>
+          <w:lang w:val="el-GR" w:eastAsia="el-GR" w:bidi="ar-SA"/>
+        </w:rPr>
+        <w:t>Verstappen</w:t>
+      </w:r>
+      <w:proofErr w:type="spellEnd"/>
+      <w:r>
+        <w:rPr>
+          <w:rFonts w:eastAsia="Times New Roman" w:cs="Times New Roman"/>
+          <w:kern w:val="0"/>
+          <w:lang w:val="el-GR" w:eastAsia="el-GR" w:bidi="ar-SA"/>
+        </w:rPr>
+        <w:t xml:space="preserve">. Και το πιο εντυπωσιακό είναι πως αυτή τη φορά ο οδηγός της </w:t>
+      </w:r>
+      <w:proofErr w:type="spellStart"/>
+      <w:r>
+        <w:rPr>
+          <w:rFonts w:eastAsia="Times New Roman" w:cs="Times New Roman"/>
+          <w:kern w:val="0"/>
+          <w:lang w:val="el-GR" w:eastAsia="el-GR" w:bidi="ar-SA"/>
+        </w:rPr>
+        <w:t>Alpine</w:t>
+      </w:r>
+      <w:proofErr w:type="spellEnd"/>
+      <w:r>
+        <w:rPr>
+          <w:rFonts w:eastAsia="Times New Roman" w:cs="Times New Roman"/>
+          <w:kern w:val="0"/>
+          <w:lang w:val="el-GR" w:eastAsia="el-GR" w:bidi="ar-SA"/>
+        </w:rPr>
+        <w:t xml:space="preserve"> βγήκε ξεκάθαρα κερδισμένος.</w:t>
       </w:r>
     </w:p>
     <w:p>
@@ -108,7 +228,7 @@
         <w:rPr>
           <w:rFonts w:eastAsia="Times New Roman" w:cs="Times New Roman"/>
           <w:kern w:val="0"/>
-          <w:lang w:val="de-DE" w:eastAsia="el-GR" w:bidi="ar-SA"/>
+          <w:lang w:val="el-GR" w:eastAsia="el-GR" w:bidi="ar-SA"/>
         </w:rPr>
       </w:pPr>
       <w:r>
@@ -117,7 +237,61 @@
           <w:kern w:val="0"/>
           <w:lang w:val="el-GR" w:eastAsia="el-GR" w:bidi="ar-SA"/>
         </w:rPr>
-        <w:t>Από τις ελεύθερες δοκιμές φαινόταν ότι η Red Bull δυσκολευόταν να βρει σταθερό πάτημα, ενώ η Alpine έδειχνε πιο ισορροπημένη. Ο Gasly δεν ήταν εκρηκτικός από την αρχή, όμως το μονοθέσιο λειτουργούσε πιο σωστά και του έδινε καλύτερη εμπιστοσύνη στο γρήγορο κομμάτι της πίστας.</w:t>
+        <w:t xml:space="preserve">Από τις ελεύθερες δοκιμές φαινόταν ότι η Red </w:t>
+      </w:r>
+      <w:proofErr w:type="spellStart"/>
+      <w:r>
+        <w:rPr>
+          <w:rFonts w:eastAsia="Times New Roman" w:cs="Times New Roman"/>
+          <w:kern w:val="0"/>
+          <w:lang w:val="el-GR" w:eastAsia="el-GR" w:bidi="ar-SA"/>
+        </w:rPr>
+        <w:t>Bull</w:t>
+      </w:r>
+      <w:proofErr w:type="spellEnd"/>
+      <w:r>
+        <w:rPr>
+          <w:rFonts w:eastAsia="Times New Roman" w:cs="Times New Roman"/>
+          <w:kern w:val="0"/>
+          <w:lang w:val="el-GR" w:eastAsia="el-GR" w:bidi="ar-SA"/>
+        </w:rPr>
+        <w:t xml:space="preserve"> δυσκολευόταν να βρει σταθερό πάτημα, ενώ η </w:t>
+      </w:r>
+      <w:proofErr w:type="spellStart"/>
+      <w:r>
+        <w:rPr>
+          <w:rFonts w:eastAsia="Times New Roman" w:cs="Times New Roman"/>
+          <w:kern w:val="0"/>
+          <w:lang w:val="el-GR" w:eastAsia="el-GR" w:bidi="ar-SA"/>
+        </w:rPr>
+        <w:t>Alpine</w:t>
+      </w:r>
+      <w:proofErr w:type="spellEnd"/>
+      <w:r>
+        <w:rPr>
+          <w:rFonts w:eastAsia="Times New Roman" w:cs="Times New Roman"/>
+          <w:kern w:val="0"/>
+          <w:lang w:val="el-GR" w:eastAsia="el-GR" w:bidi="ar-SA"/>
+        </w:rPr>
+        <w:t xml:space="preserve"> έδειχνε πιο ισορροπημένη. Ο </w:t>
+      </w:r>
+      <w:proofErr w:type="spellStart"/>
+      <w:r>
+        <w:rPr>
+          <w:rFonts w:eastAsia="Times New Roman" w:cs="Times New Roman"/>
+          <w:kern w:val="0"/>
+          <w:lang w:val="el-GR" w:eastAsia="el-GR" w:bidi="ar-SA"/>
+        </w:rPr>
+        <w:t>Gasly</w:t>
+      </w:r>
+      <w:proofErr w:type="spellEnd"/>
+      <w:r>
+        <w:rPr>
+          <w:rFonts w:eastAsia="Times New Roman" w:cs="Times New Roman"/>
+          <w:kern w:val="0"/>
+          <w:lang w:val="el-GR" w:eastAsia="el-GR" w:bidi="ar-SA"/>
+        </w:rPr>
+        <w:t xml:space="preserve"> δεν ήταν εκρηκτικός από την αρχή, όμως το μονοθέσιο λειτουργούσε πιο σωστά και του έδινε καλύτερη εμπιστοσύνη στο γρήγορο κομμάτι της πίστας.</w:t>
       </w:r>
     </w:p>
     <w:p>
@@ -129,7 +303,7 @@
         <w:rPr>
           <w:rFonts w:eastAsia="Times New Roman" w:cs="Times New Roman"/>
           <w:kern w:val="0"/>
-          <w:lang w:val="de-DE" w:eastAsia="el-GR" w:bidi="ar-SA"/>
+          <w:lang w:val="el-GR" w:eastAsia="el-GR" w:bidi="ar-SA"/>
         </w:rPr>
       </w:pPr>
       <w:r>
@@ -138,7 +312,25 @@
           <w:kern w:val="0"/>
           <w:lang w:val="el-GR" w:eastAsia="el-GR" w:bidi="ar-SA"/>
         </w:rPr>
-        <w:t xml:space="preserve">Το μεγάλο χτύπημα ήρθε στις κατατακτήριες. Ο Gasly πέρασε στο τελικό σκέλος και πήρε την </w:t>
+        <w:t xml:space="preserve">Το μεγάλο χτύπημα ήρθε στις κατατακτήριες. Ο </w:t>
+      </w:r>
+      <w:proofErr w:type="spellStart"/>
+      <w:r>
+        <w:rPr>
+          <w:rFonts w:eastAsia="Times New Roman" w:cs="Times New Roman"/>
+          <w:kern w:val="0"/>
+          <w:lang w:val="el-GR" w:eastAsia="el-GR" w:bidi="ar-SA"/>
+        </w:rPr>
+        <w:t>Gasly</w:t>
+      </w:r>
+      <w:proofErr w:type="spellEnd"/>
+      <w:r>
+        <w:rPr>
+          <w:rFonts w:eastAsia="Times New Roman" w:cs="Times New Roman"/>
+          <w:kern w:val="0"/>
+          <w:lang w:val="el-GR" w:eastAsia="el-GR" w:bidi="ar-SA"/>
+        </w:rPr>
+        <w:t xml:space="preserve"> πέρασε στο τελικό σκέλος και πήρε την </w:t>
       </w:r>
       <w:r>
         <w:rPr>
@@ -156,7 +348,25 @@
           <w:kern w:val="0"/>
           <w:lang w:val="el-GR" w:eastAsia="el-GR" w:bidi="ar-SA"/>
         </w:rPr>
-        <w:t xml:space="preserve">, ενώ ο Verstappen έμεινε εκτός και περιορίστηκε στην </w:t>
+        <w:t xml:space="preserve">, ενώ ο </w:t>
+      </w:r>
+      <w:proofErr w:type="spellStart"/>
+      <w:r>
+        <w:rPr>
+          <w:rFonts w:eastAsia="Times New Roman" w:cs="Times New Roman"/>
+          <w:kern w:val="0"/>
+          <w:lang w:val="el-GR" w:eastAsia="el-GR" w:bidi="ar-SA"/>
+        </w:rPr>
+        <w:t>Verstappen</w:t>
+      </w:r>
+      <w:proofErr w:type="spellEnd"/>
+      <w:r>
+        <w:rPr>
+          <w:rFonts w:eastAsia="Times New Roman" w:cs="Times New Roman"/>
+          <w:kern w:val="0"/>
+          <w:lang w:val="el-GR" w:eastAsia="el-GR" w:bidi="ar-SA"/>
+        </w:rPr>
+        <w:t xml:space="preserve"> έμεινε εκτός και περιορίστηκε στην </w:t>
       </w:r>
       <w:r>
         <w:rPr>
@@ -174,7 +384,43 @@
           <w:kern w:val="0"/>
           <w:lang w:val="el-GR" w:eastAsia="el-GR" w:bidi="ar-SA"/>
         </w:rPr>
-        <w:t>. Σε μια πίστα όπως η Suzuka, όπου η σιγουριά στις γρήγορες αλλαγές κατεύθυνσης είναι τα πάντα, αυτό έδειξε ότι η Alpine είχε καλύτερο στήσιμο και πιο καθαρή λειτουργία.</w:t>
+        <w:t xml:space="preserve">. Σε μια πίστα όπως η </w:t>
+      </w:r>
+      <w:proofErr w:type="spellStart"/>
+      <w:r>
+        <w:rPr>
+          <w:rFonts w:eastAsia="Times New Roman" w:cs="Times New Roman"/>
+          <w:kern w:val="0"/>
+          <w:lang w:val="el-GR" w:eastAsia="el-GR" w:bidi="ar-SA"/>
+        </w:rPr>
+        <w:t>Suzuka</w:t>
+      </w:r>
+      <w:proofErr w:type="spellEnd"/>
+      <w:r>
+        <w:rPr>
+          <w:rFonts w:eastAsia="Times New Roman" w:cs="Times New Roman"/>
+          <w:kern w:val="0"/>
+          <w:lang w:val="el-GR" w:eastAsia="el-GR" w:bidi="ar-SA"/>
+        </w:rPr>
+        <w:t xml:space="preserve">, όπου η σιγουριά στις γρήγορες αλλαγές κατεύθυνσης είναι τα πάντα, αυτό έδειξε ότι η </w:t>
+      </w:r>
+      <w:proofErr w:type="spellStart"/>
+      <w:r>
+        <w:rPr>
+          <w:rFonts w:eastAsia="Times New Roman" w:cs="Times New Roman"/>
+          <w:kern w:val="0"/>
+          <w:lang w:val="el-GR" w:eastAsia="el-GR" w:bidi="ar-SA"/>
+        </w:rPr>
+        <w:t>Alpine</w:t>
+      </w:r>
+      <w:proofErr w:type="spellEnd"/>
+      <w:r>
+        <w:rPr>
+          <w:rFonts w:eastAsia="Times New Roman" w:cs="Times New Roman"/>
+          <w:kern w:val="0"/>
+          <w:lang w:val="el-GR" w:eastAsia="el-GR" w:bidi="ar-SA"/>
+        </w:rPr>
+        <w:t xml:space="preserve"> είχε καλύτερο στήσιμο και πιο καθαρή λειτουργία.</w:t>
       </w:r>
     </w:p>
     <w:p>
@@ -258,7 +504,25 @@
           <w:kern w:val="0"/>
           <w:lang w:val="el-GR" w:eastAsia="el-GR" w:bidi="ar-SA"/>
         </w:rPr>
-        <w:t xml:space="preserve">Στον αγώνα η εικόνα επιβεβαιώθηκε. Ο Gasly τερμάτισε </w:t>
+        <w:t xml:space="preserve">Στον αγώνα η εικόνα επιβεβαιώθηκε. Ο </w:t>
+      </w:r>
+      <w:proofErr w:type="spellStart"/>
+      <w:r>
+        <w:rPr>
+          <w:rFonts w:eastAsia="Times New Roman" w:cs="Times New Roman"/>
+          <w:kern w:val="0"/>
+          <w:lang w:val="el-GR" w:eastAsia="el-GR" w:bidi="ar-SA"/>
+        </w:rPr>
+        <w:t>Gasly</w:t>
+      </w:r>
+      <w:proofErr w:type="spellEnd"/>
+      <w:r>
+        <w:rPr>
+          <w:rFonts w:eastAsia="Times New Roman" w:cs="Times New Roman"/>
+          <w:kern w:val="0"/>
+          <w:lang w:val="el-GR" w:eastAsia="el-GR" w:bidi="ar-SA"/>
+        </w:rPr>
+        <w:t xml:space="preserve"> τερμάτισε </w:t>
       </w:r>
       <w:r>
         <w:rPr>
@@ -276,7 +540,25 @@
           <w:kern w:val="0"/>
           <w:lang w:val="el-GR" w:eastAsia="el-GR" w:bidi="ar-SA"/>
         </w:rPr>
-        <w:t xml:space="preserve"> και ο Verstappen </w:t>
+        <w:t xml:space="preserve"> και ο </w:t>
+      </w:r>
+      <w:proofErr w:type="spellStart"/>
+      <w:r>
+        <w:rPr>
+          <w:rFonts w:eastAsia="Times New Roman" w:cs="Times New Roman"/>
+          <w:kern w:val="0"/>
+          <w:lang w:val="el-GR" w:eastAsia="el-GR" w:bidi="ar-SA"/>
+        </w:rPr>
+        <w:t>Verstappen</w:t>
+      </w:r>
+      <w:proofErr w:type="spellEnd"/>
+      <w:r>
+        <w:rPr>
+          <w:rFonts w:eastAsia="Times New Roman" w:cs="Times New Roman"/>
+          <w:kern w:val="0"/>
+          <w:lang w:val="el-GR" w:eastAsia="el-GR" w:bidi="ar-SA"/>
+        </w:rPr>
+        <w:t xml:space="preserve"> </w:t>
       </w:r>
       <w:r>
         <w:rPr>
@@ -294,7 +576,25 @@
           <w:kern w:val="0"/>
           <w:lang w:val="el-GR" w:eastAsia="el-GR" w:bidi="ar-SA"/>
         </w:rPr>
-        <w:t>, με τον Ολλανδό να μένει κολλημένος πίσω του μέχρι το τέλος χωρίς να μπορεί να ολοκληρώσει την προσπέραση. Η διαφορά τους στον τερματισμό ήταν πολύ μικρή, αλλά στην πράξη ο Gasly είχε τον έλεγχο. Κράτησε σωστά τις εξόδους του, προστάτευσε τη θέση του και δεν έδωσε το παραμικρό εύκολο άνοιγμα.</w:t>
+        <w:t xml:space="preserve">, με τον Ολλανδό να μένει κολλημένος πίσω του μέχρι το τέλος χωρίς να μπορεί να ολοκληρώσει την προσπέραση. Η διαφορά τους στον τερματισμό ήταν πολύ μικρή, αλλά στην πράξη ο </w:t>
+      </w:r>
+      <w:proofErr w:type="spellStart"/>
+      <w:r>
+        <w:rPr>
+          <w:rFonts w:eastAsia="Times New Roman" w:cs="Times New Roman"/>
+          <w:kern w:val="0"/>
+          <w:lang w:val="el-GR" w:eastAsia="el-GR" w:bidi="ar-SA"/>
+        </w:rPr>
+        <w:t>Gasly</w:t>
+      </w:r>
+      <w:proofErr w:type="spellEnd"/>
+      <w:r>
+        <w:rPr>
+          <w:rFonts w:eastAsia="Times New Roman" w:cs="Times New Roman"/>
+          <w:kern w:val="0"/>
+          <w:lang w:val="el-GR" w:eastAsia="el-GR" w:bidi="ar-SA"/>
+        </w:rPr>
+        <w:t xml:space="preserve"> είχε τον έλεγχο. Κράτησε σωστά τις εξόδους του, προστάτευσε τη θέση του και δεν έδωσε το παραμικρό εύκολο άνοιγμα.</w:t>
       </w:r>
     </w:p>
     <w:p>
@@ -315,7 +615,61 @@
           <w:kern w:val="0"/>
           <w:lang w:val="el-GR" w:eastAsia="el-GR" w:bidi="ar-SA"/>
         </w:rPr>
-        <w:t>Αυτό που έκανε τη διαφορά δεν ήταν μόνο η τελική ταχύτητα, αλλά και η διαχείριση ενέργειας και ρυθμού. Ο Verstappen φάνηκε να έχει δυσκολία στο να πλησιάσει και να τελειώσει τη μάχη, ενώ ο Gasly εκμεταλλεύτηκε άψογα το πακέτο της Alpine σε όλη τη διάρκεια του αγώνα.</w:t>
+        <w:t xml:space="preserve">Αυτό που έκανε τη διαφορά δεν ήταν μόνο η τελική ταχύτητα, αλλά και η διαχείριση ενέργειας και ρυθμού. Ο </w:t>
+      </w:r>
+      <w:proofErr w:type="spellStart"/>
+      <w:r>
+        <w:rPr>
+          <w:rFonts w:eastAsia="Times New Roman" w:cs="Times New Roman"/>
+          <w:kern w:val="0"/>
+          <w:lang w:val="el-GR" w:eastAsia="el-GR" w:bidi="ar-SA"/>
+        </w:rPr>
+        <w:t>Verstappen</w:t>
+      </w:r>
+      <w:proofErr w:type="spellEnd"/>
+      <w:r>
+        <w:rPr>
+          <w:rFonts w:eastAsia="Times New Roman" w:cs="Times New Roman"/>
+          <w:kern w:val="0"/>
+          <w:lang w:val="el-GR" w:eastAsia="el-GR" w:bidi="ar-SA"/>
+        </w:rPr>
+        <w:t xml:space="preserve"> φάνηκε να έχει δυσκολία στο να πλησιάσει και να τελειώσει τη μάχη, ενώ ο </w:t>
+      </w:r>
+      <w:proofErr w:type="spellStart"/>
+      <w:r>
+        <w:rPr>
+          <w:rFonts w:eastAsia="Times New Roman" w:cs="Times New Roman"/>
+          <w:kern w:val="0"/>
+          <w:lang w:val="el-GR" w:eastAsia="el-GR" w:bidi="ar-SA"/>
+        </w:rPr>
+        <w:t>Gasly</w:t>
+      </w:r>
+      <w:proofErr w:type="spellEnd"/>
+      <w:r>
+        <w:rPr>
+          <w:rFonts w:eastAsia="Times New Roman" w:cs="Times New Roman"/>
+          <w:kern w:val="0"/>
+          <w:lang w:val="el-GR" w:eastAsia="el-GR" w:bidi="ar-SA"/>
+        </w:rPr>
+        <w:t xml:space="preserve"> εκμεταλλεύτηκε άψογα το πακέτο της </w:t>
+      </w:r>
+      <w:proofErr w:type="spellStart"/>
+      <w:r>
+        <w:rPr>
+          <w:rFonts w:eastAsia="Times New Roman" w:cs="Times New Roman"/>
+          <w:kern w:val="0"/>
+          <w:lang w:val="el-GR" w:eastAsia="el-GR" w:bidi="ar-SA"/>
+        </w:rPr>
+        <w:t>Alpine</w:t>
+      </w:r>
+      <w:proofErr w:type="spellEnd"/>
+      <w:r>
+        <w:rPr>
+          <w:rFonts w:eastAsia="Times New Roman" w:cs="Times New Roman"/>
+          <w:kern w:val="0"/>
+          <w:lang w:val="el-GR" w:eastAsia="el-GR" w:bidi="ar-SA"/>
+        </w:rPr>
+        <w:t xml:space="preserve"> σε όλη τη διάρκεια του αγώνα.</w:t>
       </w:r>
       <w:r>
         <w:rPr>
@@ -393,7 +747,7 @@
         <w:rPr>
           <w:rFonts w:eastAsia="Times New Roman" w:cs="Times New Roman"/>
           <w:kern w:val="0"/>
-          <w:lang w:val="de-DE" w:eastAsia="el-GR" w:bidi="ar-SA"/>
+          <w:lang w:val="el-GR" w:eastAsia="el-GR" w:bidi="ar-SA"/>
         </w:rPr>
       </w:pPr>
       <w:r>
@@ -402,8 +756,27 @@
           <w:kern w:val="0"/>
           <w:lang w:val="el-GR" w:eastAsia="el-GR" w:bidi="ar-SA"/>
         </w:rPr>
-        <w:t xml:space="preserve">Στη Suzuka 2026, ο </w:t>
-      </w:r>
+        <w:t xml:space="preserve">Στη </w:t>
+      </w:r>
+      <w:proofErr w:type="spellStart"/>
+      <w:r>
+        <w:rPr>
+          <w:rFonts w:eastAsia="Times New Roman" w:cs="Times New Roman"/>
+          <w:kern w:val="0"/>
+          <w:lang w:val="el-GR" w:eastAsia="el-GR" w:bidi="ar-SA"/>
+        </w:rPr>
+        <w:t>Suzuka</w:t>
+      </w:r>
+      <w:proofErr w:type="spellEnd"/>
+      <w:r>
+        <w:rPr>
+          <w:rFonts w:eastAsia="Times New Roman" w:cs="Times New Roman"/>
+          <w:kern w:val="0"/>
+          <w:lang w:val="el-GR" w:eastAsia="el-GR" w:bidi="ar-SA"/>
+        </w:rPr>
+        <w:t xml:space="preserve"> 2026, ο </w:t>
+      </w:r>
+      <w:proofErr w:type="spellStart"/>
       <w:r>
         <w:rPr>
           <w:rFonts w:eastAsia="Times New Roman" w:cs="Times New Roman"/>
@@ -412,15 +785,74 @@
           <w:kern w:val="0"/>
           <w:lang w:val="el-GR" w:eastAsia="el-GR" w:bidi="ar-SA"/>
         </w:rPr>
-        <w:t>Gasly κέρδισε καθαρά τη μάχη από τον Verstappen</w:t>
-      </w:r>
-      <w:r>
-        <w:rPr>
-          <w:rFonts w:eastAsia="Times New Roman" w:cs="Times New Roman"/>
-          <w:kern w:val="0"/>
-          <w:lang w:val="el-GR" w:eastAsia="el-GR" w:bidi="ar-SA"/>
-        </w:rPr>
-        <w:t>. Ήταν μπροστά στις κατατακτήριες, έμεινε μπροστά και στον αγώνα, και έδειξε ότι αυτή τη στιγμή η Alpine μπορεί να βγάζει πιο σταθερή απόδοση από τη Red Bull σε τέτοιου είδους μάχες.</w:t>
+        <w:t>Gasly</w:t>
+      </w:r>
+      <w:proofErr w:type="spellEnd"/>
+      <w:r>
+        <w:rPr>
+          <w:rFonts w:eastAsia="Times New Roman" w:cs="Times New Roman"/>
+          <w:b/>
+          <w:bCs/>
+          <w:kern w:val="0"/>
+          <w:lang w:val="el-GR" w:eastAsia="el-GR" w:bidi="ar-SA"/>
+        </w:rPr>
+        <w:t xml:space="preserve"> κέρδισε καθαρά τη μάχη από τον </w:t>
+      </w:r>
+      <w:proofErr w:type="spellStart"/>
+      <w:r>
+        <w:rPr>
+          <w:rFonts w:eastAsia="Times New Roman" w:cs="Times New Roman"/>
+          <w:b/>
+          <w:bCs/>
+          <w:kern w:val="0"/>
+          <w:lang w:val="el-GR" w:eastAsia="el-GR" w:bidi="ar-SA"/>
+        </w:rPr>
+        <w:t>Verstappen</w:t>
+      </w:r>
+      <w:proofErr w:type="spellEnd"/>
+      <w:r>
+        <w:rPr>
+          <w:rFonts w:eastAsia="Times New Roman" w:cs="Times New Roman"/>
+          <w:kern w:val="0"/>
+          <w:lang w:val="el-GR" w:eastAsia="el-GR" w:bidi="ar-SA"/>
+        </w:rPr>
+        <w:t xml:space="preserve">. Ήταν μπροστά στις κατατακτήριες, έμεινε μπροστά και στον αγώνα, και έδειξε ότι αυτή τη στιγμή η </w:t>
+      </w:r>
+      <w:proofErr w:type="spellStart"/>
+      <w:r>
+        <w:rPr>
+          <w:rFonts w:eastAsia="Times New Roman" w:cs="Times New Roman"/>
+          <w:kern w:val="0"/>
+          <w:lang w:val="el-GR" w:eastAsia="el-GR" w:bidi="ar-SA"/>
+        </w:rPr>
+        <w:t>Alpine</w:t>
+      </w:r>
+      <w:proofErr w:type="spellEnd"/>
+      <w:r>
+        <w:rPr>
+          <w:rFonts w:eastAsia="Times New Roman" w:cs="Times New Roman"/>
+          <w:kern w:val="0"/>
+          <w:lang w:val="el-GR" w:eastAsia="el-GR" w:bidi="ar-SA"/>
+        </w:rPr>
+        <w:t xml:space="preserve"> μπορεί να βγάζει πιο σταθερή απόδοση από τη Red </w:t>
+      </w:r>
+      <w:proofErr w:type="spellStart"/>
+      <w:r>
+        <w:rPr>
+          <w:rFonts w:eastAsia="Times New Roman" w:cs="Times New Roman"/>
+          <w:kern w:val="0"/>
+          <w:lang w:val="el-GR" w:eastAsia="el-GR" w:bidi="ar-SA"/>
+        </w:rPr>
+        <w:t>Bull</w:t>
+      </w:r>
+      <w:proofErr w:type="spellEnd"/>
+      <w:r>
+        <w:rPr>
+          <w:rFonts w:eastAsia="Times New Roman" w:cs="Times New Roman"/>
+          <w:kern w:val="0"/>
+          <w:lang w:val="el-GR" w:eastAsia="el-GR" w:bidi="ar-SA"/>
+        </w:rPr>
+        <w:t xml:space="preserve"> σε τέτοιου είδους μάχες.</w:t>
       </w:r>
       <w:r>
         <w:rPr>
@@ -440,7 +872,7 @@
         <w:rPr>
           <w:rFonts w:eastAsia="Times New Roman" w:cs="Times New Roman"/>
           <w:kern w:val="0"/>
-          <w:lang w:val="el-GR" w:eastAsia="el-GR" w:bidi="ar-SA"/>
+          <w:lang w:val="de-DE" w:eastAsia="el-GR" w:bidi="ar-SA"/>
         </w:rPr>
       </w:pPr>
       <w:r>
@@ -465,7 +897,61 @@
           <w:kern w:val="0"/>
           <w:lang w:val="el-GR" w:eastAsia="el-GR" w:bidi="ar-SA"/>
         </w:rPr>
-        <w:t xml:space="preserve">α περισσοτερες τηλεμετριες επισκεφτειτε το </w:t>
+        <w:t xml:space="preserve">α </w:t>
+      </w:r>
+      <w:proofErr w:type="spellStart"/>
+      <w:r>
+        <w:rPr>
+          <w:rFonts w:eastAsia="Times New Roman" w:cs="Times New Roman"/>
+          <w:kern w:val="0"/>
+          <w:lang w:val="el-GR" w:eastAsia="el-GR" w:bidi="ar-SA"/>
+        </w:rPr>
+        <w:t>περισσοτερες</w:t>
+      </w:r>
+      <w:proofErr w:type="spellEnd"/>
+      <w:r>
+        <w:rPr>
+          <w:rFonts w:eastAsia="Times New Roman" w:cs="Times New Roman"/>
+          <w:kern w:val="0"/>
+          <w:lang w:val="el-GR" w:eastAsia="el-GR" w:bidi="ar-SA"/>
+        </w:rPr>
+        <w:t xml:space="preserve"> </w:t>
+      </w:r>
+      <w:proofErr w:type="spellStart"/>
+      <w:r>
+        <w:rPr>
+          <w:rFonts w:eastAsia="Times New Roman" w:cs="Times New Roman"/>
+          <w:kern w:val="0"/>
+          <w:lang w:val="el-GR" w:eastAsia="el-GR" w:bidi="ar-SA"/>
+        </w:rPr>
+        <w:t>τηλεμετριες</w:t>
+      </w:r>
+      <w:proofErr w:type="spellEnd"/>
+      <w:r>
+        <w:rPr>
+          <w:rFonts w:eastAsia="Times New Roman" w:cs="Times New Roman"/>
+          <w:kern w:val="0"/>
+          <w:lang w:val="el-GR" w:eastAsia="el-GR" w:bidi="ar-SA"/>
+        </w:rPr>
+        <w:t xml:space="preserve"> </w:t>
+      </w:r>
+      <w:proofErr w:type="spellStart"/>
+      <w:r>
+        <w:rPr>
+          <w:rFonts w:eastAsia="Times New Roman" w:cs="Times New Roman"/>
+          <w:kern w:val="0"/>
+          <w:lang w:val="el-GR" w:eastAsia="el-GR" w:bidi="ar-SA"/>
+        </w:rPr>
+        <w:t>επισκεφτειτε</w:t>
+      </w:r>
+      <w:proofErr w:type="spellEnd"/>
+      <w:r>
+        <w:rPr>
+          <w:rFonts w:eastAsia="Times New Roman" w:cs="Times New Roman"/>
+          <w:kern w:val="0"/>
+          <w:lang w:val="el-GR" w:eastAsia="el-GR" w:bidi="ar-SA"/>
+        </w:rPr>
+        <w:t xml:space="preserve"> το </w:t>
       </w:r>
       <w:r>
         <w:rPr>
@@ -475,613 +961,383 @@
         </w:rPr>
         <w:t xml:space="preserve">: </w:t>
       </w:r>
+      <w:hyperlink r:id="rId8" w:history="1">
+        <w:r>
+          <w:rPr>
+            <w:rStyle w:val="-"/>
+            <w:rFonts w:eastAsia="Times New Roman" w:cs="Times New Roman"/>
+            <w:kern w:val="0"/>
+            <w:lang w:val="de-DE" w:eastAsia="el-GR" w:bidi="ar-SA"/>
+          </w:rPr>
+          <w:t>https</w:t>
+        </w:r>
+        <w:r>
+          <w:rPr>
+            <w:rStyle w:val="-"/>
+            <w:rFonts w:eastAsia="Times New Roman" w:cs="Times New Roman"/>
+            <w:kern w:val="0"/>
+            <w:lang w:val="el-GR" w:eastAsia="el-GR" w:bidi="ar-SA"/>
+          </w:rPr>
+          <w:t>://</w:t>
+        </w:r>
+        <w:r>
+          <w:rPr>
+            <w:rStyle w:val="-"/>
+            <w:rFonts w:eastAsia="Times New Roman" w:cs="Times New Roman"/>
+            <w:kern w:val="0"/>
+            <w:lang w:val="de-DE" w:eastAsia="el-GR" w:bidi="ar-SA"/>
+          </w:rPr>
+          <w:t>georgiosbalatzis</w:t>
+        </w:r>
+        <w:r>
+          <w:rPr>
+            <w:rStyle w:val="-"/>
+            <w:rFonts w:eastAsia="Times New Roman" w:cs="Times New Roman"/>
+            <w:kern w:val="0"/>
+            <w:lang w:val="el-GR" w:eastAsia="el-GR" w:bidi="ar-SA"/>
+          </w:rPr>
+          <w:t>.</w:t>
+        </w:r>
+        <w:r>
+          <w:rPr>
+            <w:rStyle w:val="-"/>
+            <w:rFonts w:eastAsia="Times New Roman" w:cs="Times New Roman"/>
+            <w:kern w:val="0"/>
+            <w:lang w:val="de-DE" w:eastAsia="el-GR" w:bidi="ar-SA"/>
+          </w:rPr>
+          <w:t>github</w:t>
+        </w:r>
+        <w:r>
+          <w:rPr>
+            <w:rStyle w:val="-"/>
+            <w:rFonts w:eastAsia="Times New Roman" w:cs="Times New Roman"/>
+            <w:kern w:val="0"/>
+            <w:lang w:val="el-GR" w:eastAsia="el-GR" w:bidi="ar-SA"/>
+          </w:rPr>
+          <w:t>.</w:t>
+        </w:r>
+        <w:r>
+          <w:rPr>
+            <w:rStyle w:val="-"/>
+            <w:rFonts w:eastAsia="Times New Roman" w:cs="Times New Roman"/>
+            <w:kern w:val="0"/>
+            <w:lang w:val="de-DE" w:eastAsia="el-GR" w:bidi="ar-SA"/>
+          </w:rPr>
+          <w:t>io</w:t>
+        </w:r>
+        <w:r>
+          <w:rPr>
+            <w:rStyle w:val="-"/>
+            <w:rFonts w:eastAsia="Times New Roman" w:cs="Times New Roman"/>
+            <w:kern w:val="0"/>
+            <w:lang w:val="el-GR" w:eastAsia="el-GR" w:bidi="ar-SA"/>
+          </w:rPr>
+          <w:t>/</w:t>
+        </w:r>
+        <w:r>
+          <w:rPr>
+            <w:rStyle w:val="-"/>
+            <w:rFonts w:eastAsia="Times New Roman" w:cs="Times New Roman"/>
+            <w:kern w:val="0"/>
+            <w:lang w:val="de-DE" w:eastAsia="el-GR" w:bidi="ar-SA"/>
+          </w:rPr>
+          <w:t>f</w:t>
+        </w:r>
+        <w:r>
+          <w:rPr>
+            <w:rStyle w:val="-"/>
+            <w:rFonts w:eastAsia="Times New Roman" w:cs="Times New Roman"/>
+            <w:kern w:val="0"/>
+            <w:lang w:val="el-GR" w:eastAsia="el-GR" w:bidi="ar-SA"/>
+          </w:rPr>
+          <w:t>1-</w:t>
+        </w:r>
+        <w:r>
+          <w:rPr>
+            <w:rStyle w:val="-"/>
+            <w:rFonts w:eastAsia="Times New Roman" w:cs="Times New Roman"/>
+            <w:kern w:val="0"/>
+            <w:lang w:val="de-DE" w:eastAsia="el-GR" w:bidi="ar-SA"/>
+          </w:rPr>
+          <w:t>telemetry</w:t>
+        </w:r>
+        <w:r>
+          <w:rPr>
+            <w:rStyle w:val="-"/>
+            <w:rFonts w:eastAsia="Times New Roman" w:cs="Times New Roman"/>
+            <w:kern w:val="0"/>
+            <w:lang w:val="el-GR" w:eastAsia="el-GR" w:bidi="ar-SA"/>
+          </w:rPr>
+          <w:t>-</w:t>
+        </w:r>
+        <w:r>
+          <w:rPr>
+            <w:rStyle w:val="-"/>
+            <w:rFonts w:eastAsia="Times New Roman" w:cs="Times New Roman"/>
+            <w:kern w:val="0"/>
+            <w:lang w:val="de-DE" w:eastAsia="el-GR" w:bidi="ar-SA"/>
+          </w:rPr>
+          <w:t>dashboard</w:t>
+        </w:r>
+        <w:r>
+          <w:rPr>
+            <w:rStyle w:val="-"/>
+            <w:rFonts w:eastAsia="Times New Roman" w:cs="Times New Roman"/>
+            <w:kern w:val="0"/>
+            <w:lang w:val="el-GR" w:eastAsia="el-GR" w:bidi="ar-SA"/>
+          </w:rPr>
+          <w:t>/?</w:t>
+        </w:r>
+        <w:r>
+          <w:rPr>
+            <w:rStyle w:val="-"/>
+            <w:rFonts w:eastAsia="Times New Roman" w:cs="Times New Roman"/>
+            <w:kern w:val="0"/>
+            <w:lang w:val="de-DE" w:eastAsia="el-GR" w:bidi="ar-SA"/>
+          </w:rPr>
+          <w:t>y</w:t>
+        </w:r>
+        <w:r>
+          <w:rPr>
+            <w:rStyle w:val="-"/>
+            <w:rFonts w:eastAsia="Times New Roman" w:cs="Times New Roman"/>
+            <w:kern w:val="0"/>
+            <w:lang w:val="el-GR" w:eastAsia="el-GR" w:bidi="ar-SA"/>
+          </w:rPr>
+          <w:t>=2026&amp;</w:t>
+        </w:r>
+        <w:r>
+          <w:rPr>
+            <w:rStyle w:val="-"/>
+            <w:rFonts w:eastAsia="Times New Roman" w:cs="Times New Roman"/>
+            <w:kern w:val="0"/>
+            <w:lang w:val="de-DE" w:eastAsia="el-GR" w:bidi="ar-SA"/>
+          </w:rPr>
+          <w:t>c</w:t>
+        </w:r>
+        <w:r>
+          <w:rPr>
+            <w:rStyle w:val="-"/>
+            <w:rFonts w:eastAsia="Times New Roman" w:cs="Times New Roman"/>
+            <w:kern w:val="0"/>
+            <w:lang w:val="el-GR" w:eastAsia="el-GR" w:bidi="ar-SA"/>
+          </w:rPr>
+          <w:t>=</w:t>
+        </w:r>
+        <w:r>
+          <w:rPr>
+            <w:rStyle w:val="-"/>
+            <w:rFonts w:eastAsia="Times New Roman" w:cs="Times New Roman"/>
+            <w:kern w:val="0"/>
+            <w:lang w:val="de-DE" w:eastAsia="el-GR" w:bidi="ar-SA"/>
+          </w:rPr>
+          <w:t>Suzuka</w:t>
+        </w:r>
+        <w:r>
+          <w:rPr>
+            <w:rStyle w:val="-"/>
+            <w:rFonts w:eastAsia="Times New Roman" w:cs="Times New Roman"/>
+            <w:kern w:val="0"/>
+            <w:lang w:val="el-GR" w:eastAsia="el-GR" w:bidi="ar-SA"/>
+          </w:rPr>
+          <w:t>&amp;</w:t>
+        </w:r>
+        <w:r>
+          <w:rPr>
+            <w:rStyle w:val="-"/>
+            <w:rFonts w:eastAsia="Times New Roman" w:cs="Times New Roman"/>
+            <w:kern w:val="0"/>
+            <w:lang w:val="de-DE" w:eastAsia="el-GR" w:bidi="ar-SA"/>
+          </w:rPr>
+          <w:t>sk</w:t>
+        </w:r>
+        <w:r>
+          <w:rPr>
+            <w:rStyle w:val="-"/>
+            <w:rFonts w:eastAsia="Times New Roman" w:cs="Times New Roman"/>
+            <w:kern w:val="0"/>
+            <w:lang w:val="el-GR" w:eastAsia="el-GR" w:bidi="ar-SA"/>
+          </w:rPr>
+          <w:t>=11253&amp;</w:t>
+        </w:r>
+        <w:r>
+          <w:rPr>
+            <w:rStyle w:val="-"/>
+            <w:rFonts w:eastAsia="Times New Roman" w:cs="Times New Roman"/>
+            <w:kern w:val="0"/>
+            <w:lang w:val="de-DE" w:eastAsia="el-GR" w:bidi="ar-SA"/>
+          </w:rPr>
+          <w:t>d</w:t>
+        </w:r>
+        <w:r>
+          <w:rPr>
+            <w:rStyle w:val="-"/>
+            <w:rFonts w:eastAsia="Times New Roman" w:cs="Times New Roman"/>
+            <w:kern w:val="0"/>
+            <w:lang w:val="el-GR" w:eastAsia="el-GR" w:bidi="ar-SA"/>
+          </w:rPr>
+          <w:t>=3%2</w:t>
+        </w:r>
+        <w:r>
+          <w:rPr>
+            <w:rStyle w:val="-"/>
+            <w:rFonts w:eastAsia="Times New Roman" w:cs="Times New Roman"/>
+            <w:kern w:val="0"/>
+            <w:lang w:val="de-DE" w:eastAsia="el-GR" w:bidi="ar-SA"/>
+          </w:rPr>
+          <w:t>C</w:t>
+        </w:r>
+        <w:r>
+          <w:rPr>
+            <w:rStyle w:val="-"/>
+            <w:rFonts w:eastAsia="Times New Roman" w:cs="Times New Roman"/>
+            <w:kern w:val="0"/>
+            <w:lang w:val="el-GR" w:eastAsia="el-GR" w:bidi="ar-SA"/>
+          </w:rPr>
+          <w:t>10&amp;</w:t>
+        </w:r>
+        <w:r>
+          <w:rPr>
+            <w:rStyle w:val="-"/>
+            <w:rFonts w:eastAsia="Times New Roman" w:cs="Times New Roman"/>
+            <w:kern w:val="0"/>
+            <w:lang w:val="de-DE" w:eastAsia="el-GR" w:bidi="ar-SA"/>
+          </w:rPr>
+          <w:t>l</w:t>
+        </w:r>
+        <w:r>
+          <w:rPr>
+            <w:rStyle w:val="-"/>
+            <w:rFonts w:eastAsia="Times New Roman" w:cs="Times New Roman"/>
+            <w:kern w:val="0"/>
+            <w:lang w:val="el-GR" w:eastAsia="el-GR" w:bidi="ar-SA"/>
+          </w:rPr>
+          <w:t>=12&amp;</w:t>
+        </w:r>
+        <w:r>
+          <w:rPr>
+            <w:rStyle w:val="-"/>
+            <w:rFonts w:eastAsia="Times New Roman" w:cs="Times New Roman"/>
+            <w:kern w:val="0"/>
+            <w:lang w:val="de-DE" w:eastAsia="el-GR" w:bidi="ar-SA"/>
+          </w:rPr>
+          <w:t>t</w:t>
+        </w:r>
+        <w:r>
+          <w:rPr>
+            <w:rStyle w:val="-"/>
+            <w:rFonts w:eastAsia="Times New Roman" w:cs="Times New Roman"/>
+            <w:kern w:val="0"/>
+            <w:lang w:val="el-GR" w:eastAsia="el-GR" w:bidi="ar-SA"/>
+          </w:rPr>
+          <w:t>=</w:t>
+        </w:r>
+        <w:r>
+          <w:rPr>
+            <w:rStyle w:val="-"/>
+            <w:rFonts w:eastAsia="Times New Roman" w:cs="Times New Roman"/>
+            <w:kern w:val="0"/>
+            <w:lang w:val="de-DE" w:eastAsia="el-GR" w:bidi="ar-SA"/>
+          </w:rPr>
+          <w:t>telemetry</w:t>
+        </w:r>
+      </w:hyperlink>
+      <w:r>
+        <w:rPr>
+          <w:rFonts w:eastAsia="Times New Roman" w:cs="Times New Roman"/>
+          <w:kern w:val="0"/>
+          <w:lang w:val="el-GR" w:eastAsia="el-GR" w:bidi="ar-SA"/>
+        </w:rPr>
+        <w:br/>
+      </w:r>
+      <w:r>
+        <w:rPr>
+          <w:rFonts w:eastAsia="Times New Roman" w:cs="Times New Roman"/>
+          <w:kern w:val="0"/>
+          <w:lang w:val="el-GR" w:eastAsia="el-GR" w:bidi="ar-SA"/>
+        </w:rPr>
+        <w:br/>
+      </w:r>
+      <w:proofErr w:type="spellStart"/>
+      <w:r>
+        <w:rPr>
+          <w:rFonts w:eastAsia="Times New Roman" w:cs="Times New Roman"/>
+          <w:kern w:val="0"/>
+          <w:lang w:val="el-GR" w:eastAsia="el-GR" w:bidi="ar-SA"/>
+        </w:rPr>
+        <w:t>Επισης</w:t>
+      </w:r>
+      <w:proofErr w:type="spellEnd"/>
+      <w:r>
+        <w:rPr>
+          <w:rFonts w:eastAsia="Times New Roman" w:cs="Times New Roman"/>
+          <w:kern w:val="0"/>
+          <w:lang w:val="el-GR" w:eastAsia="el-GR" w:bidi="ar-SA"/>
+        </w:rPr>
+        <w:t xml:space="preserve"> </w:t>
+      </w:r>
+      <w:proofErr w:type="spellStart"/>
+      <w:r>
+        <w:rPr>
+          <w:rFonts w:eastAsia="Times New Roman" w:cs="Times New Roman"/>
+          <w:kern w:val="0"/>
+          <w:lang w:val="el-GR" w:eastAsia="el-GR" w:bidi="ar-SA"/>
+        </w:rPr>
+        <w:t>μπορειτε</w:t>
+      </w:r>
+      <w:proofErr w:type="spellEnd"/>
+      <w:r>
+        <w:rPr>
+          <w:rFonts w:eastAsia="Times New Roman" w:cs="Times New Roman"/>
+          <w:kern w:val="0"/>
+          <w:lang w:val="el-GR" w:eastAsia="el-GR" w:bidi="ar-SA"/>
+        </w:rPr>
+        <w:t xml:space="preserve"> να </w:t>
+      </w:r>
+      <w:proofErr w:type="spellStart"/>
+      <w:r>
+        <w:rPr>
+          <w:rFonts w:eastAsia="Times New Roman" w:cs="Times New Roman"/>
+          <w:kern w:val="0"/>
+          <w:lang w:val="el-GR" w:eastAsia="el-GR" w:bidi="ar-SA"/>
+        </w:rPr>
+        <w:t>δειτε</w:t>
+      </w:r>
+      <w:proofErr w:type="spellEnd"/>
+      <w:r>
+        <w:rPr>
+          <w:rFonts w:eastAsia="Times New Roman" w:cs="Times New Roman"/>
+          <w:kern w:val="0"/>
+          <w:lang w:val="el-GR" w:eastAsia="el-GR" w:bidi="ar-SA"/>
+        </w:rPr>
+        <w:t xml:space="preserve"> το </w:t>
+      </w:r>
       <w:r>
         <w:rPr>
           <w:rFonts w:eastAsia="Times New Roman" w:cs="Times New Roman"/>
           <w:kern w:val="0"/>
           <w:lang w:val="de-DE" w:eastAsia="el-GR" w:bidi="ar-SA"/>
         </w:rPr>
-        <w:fldChar w:fldCharType="begin"/>
-      </w:r>
+        <w:t>ghost</w:t>
+      </w:r>
+      <w:r>
+        <w:rPr>
+          <w:rFonts w:eastAsia="Times New Roman" w:cs="Times New Roman"/>
+          <w:kern w:val="0"/>
+          <w:lang w:val="el-GR" w:eastAsia="el-GR" w:bidi="ar-SA"/>
+        </w:rPr>
+        <w:t xml:space="preserve"> </w:t>
+      </w:r>
+      <w:proofErr w:type="spellStart"/>
       <w:r>
         <w:rPr>
           <w:rFonts w:eastAsia="Times New Roman" w:cs="Times New Roman"/>
           <w:kern w:val="0"/>
           <w:lang w:val="de-DE" w:eastAsia="el-GR" w:bidi="ar-SA"/>
         </w:rPr>
-        <w:instrText>HYPERLINK</w:instrText>
-      </w:r>
-      <w:r>
-        <w:rPr>
-          <w:rFonts w:eastAsia="Times New Roman" w:cs="Times New Roman"/>
-          <w:kern w:val="0"/>
-          <w:lang w:val="el-GR" w:eastAsia="el-GR" w:bidi="ar-SA"/>
-        </w:rPr>
-        <w:instrText xml:space="preserve"> "</w:instrText>
-      </w:r>
-      <w:r>
-        <w:rPr>
-          <w:rFonts w:eastAsia="Times New Roman" w:cs="Times New Roman"/>
-          <w:kern w:val="0"/>
-          <w:lang w:val="de-DE" w:eastAsia="el-GR" w:bidi="ar-SA"/>
-        </w:rPr>
-        <w:instrText>https</w:instrText>
-      </w:r>
-      <w:r>
-        <w:rPr>
-          <w:rFonts w:eastAsia="Times New Roman" w:cs="Times New Roman"/>
-          <w:kern w:val="0"/>
-          <w:lang w:val="el-GR" w:eastAsia="el-GR" w:bidi="ar-SA"/>
-        </w:rPr>
-        <w:instrText>://</w:instrText>
-      </w:r>
-      <w:r>
-        <w:rPr>
-          <w:rFonts w:eastAsia="Times New Roman" w:cs="Times New Roman"/>
-          <w:kern w:val="0"/>
-          <w:lang w:val="de-DE" w:eastAsia="el-GR" w:bidi="ar-SA"/>
-        </w:rPr>
-        <w:instrText>georgiosbalatzis</w:instrText>
-      </w:r>
-      <w:r>
-        <w:rPr>
-          <w:rFonts w:eastAsia="Times New Roman" w:cs="Times New Roman"/>
-          <w:kern w:val="0"/>
-          <w:lang w:val="el-GR" w:eastAsia="el-GR" w:bidi="ar-SA"/>
-        </w:rPr>
-        <w:instrText>.</w:instrText>
-      </w:r>
-      <w:r>
-        <w:rPr>
-          <w:rFonts w:eastAsia="Times New Roman" w:cs="Times New Roman"/>
-          <w:kern w:val="0"/>
-          <w:lang w:val="de-DE" w:eastAsia="el-GR" w:bidi="ar-SA"/>
-        </w:rPr>
-        <w:instrText>github</w:instrText>
-      </w:r>
-      <w:r>
-        <w:rPr>
-          <w:rFonts w:eastAsia="Times New Roman" w:cs="Times New Roman"/>
-          <w:kern w:val="0"/>
-          <w:lang w:val="el-GR" w:eastAsia="el-GR" w:bidi="ar-SA"/>
-        </w:rPr>
-        <w:instrText>.</w:instrText>
-      </w:r>
-      <w:r>
-        <w:rPr>
-          <w:rFonts w:eastAsia="Times New Roman" w:cs="Times New Roman"/>
-          <w:kern w:val="0"/>
-          <w:lang w:val="de-DE" w:eastAsia="el-GR" w:bidi="ar-SA"/>
-        </w:rPr>
-        <w:instrText>io</w:instrText>
-      </w:r>
-      <w:r>
-        <w:rPr>
-          <w:rFonts w:eastAsia="Times New Roman" w:cs="Times New Roman"/>
-          <w:kern w:val="0"/>
-          <w:lang w:val="el-GR" w:eastAsia="el-GR" w:bidi="ar-SA"/>
-        </w:rPr>
-        <w:instrText>/</w:instrText>
-      </w:r>
-      <w:r>
-        <w:rPr>
-          <w:rFonts w:eastAsia="Times New Roman" w:cs="Times New Roman"/>
-          <w:kern w:val="0"/>
-          <w:lang w:val="de-DE" w:eastAsia="el-GR" w:bidi="ar-SA"/>
-        </w:rPr>
-        <w:instrText>f</w:instrText>
-      </w:r>
-      <w:r>
-        <w:rPr>
-          <w:rFonts w:eastAsia="Times New Roman" w:cs="Times New Roman"/>
-          <w:kern w:val="0"/>
-          <w:lang w:val="el-GR" w:eastAsia="el-GR" w:bidi="ar-SA"/>
-        </w:rPr>
-        <w:instrText>1-</w:instrText>
-      </w:r>
-      <w:r>
-        <w:rPr>
-          <w:rFonts w:eastAsia="Times New Roman" w:cs="Times New Roman"/>
-          <w:kern w:val="0"/>
-          <w:lang w:val="de-DE" w:eastAsia="el-GR" w:bidi="ar-SA"/>
-        </w:rPr>
-        <w:instrText>telemetry</w:instrText>
-      </w:r>
-      <w:r>
-        <w:rPr>
-          <w:rFonts w:eastAsia="Times New Roman" w:cs="Times New Roman"/>
-          <w:kern w:val="0"/>
-          <w:lang w:val="el-GR" w:eastAsia="el-GR" w:bidi="ar-SA"/>
-        </w:rPr>
-        <w:instrText>-</w:instrText>
-      </w:r>
-      <w:r>
-        <w:rPr>
-          <w:rFonts w:eastAsia="Times New Roman" w:cs="Times New Roman"/>
-          <w:kern w:val="0"/>
-          <w:lang w:val="de-DE" w:eastAsia="el-GR" w:bidi="ar-SA"/>
-        </w:rPr>
-        <w:instrText>dashboard</w:instrText>
-      </w:r>
-      <w:r>
-        <w:rPr>
-          <w:rFonts w:eastAsia="Times New Roman" w:cs="Times New Roman"/>
-          <w:kern w:val="0"/>
-          <w:lang w:val="el-GR" w:eastAsia="el-GR" w:bidi="ar-SA"/>
-        </w:rPr>
-        <w:instrText>/?</w:instrText>
-      </w:r>
-      <w:r>
-        <w:rPr>
-          <w:rFonts w:eastAsia="Times New Roman" w:cs="Times New Roman"/>
-          <w:kern w:val="0"/>
-          <w:lang w:val="de-DE" w:eastAsia="el-GR" w:bidi="ar-SA"/>
-        </w:rPr>
-        <w:instrText>y</w:instrText>
-      </w:r>
-      <w:r>
-        <w:rPr>
-          <w:rFonts w:eastAsia="Times New Roman" w:cs="Times New Roman"/>
-          <w:kern w:val="0"/>
-          <w:lang w:val="el-GR" w:eastAsia="el-GR" w:bidi="ar-SA"/>
-        </w:rPr>
-        <w:instrText>=2026&amp;</w:instrText>
-      </w:r>
-      <w:r>
-        <w:rPr>
-          <w:rFonts w:eastAsia="Times New Roman" w:cs="Times New Roman"/>
-          <w:kern w:val="0"/>
-          <w:lang w:val="de-DE" w:eastAsia="el-GR" w:bidi="ar-SA"/>
-        </w:rPr>
-        <w:instrText>c</w:instrText>
-      </w:r>
-      <w:r>
-        <w:rPr>
-          <w:rFonts w:eastAsia="Times New Roman" w:cs="Times New Roman"/>
-          <w:kern w:val="0"/>
-          <w:lang w:val="el-GR" w:eastAsia="el-GR" w:bidi="ar-SA"/>
-        </w:rPr>
-        <w:instrText>=</w:instrText>
-      </w:r>
-      <w:r>
-        <w:rPr>
-          <w:rFonts w:eastAsia="Times New Roman" w:cs="Times New Roman"/>
-          <w:kern w:val="0"/>
-          <w:lang w:val="de-DE" w:eastAsia="el-GR" w:bidi="ar-SA"/>
-        </w:rPr>
-        <w:instrText>Suzuka</w:instrText>
-      </w:r>
-      <w:r>
-        <w:rPr>
-          <w:rFonts w:eastAsia="Times New Roman" w:cs="Times New Roman"/>
-          <w:kern w:val="0"/>
-          <w:lang w:val="el-GR" w:eastAsia="el-GR" w:bidi="ar-SA"/>
-        </w:rPr>
-        <w:instrText>&amp;</w:instrText>
-      </w:r>
-      <w:r>
-        <w:rPr>
-          <w:rFonts w:eastAsia="Times New Roman" w:cs="Times New Roman"/>
-          <w:kern w:val="0"/>
-          <w:lang w:val="de-DE" w:eastAsia="el-GR" w:bidi="ar-SA"/>
-        </w:rPr>
-        <w:instrText>sk</w:instrText>
-      </w:r>
-      <w:r>
-        <w:rPr>
-          <w:rFonts w:eastAsia="Times New Roman" w:cs="Times New Roman"/>
-          <w:kern w:val="0"/>
-          <w:lang w:val="el-GR" w:eastAsia="el-GR" w:bidi="ar-SA"/>
-        </w:rPr>
-        <w:instrText>=11253&amp;</w:instrText>
-      </w:r>
-      <w:r>
-        <w:rPr>
-          <w:rFonts w:eastAsia="Times New Roman" w:cs="Times New Roman"/>
-          <w:kern w:val="0"/>
-          <w:lang w:val="de-DE" w:eastAsia="el-GR" w:bidi="ar-SA"/>
-        </w:rPr>
-        <w:instrText>d</w:instrText>
-      </w:r>
-      <w:r>
-        <w:rPr>
-          <w:rFonts w:eastAsia="Times New Roman" w:cs="Times New Roman"/>
-          <w:kern w:val="0"/>
-          <w:lang w:val="el-GR" w:eastAsia="el-GR" w:bidi="ar-SA"/>
-        </w:rPr>
-        <w:instrText>=3%2</w:instrText>
-      </w:r>
-      <w:r>
-        <w:rPr>
-          <w:rFonts w:eastAsia="Times New Roman" w:cs="Times New Roman"/>
-          <w:kern w:val="0"/>
-          <w:lang w:val="de-DE" w:eastAsia="el-GR" w:bidi="ar-SA"/>
-        </w:rPr>
-        <w:instrText>C</w:instrText>
-      </w:r>
-      <w:r>
-        <w:rPr>
-          <w:rFonts w:eastAsia="Times New Roman" w:cs="Times New Roman"/>
-          <w:kern w:val="0"/>
-          <w:lang w:val="el-GR" w:eastAsia="el-GR" w:bidi="ar-SA"/>
-        </w:rPr>
-        <w:instrText>10&amp;</w:instrText>
-      </w:r>
-      <w:r>
-        <w:rPr>
-          <w:rFonts w:eastAsia="Times New Roman" w:cs="Times New Roman"/>
-          <w:kern w:val="0"/>
-          <w:lang w:val="de-DE" w:eastAsia="el-GR" w:bidi="ar-SA"/>
-        </w:rPr>
-        <w:instrText>l</w:instrText>
-      </w:r>
-      <w:r>
-        <w:rPr>
-          <w:rFonts w:eastAsia="Times New Roman" w:cs="Times New Roman"/>
-          <w:kern w:val="0"/>
-          <w:lang w:val="el-GR" w:eastAsia="el-GR" w:bidi="ar-SA"/>
-        </w:rPr>
-        <w:instrText>=12&amp;</w:instrText>
-      </w:r>
-      <w:r>
-        <w:rPr>
-          <w:rFonts w:eastAsia="Times New Roman" w:cs="Times New Roman"/>
-          <w:kern w:val="0"/>
-          <w:lang w:val="de-DE" w:eastAsia="el-GR" w:bidi="ar-SA"/>
-        </w:rPr>
-        <w:instrText>t</w:instrText>
-      </w:r>
-      <w:r>
-        <w:rPr>
-          <w:rFonts w:eastAsia="Times New Roman" w:cs="Times New Roman"/>
-          <w:kern w:val="0"/>
-          <w:lang w:val="el-GR" w:eastAsia="el-GR" w:bidi="ar-SA"/>
-        </w:rPr>
-        <w:instrText>=</w:instrText>
-      </w:r>
-      <w:r>
-        <w:rPr>
-          <w:rFonts w:eastAsia="Times New Roman" w:cs="Times New Roman"/>
-          <w:kern w:val="0"/>
-          <w:lang w:val="de-DE" w:eastAsia="el-GR" w:bidi="ar-SA"/>
-        </w:rPr>
-        <w:instrText>telemetry</w:instrText>
-      </w:r>
-      <w:r>
-        <w:rPr>
-          <w:rFonts w:eastAsia="Times New Roman" w:cs="Times New Roman"/>
-          <w:kern w:val="0"/>
-          <w:lang w:val="el-GR" w:eastAsia="el-GR" w:bidi="ar-SA"/>
-        </w:rPr>
-        <w:instrText>"</w:instrText>
-      </w:r>
-      <w:r>
-        <w:rPr>
-          <w:rFonts w:eastAsia="Times New Roman" w:cs="Times New Roman"/>
-          <w:kern w:val="0"/>
-          <w:lang w:val="de-DE" w:eastAsia="el-GR" w:bidi="ar-SA"/>
-        </w:rPr>
-        <w:fldChar w:fldCharType="separate"/>
-      </w:r>
-      <w:r>
-        <w:rPr>
-          <w:rStyle w:val="-"/>
-          <w:rFonts w:eastAsia="Times New Roman" w:cs="Times New Roman"/>
-          <w:kern w:val="0"/>
-          <w:lang w:val="de-DE" w:eastAsia="el-GR" w:bidi="ar-SA"/>
-        </w:rPr>
-        <w:t>https</w:t>
-      </w:r>
-      <w:r>
-        <w:rPr>
-          <w:rStyle w:val="-"/>
-          <w:rFonts w:eastAsia="Times New Roman" w:cs="Times New Roman"/>
-          <w:kern w:val="0"/>
-          <w:lang w:val="el-GR" w:eastAsia="el-GR" w:bidi="ar-SA"/>
-        </w:rPr>
-        <w:t>://</w:t>
-      </w:r>
-      <w:r>
-        <w:rPr>
-          <w:rStyle w:val="-"/>
-          <w:rFonts w:eastAsia="Times New Roman" w:cs="Times New Roman"/>
-          <w:kern w:val="0"/>
-          <w:lang w:val="de-DE" w:eastAsia="el-GR" w:bidi="ar-SA"/>
-        </w:rPr>
-        <w:t>georgiosbalatzis</w:t>
-      </w:r>
-      <w:r>
-        <w:rPr>
-          <w:rStyle w:val="-"/>
-          <w:rFonts w:eastAsia="Times New Roman" w:cs="Times New Roman"/>
-          <w:kern w:val="0"/>
-          <w:lang w:val="el-GR" w:eastAsia="el-GR" w:bidi="ar-SA"/>
-        </w:rPr>
-        <w:t>.</w:t>
-      </w:r>
-      <w:r>
-        <w:rPr>
-          <w:rStyle w:val="-"/>
-          <w:rFonts w:eastAsia="Times New Roman" w:cs="Times New Roman"/>
-          <w:kern w:val="0"/>
-          <w:lang w:val="de-DE" w:eastAsia="el-GR" w:bidi="ar-SA"/>
-        </w:rPr>
-        <w:t>github</w:t>
-      </w:r>
-      <w:r>
-        <w:rPr>
-          <w:rStyle w:val="-"/>
-          <w:rFonts w:eastAsia="Times New Roman" w:cs="Times New Roman"/>
-          <w:kern w:val="0"/>
-          <w:lang w:val="el-GR" w:eastAsia="el-GR" w:bidi="ar-SA"/>
-        </w:rPr>
-        <w:t>.</w:t>
-      </w:r>
-      <w:r>
-        <w:rPr>
-          <w:rStyle w:val="-"/>
-          <w:rFonts w:eastAsia="Times New Roman" w:cs="Times New Roman"/>
-          <w:kern w:val="0"/>
-          <w:lang w:val="de-DE" w:eastAsia="el-GR" w:bidi="ar-SA"/>
-        </w:rPr>
-        <w:t>io</w:t>
-      </w:r>
-      <w:r>
-        <w:rPr>
-          <w:rStyle w:val="-"/>
-          <w:rFonts w:eastAsia="Times New Roman" w:cs="Times New Roman"/>
-          <w:kern w:val="0"/>
-          <w:lang w:val="el-GR" w:eastAsia="el-GR" w:bidi="ar-SA"/>
-        </w:rPr>
-        <w:t>/</w:t>
-      </w:r>
-      <w:r>
-        <w:rPr>
-          <w:rStyle w:val="-"/>
-          <w:rFonts w:eastAsia="Times New Roman" w:cs="Times New Roman"/>
-          <w:kern w:val="0"/>
-          <w:lang w:val="de-DE" w:eastAsia="el-GR" w:bidi="ar-SA"/>
-        </w:rPr>
-        <w:t>f</w:t>
-      </w:r>
-      <w:r>
-        <w:rPr>
-          <w:rStyle w:val="-"/>
-          <w:rFonts w:eastAsia="Times New Roman" w:cs="Times New Roman"/>
-          <w:kern w:val="0"/>
-          <w:lang w:val="el-GR" w:eastAsia="el-GR" w:bidi="ar-SA"/>
-        </w:rPr>
-        <w:t>1-</w:t>
-      </w:r>
-      <w:r>
-        <w:rPr>
-          <w:rStyle w:val="-"/>
-          <w:rFonts w:eastAsia="Times New Roman" w:cs="Times New Roman"/>
-          <w:kern w:val="0"/>
-          <w:lang w:val="de-DE" w:eastAsia="el-GR" w:bidi="ar-SA"/>
-        </w:rPr>
-        <w:t>telemetry</w:t>
-      </w:r>
-      <w:r>
-        <w:rPr>
-          <w:rStyle w:val="-"/>
-          <w:rFonts w:eastAsia="Times New Roman" w:cs="Times New Roman"/>
-          <w:kern w:val="0"/>
-          <w:lang w:val="el-GR" w:eastAsia="el-GR" w:bidi="ar-SA"/>
-        </w:rPr>
-        <w:t>-</w:t>
-      </w:r>
-      <w:r>
-        <w:rPr>
-          <w:rStyle w:val="-"/>
-          <w:rFonts w:eastAsia="Times New Roman" w:cs="Times New Roman"/>
-          <w:kern w:val="0"/>
-          <w:lang w:val="de-DE" w:eastAsia="el-GR" w:bidi="ar-SA"/>
-        </w:rPr>
-        <w:t>dashboard</w:t>
-      </w:r>
-      <w:r>
-        <w:rPr>
-          <w:rStyle w:val="-"/>
-          <w:rFonts w:eastAsia="Times New Roman" w:cs="Times New Roman"/>
-          <w:kern w:val="0"/>
-          <w:lang w:val="el-GR" w:eastAsia="el-GR" w:bidi="ar-SA"/>
-        </w:rPr>
-        <w:t>/?</w:t>
-      </w:r>
-      <w:r>
-        <w:rPr>
-          <w:rStyle w:val="-"/>
-          <w:rFonts w:eastAsia="Times New Roman" w:cs="Times New Roman"/>
-          <w:kern w:val="0"/>
-          <w:lang w:val="de-DE" w:eastAsia="el-GR" w:bidi="ar-SA"/>
-        </w:rPr>
-        <w:t>y</w:t>
-      </w:r>
-      <w:r>
-        <w:rPr>
-          <w:rStyle w:val="-"/>
-          <w:rFonts w:eastAsia="Times New Roman" w:cs="Times New Roman"/>
-          <w:kern w:val="0"/>
-          <w:lang w:val="el-GR" w:eastAsia="el-GR" w:bidi="ar-SA"/>
-        </w:rPr>
-        <w:t>=2026&amp;</w:t>
-      </w:r>
-      <w:r>
-        <w:rPr>
-          <w:rStyle w:val="-"/>
-          <w:rFonts w:eastAsia="Times New Roman" w:cs="Times New Roman"/>
-          <w:kern w:val="0"/>
-          <w:lang w:val="de-DE" w:eastAsia="el-GR" w:bidi="ar-SA"/>
-        </w:rPr>
-        <w:t>c</w:t>
-      </w:r>
-      <w:r>
-        <w:rPr>
-          <w:rStyle w:val="-"/>
-          <w:rFonts w:eastAsia="Times New Roman" w:cs="Times New Roman"/>
-          <w:kern w:val="0"/>
-          <w:lang w:val="el-GR" w:eastAsia="el-GR" w:bidi="ar-SA"/>
-        </w:rPr>
-        <w:t>=</w:t>
-      </w:r>
-      <w:r>
-        <w:rPr>
-          <w:rStyle w:val="-"/>
-          <w:rFonts w:eastAsia="Times New Roman" w:cs="Times New Roman"/>
-          <w:kern w:val="0"/>
-          <w:lang w:val="de-DE" w:eastAsia="el-GR" w:bidi="ar-SA"/>
-        </w:rPr>
-        <w:t>Suzuka</w:t>
-      </w:r>
-      <w:r>
-        <w:rPr>
-          <w:rStyle w:val="-"/>
-          <w:rFonts w:eastAsia="Times New Roman" w:cs="Times New Roman"/>
-          <w:kern w:val="0"/>
-          <w:lang w:val="el-GR" w:eastAsia="el-GR" w:bidi="ar-SA"/>
-        </w:rPr>
-        <w:t>&amp;</w:t>
-      </w:r>
-      <w:r>
-        <w:rPr>
-          <w:rStyle w:val="-"/>
-          <w:rFonts w:eastAsia="Times New Roman" w:cs="Times New Roman"/>
-          <w:kern w:val="0"/>
-          <w:lang w:val="de-DE" w:eastAsia="el-GR" w:bidi="ar-SA"/>
-        </w:rPr>
-        <w:t>sk</w:t>
-      </w:r>
-      <w:r>
-        <w:rPr>
-          <w:rStyle w:val="-"/>
-          <w:rFonts w:eastAsia="Times New Roman" w:cs="Times New Roman"/>
-          <w:kern w:val="0"/>
-          <w:lang w:val="el-GR" w:eastAsia="el-GR" w:bidi="ar-SA"/>
-        </w:rPr>
-        <w:t>=11253&amp;</w:t>
-      </w:r>
-      <w:r>
-        <w:rPr>
-          <w:rStyle w:val="-"/>
-          <w:rFonts w:eastAsia="Times New Roman" w:cs="Times New Roman"/>
-          <w:kern w:val="0"/>
-          <w:lang w:val="de-DE" w:eastAsia="el-GR" w:bidi="ar-SA"/>
-        </w:rPr>
-        <w:t>d</w:t>
-      </w:r>
-      <w:r>
-        <w:rPr>
-          <w:rStyle w:val="-"/>
-          <w:rFonts w:eastAsia="Times New Roman" w:cs="Times New Roman"/>
-          <w:kern w:val="0"/>
-          <w:lang w:val="el-GR" w:eastAsia="el-GR" w:bidi="ar-SA"/>
-        </w:rPr>
-        <w:t>=3%2</w:t>
-      </w:r>
-      <w:r>
-        <w:rPr>
-          <w:rStyle w:val="-"/>
-          <w:rFonts w:eastAsia="Times New Roman" w:cs="Times New Roman"/>
-          <w:kern w:val="0"/>
-          <w:lang w:val="de-DE" w:eastAsia="el-GR" w:bidi="ar-SA"/>
-        </w:rPr>
-        <w:t>C</w:t>
-      </w:r>
-      <w:r>
-        <w:rPr>
-          <w:rStyle w:val="-"/>
-          <w:rFonts w:eastAsia="Times New Roman" w:cs="Times New Roman"/>
-          <w:kern w:val="0"/>
-          <w:lang w:val="el-GR" w:eastAsia="el-GR" w:bidi="ar-SA"/>
-        </w:rPr>
-        <w:t>10&amp;</w:t>
-      </w:r>
-      <w:r>
-        <w:rPr>
-          <w:rStyle w:val="-"/>
-          <w:rFonts w:eastAsia="Times New Roman" w:cs="Times New Roman"/>
-          <w:kern w:val="0"/>
-          <w:lang w:val="de-DE" w:eastAsia="el-GR" w:bidi="ar-SA"/>
-        </w:rPr>
-        <w:t>l</w:t>
-      </w:r>
-      <w:r>
-        <w:rPr>
-          <w:rStyle w:val="-"/>
-          <w:rFonts w:eastAsia="Times New Roman" w:cs="Times New Roman"/>
-          <w:kern w:val="0"/>
-          <w:lang w:val="el-GR" w:eastAsia="el-GR" w:bidi="ar-SA"/>
-        </w:rPr>
-        <w:t>=12&amp;</w:t>
-      </w:r>
-      <w:r>
-        <w:rPr>
-          <w:rStyle w:val="-"/>
-          <w:rFonts w:eastAsia="Times New Roman" w:cs="Times New Roman"/>
-          <w:kern w:val="0"/>
-          <w:lang w:val="de-DE" w:eastAsia="el-GR" w:bidi="ar-SA"/>
-        </w:rPr>
-        <w:t>t</w:t>
-      </w:r>
-      <w:r>
-        <w:rPr>
-          <w:rStyle w:val="-"/>
-          <w:rFonts w:eastAsia="Times New Roman" w:cs="Times New Roman"/>
-          <w:kern w:val="0"/>
-          <w:lang w:val="el-GR" w:eastAsia="el-GR" w:bidi="ar-SA"/>
-        </w:rPr>
-        <w:t>=</w:t>
-      </w:r>
-      <w:r>
-        <w:rPr>
-          <w:rStyle w:val="-"/>
-          <w:rFonts w:eastAsia="Times New Roman" w:cs="Times New Roman"/>
-          <w:kern w:val="0"/>
-          <w:lang w:val="de-DE" w:eastAsia="el-GR" w:bidi="ar-SA"/>
-        </w:rPr>
-        <w:t>telemetry</w:t>
-      </w:r>
-      <w:r>
-        <w:rPr>
-          <w:rFonts w:eastAsia="Times New Roman" w:cs="Times New Roman"/>
-          <w:kern w:val="0"/>
-          <w:lang w:val="de-DE" w:eastAsia="el-GR" w:bidi="ar-SA"/>
-        </w:rPr>
-        <w:fldChar w:fldCharType="end"/>
-      </w:r>
-      <w:r>
-        <w:rPr>
-          <w:rFonts w:eastAsia="Times New Roman" w:cs="Times New Roman"/>
-          <w:kern w:val="0"/>
-          <w:lang w:val="el-GR" w:eastAsia="el-GR" w:bidi="ar-SA"/>
-        </w:rPr>
-        <w:br/>
-      </w:r>
-      <w:r>
-        <w:rPr>
-          <w:rFonts w:eastAsia="Times New Roman" w:cs="Times New Roman"/>
-          <w:kern w:val="0"/>
-          <w:lang w:val="el-GR" w:eastAsia="el-GR" w:bidi="ar-SA"/>
-        </w:rPr>
-        <w:br/>
-      </w:r>
-      <w:r>
-        <w:rPr>
-          <w:rFonts w:eastAsia="Times New Roman" w:cs="Times New Roman"/>
-          <w:kern w:val="0"/>
-          <w:lang w:val="el-GR" w:eastAsia="el-GR" w:bidi="ar-SA"/>
-        </w:rPr>
-        <w:t xml:space="preserve">Επισης μπορειτε να δειτε το </w:t>
-      </w:r>
-      <w:r>
-        <w:rPr>
-          <w:rFonts w:eastAsia="Times New Roman" w:cs="Times New Roman"/>
-          <w:kern w:val="0"/>
-          <w:lang w:val="de-DE" w:eastAsia="el-GR" w:bidi="ar-SA"/>
-        </w:rPr>
-        <w:t>ghost</w:t>
-      </w:r>
+        <w:t>car</w:t>
+      </w:r>
+      <w:proofErr w:type="spellEnd"/>
       <w:r>
         <w:rPr>
           <w:rFonts w:eastAsia="Times New Roman" w:cs="Times New Roman"/>
@@ -1094,9 +1350,17 @@
         <w:rPr>
           <w:rFonts w:eastAsia="Times New Roman" w:cs="Times New Roman"/>
           <w:kern w:val="0"/>
-          <w:lang w:val="de-DE" w:eastAsia="el-GR" w:bidi="ar-SA"/>
-        </w:rPr>
-        <w:t>car</w:t>
+          <w:lang w:val="el-GR" w:eastAsia="el-GR" w:bidi="ar-SA"/>
+        </w:rPr>
+        <w:t xml:space="preserve">στο </w:t>
+      </w:r>
+      <w:r>
+        <w:rPr>
+          <w:rFonts w:eastAsia="Times New Roman" w:cs="Times New Roman"/>
+          <w:kern w:val="0"/>
+          <w:lang w:val="el-GR" w:eastAsia="el-GR" w:bidi="ar-SA"/>
+        </w:rPr>
+        <w:t>:</w:t>
       </w:r>
       <w:r>
         <w:rPr>
@@ -1106,31 +1370,7 @@
         </w:rPr>
         <w:t xml:space="preserve"> </w:t>
       </w:r>
-      <w:r>
-        <w:rPr>
-          <w:rFonts w:eastAsia="Times New Roman" w:cs="Times New Roman"/>
-          <w:kern w:val="0"/>
-          <w:lang w:val="el-GR" w:eastAsia="el-GR" w:bidi="ar-SA"/>
-        </w:rPr>
-        <w:t xml:space="preserve">στο </w:t>
-      </w:r>
-      <w:r>
-        <w:rPr>
-          <w:rFonts w:eastAsia="Times New Roman" w:cs="Times New Roman"/>
-          <w:kern w:val="0"/>
-          <w:lang w:val="el-GR" w:eastAsia="el-GR" w:bidi="ar-SA"/>
-        </w:rPr>
-        <w:t>:</w:t>
-      </w:r>
-      <w:r>
-        <w:rPr>
-          <w:rFonts w:eastAsia="Times New Roman" w:cs="Times New Roman"/>
-          <w:kern w:val="0"/>
-          <w:lang w:val="el-GR" w:eastAsia="el-GR" w:bidi="ar-SA"/>
-        </w:rPr>
-        <w:t xml:space="preserve"> </w:t>
-      </w:r>
-      <w:hyperlink r:id="rId8" w:history="1">
+      <w:hyperlink r:id="rId9" w:history="1">
         <w:r>
           <w:rPr>
             <w:rStyle w:val="-"/>
@@ -1330,19 +1570,6 @@
           <w:t>2=11</w:t>
         </w:r>
       </w:hyperlink>
-    </w:p>
-    <w:p>
-      <w:pPr>
-        <w:suppressAutoHyphens w:val="0"/>
-        <w:autoSpaceDN/>
-        <w:spacing w:before="100" w:beforeAutospacing="1" w:after="100" w:afterAutospacing="1"/>
-        <w:textAlignment w:val="auto"/>
-        <w:rPr>
-          <w:rFonts w:eastAsia="Times New Roman" w:cs="Times New Roman"/>
-          <w:kern w:val="0"/>
-          <w:lang w:val="el-GR" w:eastAsia="el-GR" w:bidi="ar-SA"/>
-        </w:rPr>
-      </w:pPr>
     </w:p>
     <w:sectPr>
       <w:pgSz w:w="12240" w:h="15840"/>
@@ -2062,6 +2289,19 @@
       <w:u w:val="single"/>
     </w:rPr>
   </w:style>
+  <w:style w:type="character" w:styleId="HTML">
+    <w:name w:val="HTML Code"/>
+    <w:basedOn w:val="a0"/>
+    <w:uiPriority w:val="99"/>
+    <w:semiHidden/>
+    <w:unhideWhenUsed/>
+    <w:rsid w:val="004C77F2"/>
+    <w:rPr>
+      <w:rFonts w:ascii="Courier New" w:eastAsia="Times New Roman" w:hAnsi="Courier New" w:cs="Courier New"/>
+      <w:sz w:val="20"/>
+      <w:szCs w:val="20"/>
+    </w:rPr>
+  </w:style>
 </w:styles>
 </file>
 

--- a/blog-module/blog-entries/20260329G/jpg26.docx
+++ b/blog-module/blog-entries/20260329G/jpg26.docx
@@ -41,23 +41,7 @@
         <w:pStyle w:val="a5"/>
       </w:pPr>
       <w:r>
-        <w:t>Gasly vs Verstappen | Suzuka 2026: η Alpine μπ</w:t>
-      </w:r>
-      <w:proofErr w:type="spellStart"/>
-      <w:r>
-        <w:t>ροστά</w:t>
-      </w:r>
-      <w:proofErr w:type="spellEnd"/>
-      <w:r>
-        <w:t xml:space="preserve"> από </w:t>
-      </w:r>
-      <w:proofErr w:type="spellStart"/>
-      <w:r>
-        <w:t>τη</w:t>
-      </w:r>
-      <w:proofErr w:type="spellEnd"/>
-      <w:r>
-        <w:t xml:space="preserve"> Red Bull</w:t>
+        <w:t>Gasly vs Verstappen | Suzuka 2026: η Alpine μπροστά από τη Red Bull</w:t>
       </w:r>
     </w:p>
     <w:p>
@@ -94,27 +78,8 @@
           <w:kern w:val="0"/>
           <w:lang w:val="el-GR" w:eastAsia="el-GR" w:bidi="ar-SA"/>
         </w:rPr>
-        <w:t xml:space="preserve">Το τριήμερο στη </w:t>
-      </w:r>
-      <w:proofErr w:type="spellStart"/>
-      <w:r>
-        <w:rPr>
-          <w:rFonts w:eastAsia="Times New Roman" w:cs="Times New Roman"/>
-          <w:kern w:val="0"/>
-          <w:lang w:val="el-GR" w:eastAsia="el-GR" w:bidi="ar-SA"/>
-        </w:rPr>
-        <w:t>Suzuka</w:t>
-      </w:r>
-      <w:proofErr w:type="spellEnd"/>
-      <w:r>
-        <w:rPr>
-          <w:rFonts w:eastAsia="Times New Roman" w:cs="Times New Roman"/>
-          <w:kern w:val="0"/>
-          <w:lang w:val="el-GR" w:eastAsia="el-GR" w:bidi="ar-SA"/>
-        </w:rPr>
-        <w:t xml:space="preserve"> έκρυβε μια πολύ ενδιαφέρουσα μάχη πιο πίσω από την κορυφή: </w:t>
-      </w:r>
-      <w:proofErr w:type="spellStart"/>
+        <w:t xml:space="preserve">Το τριήμερο στη Suzuka έκρυβε μια πολύ ενδιαφέρουσα μάχη πιο πίσω από την κορυφή: </w:t>
+      </w:r>
       <w:r>
         <w:rPr>
           <w:rFonts w:eastAsia="Times New Roman" w:cs="Times New Roman"/>
@@ -123,100 +88,15 @@
           <w:kern w:val="0"/>
           <w:lang w:val="el-GR" w:eastAsia="el-GR" w:bidi="ar-SA"/>
         </w:rPr>
-        <w:t>Pierre</w:t>
-      </w:r>
-      <w:proofErr w:type="spellEnd"/>
-      <w:r>
-        <w:rPr>
-          <w:rFonts w:eastAsia="Times New Roman" w:cs="Times New Roman"/>
-          <w:b/>
-          <w:bCs/>
-          <w:kern w:val="0"/>
-          <w:lang w:val="el-GR" w:eastAsia="el-GR" w:bidi="ar-SA"/>
-        </w:rPr>
-        <w:t xml:space="preserve"> </w:t>
-      </w:r>
-      <w:proofErr w:type="spellStart"/>
-      <w:r>
-        <w:rPr>
-          <w:rFonts w:eastAsia="Times New Roman" w:cs="Times New Roman"/>
-          <w:b/>
-          <w:bCs/>
-          <w:kern w:val="0"/>
-          <w:lang w:val="el-GR" w:eastAsia="el-GR" w:bidi="ar-SA"/>
-        </w:rPr>
-        <w:t>Gasly</w:t>
-      </w:r>
-      <w:proofErr w:type="spellEnd"/>
-      <w:r>
-        <w:rPr>
-          <w:rFonts w:eastAsia="Times New Roman" w:cs="Times New Roman"/>
-          <w:b/>
-          <w:bCs/>
-          <w:kern w:val="0"/>
-          <w:lang w:val="el-GR" w:eastAsia="el-GR" w:bidi="ar-SA"/>
-        </w:rPr>
-        <w:t xml:space="preserve"> απέναντι στον </w:t>
-      </w:r>
-      <w:proofErr w:type="spellStart"/>
-      <w:r>
-        <w:rPr>
-          <w:rFonts w:eastAsia="Times New Roman" w:cs="Times New Roman"/>
-          <w:b/>
-          <w:bCs/>
-          <w:kern w:val="0"/>
-          <w:lang w:val="el-GR" w:eastAsia="el-GR" w:bidi="ar-SA"/>
-        </w:rPr>
-        <w:t>Max</w:t>
-      </w:r>
-      <w:proofErr w:type="spellEnd"/>
-      <w:r>
-        <w:rPr>
-          <w:rFonts w:eastAsia="Times New Roman" w:cs="Times New Roman"/>
-          <w:b/>
-          <w:bCs/>
-          <w:kern w:val="0"/>
-          <w:lang w:val="el-GR" w:eastAsia="el-GR" w:bidi="ar-SA"/>
-        </w:rPr>
-        <w:t xml:space="preserve"> </w:t>
-      </w:r>
-      <w:proofErr w:type="spellStart"/>
-      <w:r>
-        <w:rPr>
-          <w:rFonts w:eastAsia="Times New Roman" w:cs="Times New Roman"/>
-          <w:b/>
-          <w:bCs/>
-          <w:kern w:val="0"/>
-          <w:lang w:val="el-GR" w:eastAsia="el-GR" w:bidi="ar-SA"/>
-        </w:rPr>
-        <w:t>Verstappen</w:t>
-      </w:r>
-      <w:proofErr w:type="spellEnd"/>
-      <w:r>
-        <w:rPr>
-          <w:rFonts w:eastAsia="Times New Roman" w:cs="Times New Roman"/>
-          <w:kern w:val="0"/>
-          <w:lang w:val="el-GR" w:eastAsia="el-GR" w:bidi="ar-SA"/>
-        </w:rPr>
-        <w:t xml:space="preserve">. Και το πιο εντυπωσιακό είναι πως αυτή τη φορά ο οδηγός της </w:t>
-      </w:r>
-      <w:proofErr w:type="spellStart"/>
-      <w:r>
-        <w:rPr>
-          <w:rFonts w:eastAsia="Times New Roman" w:cs="Times New Roman"/>
-          <w:kern w:val="0"/>
-          <w:lang w:val="el-GR" w:eastAsia="el-GR" w:bidi="ar-SA"/>
-        </w:rPr>
-        <w:t>Alpine</w:t>
-      </w:r>
-      <w:proofErr w:type="spellEnd"/>
-      <w:r>
-        <w:rPr>
-          <w:rFonts w:eastAsia="Times New Roman" w:cs="Times New Roman"/>
-          <w:kern w:val="0"/>
-          <w:lang w:val="el-GR" w:eastAsia="el-GR" w:bidi="ar-SA"/>
-        </w:rPr>
-        <w:t xml:space="preserve"> βγήκε ξεκάθαρα κερδισμένος.</w:t>
+        <w:t>Pierre Gasly απέναντι στον Max Verstappen</w:t>
+      </w:r>
+      <w:r>
+        <w:rPr>
+          <w:rFonts w:eastAsia="Times New Roman" w:cs="Times New Roman"/>
+          <w:kern w:val="0"/>
+          <w:lang w:val="el-GR" w:eastAsia="el-GR" w:bidi="ar-SA"/>
+        </w:rPr>
+        <w:t>. Και το πιο εντυπωσιακό είναι πως αυτή τη φορά ο οδηγός της Alpine βγήκε ξεκάθαρα κερδισμένος.</w:t>
       </w:r>
     </w:p>
     <w:p>
@@ -237,61 +117,7 @@
           <w:kern w:val="0"/>
           <w:lang w:val="el-GR" w:eastAsia="el-GR" w:bidi="ar-SA"/>
         </w:rPr>
-        <w:t xml:space="preserve">Από τις ελεύθερες δοκιμές φαινόταν ότι η Red </w:t>
-      </w:r>
-      <w:proofErr w:type="spellStart"/>
-      <w:r>
-        <w:rPr>
-          <w:rFonts w:eastAsia="Times New Roman" w:cs="Times New Roman"/>
-          <w:kern w:val="0"/>
-          <w:lang w:val="el-GR" w:eastAsia="el-GR" w:bidi="ar-SA"/>
-        </w:rPr>
-        <w:t>Bull</w:t>
-      </w:r>
-      <w:proofErr w:type="spellEnd"/>
-      <w:r>
-        <w:rPr>
-          <w:rFonts w:eastAsia="Times New Roman" w:cs="Times New Roman"/>
-          <w:kern w:val="0"/>
-          <w:lang w:val="el-GR" w:eastAsia="el-GR" w:bidi="ar-SA"/>
-        </w:rPr>
-        <w:t xml:space="preserve"> δυσκολευόταν να βρει σταθερό πάτημα, ενώ η </w:t>
-      </w:r>
-      <w:proofErr w:type="spellStart"/>
-      <w:r>
-        <w:rPr>
-          <w:rFonts w:eastAsia="Times New Roman" w:cs="Times New Roman"/>
-          <w:kern w:val="0"/>
-          <w:lang w:val="el-GR" w:eastAsia="el-GR" w:bidi="ar-SA"/>
-        </w:rPr>
-        <w:t>Alpine</w:t>
-      </w:r>
-      <w:proofErr w:type="spellEnd"/>
-      <w:r>
-        <w:rPr>
-          <w:rFonts w:eastAsia="Times New Roman" w:cs="Times New Roman"/>
-          <w:kern w:val="0"/>
-          <w:lang w:val="el-GR" w:eastAsia="el-GR" w:bidi="ar-SA"/>
-        </w:rPr>
-        <w:t xml:space="preserve"> έδειχνε πιο ισορροπημένη. Ο </w:t>
-      </w:r>
-      <w:proofErr w:type="spellStart"/>
-      <w:r>
-        <w:rPr>
-          <w:rFonts w:eastAsia="Times New Roman" w:cs="Times New Roman"/>
-          <w:kern w:val="0"/>
-          <w:lang w:val="el-GR" w:eastAsia="el-GR" w:bidi="ar-SA"/>
-        </w:rPr>
-        <w:t>Gasly</w:t>
-      </w:r>
-      <w:proofErr w:type="spellEnd"/>
-      <w:r>
-        <w:rPr>
-          <w:rFonts w:eastAsia="Times New Roman" w:cs="Times New Roman"/>
-          <w:kern w:val="0"/>
-          <w:lang w:val="el-GR" w:eastAsia="el-GR" w:bidi="ar-SA"/>
-        </w:rPr>
-        <w:t xml:space="preserve"> δεν ήταν εκρηκτικός από την αρχή, όμως το μονοθέσιο λειτουργούσε πιο σωστά και του έδινε καλύτερη εμπιστοσύνη στο γρήγορο κομμάτι της πίστας.</w:t>
+        <w:t>Από τις ελεύθερες δοκιμές φαινόταν ότι η Red Bull δυσκολευόταν να βρει σταθερό πάτημα, ενώ η Alpine έδειχνε πιο ισορροπημένη. Ο Gasly δεν ήταν εκρηκτικός από την αρχή, όμως το μονοθέσιο λειτουργούσε πιο σωστά και του έδινε καλύτερη εμπιστοσύνη στο γρήγορο κομμάτι της πίστας.</w:t>
       </w:r>
     </w:p>
     <w:p>
@@ -312,25 +138,7 @@
           <w:kern w:val="0"/>
           <w:lang w:val="el-GR" w:eastAsia="el-GR" w:bidi="ar-SA"/>
         </w:rPr>
-        <w:t xml:space="preserve">Το μεγάλο χτύπημα ήρθε στις κατατακτήριες. Ο </w:t>
-      </w:r>
-      <w:proofErr w:type="spellStart"/>
-      <w:r>
-        <w:rPr>
-          <w:rFonts w:eastAsia="Times New Roman" w:cs="Times New Roman"/>
-          <w:kern w:val="0"/>
-          <w:lang w:val="el-GR" w:eastAsia="el-GR" w:bidi="ar-SA"/>
-        </w:rPr>
-        <w:t>Gasly</w:t>
-      </w:r>
-      <w:proofErr w:type="spellEnd"/>
-      <w:r>
-        <w:rPr>
-          <w:rFonts w:eastAsia="Times New Roman" w:cs="Times New Roman"/>
-          <w:kern w:val="0"/>
-          <w:lang w:val="el-GR" w:eastAsia="el-GR" w:bidi="ar-SA"/>
-        </w:rPr>
-        <w:t xml:space="preserve"> πέρασε στο τελικό σκέλος και πήρε την </w:t>
+        <w:t xml:space="preserve">Το μεγάλο χτύπημα ήρθε στις κατατακτήριες. Ο Gasly πέρασε στο τελικό σκέλος και πήρε την </w:t>
       </w:r>
       <w:r>
         <w:rPr>
@@ -348,25 +156,7 @@
           <w:kern w:val="0"/>
           <w:lang w:val="el-GR" w:eastAsia="el-GR" w:bidi="ar-SA"/>
         </w:rPr>
-        <w:t xml:space="preserve">, ενώ ο </w:t>
-      </w:r>
-      <w:proofErr w:type="spellStart"/>
-      <w:r>
-        <w:rPr>
-          <w:rFonts w:eastAsia="Times New Roman" w:cs="Times New Roman"/>
-          <w:kern w:val="0"/>
-          <w:lang w:val="el-GR" w:eastAsia="el-GR" w:bidi="ar-SA"/>
-        </w:rPr>
-        <w:t>Verstappen</w:t>
-      </w:r>
-      <w:proofErr w:type="spellEnd"/>
-      <w:r>
-        <w:rPr>
-          <w:rFonts w:eastAsia="Times New Roman" w:cs="Times New Roman"/>
-          <w:kern w:val="0"/>
-          <w:lang w:val="el-GR" w:eastAsia="el-GR" w:bidi="ar-SA"/>
-        </w:rPr>
-        <w:t xml:space="preserve"> έμεινε εκτός και περιορίστηκε στην </w:t>
+        <w:t xml:space="preserve">, ενώ ο Verstappen έμεινε εκτός και περιορίστηκε στην </w:t>
       </w:r>
       <w:r>
         <w:rPr>
@@ -384,43 +174,7 @@
           <w:kern w:val="0"/>
           <w:lang w:val="el-GR" w:eastAsia="el-GR" w:bidi="ar-SA"/>
         </w:rPr>
-        <w:t xml:space="preserve">. Σε μια πίστα όπως η </w:t>
-      </w:r>
-      <w:proofErr w:type="spellStart"/>
-      <w:r>
-        <w:rPr>
-          <w:rFonts w:eastAsia="Times New Roman" w:cs="Times New Roman"/>
-          <w:kern w:val="0"/>
-          <w:lang w:val="el-GR" w:eastAsia="el-GR" w:bidi="ar-SA"/>
-        </w:rPr>
-        <w:t>Suzuka</w:t>
-      </w:r>
-      <w:proofErr w:type="spellEnd"/>
-      <w:r>
-        <w:rPr>
-          <w:rFonts w:eastAsia="Times New Roman" w:cs="Times New Roman"/>
-          <w:kern w:val="0"/>
-          <w:lang w:val="el-GR" w:eastAsia="el-GR" w:bidi="ar-SA"/>
-        </w:rPr>
-        <w:t xml:space="preserve">, όπου η σιγουριά στις γρήγορες αλλαγές κατεύθυνσης είναι τα πάντα, αυτό έδειξε ότι η </w:t>
-      </w:r>
-      <w:proofErr w:type="spellStart"/>
-      <w:r>
-        <w:rPr>
-          <w:rFonts w:eastAsia="Times New Roman" w:cs="Times New Roman"/>
-          <w:kern w:val="0"/>
-          <w:lang w:val="el-GR" w:eastAsia="el-GR" w:bidi="ar-SA"/>
-        </w:rPr>
-        <w:t>Alpine</w:t>
-      </w:r>
-      <w:proofErr w:type="spellEnd"/>
-      <w:r>
-        <w:rPr>
-          <w:rFonts w:eastAsia="Times New Roman" w:cs="Times New Roman"/>
-          <w:kern w:val="0"/>
-          <w:lang w:val="el-GR" w:eastAsia="el-GR" w:bidi="ar-SA"/>
-        </w:rPr>
-        <w:t xml:space="preserve"> είχε καλύτερο στήσιμο και πιο καθαρή λειτουργία.</w:t>
+        <w:t>. Σε μια πίστα όπως η Suzuka, όπου η σιγουριά στις γρήγορες αλλαγές κατεύθυνσης είναι τα πάντα, αυτό έδειξε ότι η Alpine είχε καλύτερο στήσιμο και πιο καθαρή λειτουργία.</w:t>
       </w:r>
     </w:p>
     <w:p>
@@ -504,25 +258,7 @@
           <w:kern w:val="0"/>
           <w:lang w:val="el-GR" w:eastAsia="el-GR" w:bidi="ar-SA"/>
         </w:rPr>
-        <w:t xml:space="preserve">Στον αγώνα η εικόνα επιβεβαιώθηκε. Ο </w:t>
-      </w:r>
-      <w:proofErr w:type="spellStart"/>
-      <w:r>
-        <w:rPr>
-          <w:rFonts w:eastAsia="Times New Roman" w:cs="Times New Roman"/>
-          <w:kern w:val="0"/>
-          <w:lang w:val="el-GR" w:eastAsia="el-GR" w:bidi="ar-SA"/>
-        </w:rPr>
-        <w:t>Gasly</w:t>
-      </w:r>
-      <w:proofErr w:type="spellEnd"/>
-      <w:r>
-        <w:rPr>
-          <w:rFonts w:eastAsia="Times New Roman" w:cs="Times New Roman"/>
-          <w:kern w:val="0"/>
-          <w:lang w:val="el-GR" w:eastAsia="el-GR" w:bidi="ar-SA"/>
-        </w:rPr>
-        <w:t xml:space="preserve"> τερμάτισε </w:t>
+        <w:t xml:space="preserve">Στον αγώνα η εικόνα επιβεβαιώθηκε. Ο Gasly τερμάτισε </w:t>
       </w:r>
       <w:r>
         <w:rPr>
@@ -540,25 +276,7 @@
           <w:kern w:val="0"/>
           <w:lang w:val="el-GR" w:eastAsia="el-GR" w:bidi="ar-SA"/>
         </w:rPr>
-        <w:t xml:space="preserve"> και ο </w:t>
-      </w:r>
-      <w:proofErr w:type="spellStart"/>
-      <w:r>
-        <w:rPr>
-          <w:rFonts w:eastAsia="Times New Roman" w:cs="Times New Roman"/>
-          <w:kern w:val="0"/>
-          <w:lang w:val="el-GR" w:eastAsia="el-GR" w:bidi="ar-SA"/>
-        </w:rPr>
-        <w:t>Verstappen</w:t>
-      </w:r>
-      <w:proofErr w:type="spellEnd"/>
-      <w:r>
-        <w:rPr>
-          <w:rFonts w:eastAsia="Times New Roman" w:cs="Times New Roman"/>
-          <w:kern w:val="0"/>
-          <w:lang w:val="el-GR" w:eastAsia="el-GR" w:bidi="ar-SA"/>
-        </w:rPr>
-        <w:t xml:space="preserve"> </w:t>
+        <w:t xml:space="preserve"> και ο Verstappen </w:t>
       </w:r>
       <w:r>
         <w:rPr>
@@ -576,25 +294,7 @@
           <w:kern w:val="0"/>
           <w:lang w:val="el-GR" w:eastAsia="el-GR" w:bidi="ar-SA"/>
         </w:rPr>
-        <w:t xml:space="preserve">, με τον Ολλανδό να μένει κολλημένος πίσω του μέχρι το τέλος χωρίς να μπορεί να ολοκληρώσει την προσπέραση. Η διαφορά τους στον τερματισμό ήταν πολύ μικρή, αλλά στην πράξη ο </w:t>
-      </w:r>
-      <w:proofErr w:type="spellStart"/>
-      <w:r>
-        <w:rPr>
-          <w:rFonts w:eastAsia="Times New Roman" w:cs="Times New Roman"/>
-          <w:kern w:val="0"/>
-          <w:lang w:val="el-GR" w:eastAsia="el-GR" w:bidi="ar-SA"/>
-        </w:rPr>
-        <w:t>Gasly</w:t>
-      </w:r>
-      <w:proofErr w:type="spellEnd"/>
-      <w:r>
-        <w:rPr>
-          <w:rFonts w:eastAsia="Times New Roman" w:cs="Times New Roman"/>
-          <w:kern w:val="0"/>
-          <w:lang w:val="el-GR" w:eastAsia="el-GR" w:bidi="ar-SA"/>
-        </w:rPr>
-        <w:t xml:space="preserve"> είχε τον έλεγχο. Κράτησε σωστά τις εξόδους του, προστάτευσε τη θέση του και δεν έδωσε το παραμικρό εύκολο άνοιγμα.</w:t>
+        <w:t>, με τον Ολλανδό να μένει κολλημένος πίσω του μέχρι το τέλος χωρίς να μπορεί να ολοκληρώσει την προσπέραση. Η διαφορά τους στον τερματισμό ήταν πολύ μικρή, αλλά στην πράξη ο Gasly είχε τον έλεγχο. Κράτησε σωστά τις εξόδους του, προστάτευσε τη θέση του και δεν έδωσε το παραμικρό εύκολο άνοιγμα.</w:t>
       </w:r>
     </w:p>
     <w:p>
@@ -615,61 +315,7 @@
           <w:kern w:val="0"/>
           <w:lang w:val="el-GR" w:eastAsia="el-GR" w:bidi="ar-SA"/>
         </w:rPr>
-        <w:t xml:space="preserve">Αυτό που έκανε τη διαφορά δεν ήταν μόνο η τελική ταχύτητα, αλλά και η διαχείριση ενέργειας και ρυθμού. Ο </w:t>
-      </w:r>
-      <w:proofErr w:type="spellStart"/>
-      <w:r>
-        <w:rPr>
-          <w:rFonts w:eastAsia="Times New Roman" w:cs="Times New Roman"/>
-          <w:kern w:val="0"/>
-          <w:lang w:val="el-GR" w:eastAsia="el-GR" w:bidi="ar-SA"/>
-        </w:rPr>
-        <w:t>Verstappen</w:t>
-      </w:r>
-      <w:proofErr w:type="spellEnd"/>
-      <w:r>
-        <w:rPr>
-          <w:rFonts w:eastAsia="Times New Roman" w:cs="Times New Roman"/>
-          <w:kern w:val="0"/>
-          <w:lang w:val="el-GR" w:eastAsia="el-GR" w:bidi="ar-SA"/>
-        </w:rPr>
-        <w:t xml:space="preserve"> φάνηκε να έχει δυσκολία στο να πλησιάσει και να τελειώσει τη μάχη, ενώ ο </w:t>
-      </w:r>
-      <w:proofErr w:type="spellStart"/>
-      <w:r>
-        <w:rPr>
-          <w:rFonts w:eastAsia="Times New Roman" w:cs="Times New Roman"/>
-          <w:kern w:val="0"/>
-          <w:lang w:val="el-GR" w:eastAsia="el-GR" w:bidi="ar-SA"/>
-        </w:rPr>
-        <w:t>Gasly</w:t>
-      </w:r>
-      <w:proofErr w:type="spellEnd"/>
-      <w:r>
-        <w:rPr>
-          <w:rFonts w:eastAsia="Times New Roman" w:cs="Times New Roman"/>
-          <w:kern w:val="0"/>
-          <w:lang w:val="el-GR" w:eastAsia="el-GR" w:bidi="ar-SA"/>
-        </w:rPr>
-        <w:t xml:space="preserve"> εκμεταλλεύτηκε άψογα το πακέτο της </w:t>
-      </w:r>
-      <w:proofErr w:type="spellStart"/>
-      <w:r>
-        <w:rPr>
-          <w:rFonts w:eastAsia="Times New Roman" w:cs="Times New Roman"/>
-          <w:kern w:val="0"/>
-          <w:lang w:val="el-GR" w:eastAsia="el-GR" w:bidi="ar-SA"/>
-        </w:rPr>
-        <w:t>Alpine</w:t>
-      </w:r>
-      <w:proofErr w:type="spellEnd"/>
-      <w:r>
-        <w:rPr>
-          <w:rFonts w:eastAsia="Times New Roman" w:cs="Times New Roman"/>
-          <w:kern w:val="0"/>
-          <w:lang w:val="el-GR" w:eastAsia="el-GR" w:bidi="ar-SA"/>
-        </w:rPr>
-        <w:t xml:space="preserve"> σε όλη τη διάρκεια του αγώνα.</w:t>
+        <w:t>Αυτό που έκανε τη διαφορά δεν ήταν μόνο η τελική ταχύτητα, αλλά και η διαχείριση ενέργειας και ρυθμού. Ο Verstappen φάνηκε να έχει δυσκολία στο να πλησιάσει και να τελειώσει τη μάχη, ενώ ο Gasly εκμεταλλεύτηκε άψογα το πακέτο της Alpine σε όλη τη διάρκεια του αγώνα.</w:t>
       </w:r>
       <w:r>
         <w:rPr>
@@ -756,27 +402,8 @@
           <w:kern w:val="0"/>
           <w:lang w:val="el-GR" w:eastAsia="el-GR" w:bidi="ar-SA"/>
         </w:rPr>
-        <w:t xml:space="preserve">Στη </w:t>
-      </w:r>
-      <w:proofErr w:type="spellStart"/>
-      <w:r>
-        <w:rPr>
-          <w:rFonts w:eastAsia="Times New Roman" w:cs="Times New Roman"/>
-          <w:kern w:val="0"/>
-          <w:lang w:val="el-GR" w:eastAsia="el-GR" w:bidi="ar-SA"/>
-        </w:rPr>
-        <w:t>Suzuka</w:t>
-      </w:r>
-      <w:proofErr w:type="spellEnd"/>
-      <w:r>
-        <w:rPr>
-          <w:rFonts w:eastAsia="Times New Roman" w:cs="Times New Roman"/>
-          <w:kern w:val="0"/>
-          <w:lang w:val="el-GR" w:eastAsia="el-GR" w:bidi="ar-SA"/>
-        </w:rPr>
-        <w:t xml:space="preserve"> 2026, ο </w:t>
-      </w:r>
-      <w:proofErr w:type="spellStart"/>
+        <w:t xml:space="preserve">Στη Suzuka 2026, ο </w:t>
+      </w:r>
       <w:r>
         <w:rPr>
           <w:rFonts w:eastAsia="Times New Roman" w:cs="Times New Roman"/>
@@ -785,74 +412,15 @@
           <w:kern w:val="0"/>
           <w:lang w:val="el-GR" w:eastAsia="el-GR" w:bidi="ar-SA"/>
         </w:rPr>
-        <w:t>Gasly</w:t>
-      </w:r>
-      <w:proofErr w:type="spellEnd"/>
-      <w:r>
-        <w:rPr>
-          <w:rFonts w:eastAsia="Times New Roman" w:cs="Times New Roman"/>
-          <w:b/>
-          <w:bCs/>
-          <w:kern w:val="0"/>
-          <w:lang w:val="el-GR" w:eastAsia="el-GR" w:bidi="ar-SA"/>
-        </w:rPr>
-        <w:t xml:space="preserve"> κέρδισε καθαρά τη μάχη από τον </w:t>
-      </w:r>
-      <w:proofErr w:type="spellStart"/>
-      <w:r>
-        <w:rPr>
-          <w:rFonts w:eastAsia="Times New Roman" w:cs="Times New Roman"/>
-          <w:b/>
-          <w:bCs/>
-          <w:kern w:val="0"/>
-          <w:lang w:val="el-GR" w:eastAsia="el-GR" w:bidi="ar-SA"/>
-        </w:rPr>
-        <w:t>Verstappen</w:t>
-      </w:r>
-      <w:proofErr w:type="spellEnd"/>
-      <w:r>
-        <w:rPr>
-          <w:rFonts w:eastAsia="Times New Roman" w:cs="Times New Roman"/>
-          <w:kern w:val="0"/>
-          <w:lang w:val="el-GR" w:eastAsia="el-GR" w:bidi="ar-SA"/>
-        </w:rPr>
-        <w:t xml:space="preserve">. Ήταν μπροστά στις κατατακτήριες, έμεινε μπροστά και στον αγώνα, και έδειξε ότι αυτή τη στιγμή η </w:t>
-      </w:r>
-      <w:proofErr w:type="spellStart"/>
-      <w:r>
-        <w:rPr>
-          <w:rFonts w:eastAsia="Times New Roman" w:cs="Times New Roman"/>
-          <w:kern w:val="0"/>
-          <w:lang w:val="el-GR" w:eastAsia="el-GR" w:bidi="ar-SA"/>
-        </w:rPr>
-        <w:t>Alpine</w:t>
-      </w:r>
-      <w:proofErr w:type="spellEnd"/>
-      <w:r>
-        <w:rPr>
-          <w:rFonts w:eastAsia="Times New Roman" w:cs="Times New Roman"/>
-          <w:kern w:val="0"/>
-          <w:lang w:val="el-GR" w:eastAsia="el-GR" w:bidi="ar-SA"/>
-        </w:rPr>
-        <w:t xml:space="preserve"> μπορεί να βγάζει πιο σταθερή απόδοση από τη Red </w:t>
-      </w:r>
-      <w:proofErr w:type="spellStart"/>
-      <w:r>
-        <w:rPr>
-          <w:rFonts w:eastAsia="Times New Roman" w:cs="Times New Roman"/>
-          <w:kern w:val="0"/>
-          <w:lang w:val="el-GR" w:eastAsia="el-GR" w:bidi="ar-SA"/>
-        </w:rPr>
-        <w:t>Bull</w:t>
-      </w:r>
-      <w:proofErr w:type="spellEnd"/>
-      <w:r>
-        <w:rPr>
-          <w:rFonts w:eastAsia="Times New Roman" w:cs="Times New Roman"/>
-          <w:kern w:val="0"/>
-          <w:lang w:val="el-GR" w:eastAsia="el-GR" w:bidi="ar-SA"/>
-        </w:rPr>
-        <w:t xml:space="preserve"> σε τέτοιου είδους μάχες.</w:t>
+        <w:t>Gasly κέρδισε καθαρά τη μάχη από τον Verstappen</w:t>
+      </w:r>
+      <w:r>
+        <w:rPr>
+          <w:rFonts w:eastAsia="Times New Roman" w:cs="Times New Roman"/>
+          <w:kern w:val="0"/>
+          <w:lang w:val="el-GR" w:eastAsia="el-GR" w:bidi="ar-SA"/>
+        </w:rPr>
+        <w:t>. Ήταν μπροστά στις κατατακτήριες, έμεινε μπροστά και στον αγώνα, και έδειξε ότι αυτή τη στιγμή η Alpine μπορεί να βγάζει πιο σταθερή απόδοση από τη Red Bull σε τέτοιου είδους μάχες.</w:t>
       </w:r>
       <w:r>
         <w:rPr>
@@ -869,707 +437,397 @@
         <w:autoSpaceDN/>
         <w:spacing w:before="100" w:beforeAutospacing="1" w:after="100" w:afterAutospacing="1"/>
         <w:textAlignment w:val="auto"/>
+      </w:pPr>
+      <w:r>
+        <w:rPr>
+          <w:rFonts w:eastAsia="Times New Roman" w:cs="Times New Roman"/>
+          <w:kern w:val="0"/>
+          <w:lang w:val="el-GR" w:eastAsia="el-GR" w:bidi="ar-SA"/>
+        </w:rPr>
+        <w:t>Γ</w:t>
+      </w:r>
+      <w:r>
+        <w:rPr>
+          <w:rFonts w:eastAsia="Times New Roman" w:cs="Times New Roman"/>
+          <w:kern w:val="0"/>
+          <w:lang w:val="el-GR" w:eastAsia="el-GR" w:bidi="ar-SA"/>
+        </w:rPr>
+        <w:t>ι</w:t>
+      </w:r>
+      <w:r>
+        <w:rPr>
+          <w:rFonts w:eastAsia="Times New Roman" w:cs="Times New Roman"/>
+          <w:kern w:val="0"/>
+          <w:lang w:val="el-GR" w:eastAsia="el-GR" w:bidi="ar-SA"/>
+        </w:rPr>
+        <w:t xml:space="preserve">α περισσοτερες τηλεμετριες επισκεφτειτε το </w:t>
+      </w:r>
+      <w:r>
+        <w:rPr>
+          <w:rFonts w:eastAsia="Times New Roman" w:cs="Times New Roman"/>
+          <w:kern w:val="0"/>
+          <w:lang w:val="el-GR" w:eastAsia="el-GR" w:bidi="ar-SA"/>
+        </w:rPr>
+        <w:t xml:space="preserve">: </w:t>
+      </w:r>
+      <w:hyperlink r:id="rId8" w:history="1">
+        <w:r>
+          <w:rPr>
+            <w:rStyle w:val="-"/>
+            <w:rFonts w:eastAsia="Times New Roman" w:cs="Times New Roman"/>
+            <w:kern w:val="0"/>
+            <w:lang w:val="de-DE" w:eastAsia="el-GR" w:bidi="ar-SA"/>
+          </w:rPr>
+          <w:t>https</w:t>
+        </w:r>
+        <w:r>
+          <w:rPr>
+            <w:rStyle w:val="-"/>
+            <w:rFonts w:eastAsia="Times New Roman" w:cs="Times New Roman"/>
+            <w:kern w:val="0"/>
+            <w:lang w:val="el-GR" w:eastAsia="el-GR" w:bidi="ar-SA"/>
+          </w:rPr>
+          <w:t>://</w:t>
+        </w:r>
+        <w:r>
+          <w:rPr>
+            <w:rStyle w:val="-"/>
+            <w:rFonts w:eastAsia="Times New Roman" w:cs="Times New Roman"/>
+            <w:kern w:val="0"/>
+            <w:lang w:val="de-DE" w:eastAsia="el-GR" w:bidi="ar-SA"/>
+          </w:rPr>
+          <w:t>georgiosbalatzis</w:t>
+        </w:r>
+        <w:r>
+          <w:rPr>
+            <w:rStyle w:val="-"/>
+            <w:rFonts w:eastAsia="Times New Roman" w:cs="Times New Roman"/>
+            <w:kern w:val="0"/>
+            <w:lang w:val="el-GR" w:eastAsia="el-GR" w:bidi="ar-SA"/>
+          </w:rPr>
+          <w:t>.</w:t>
+        </w:r>
+        <w:r>
+          <w:rPr>
+            <w:rStyle w:val="-"/>
+            <w:rFonts w:eastAsia="Times New Roman" w:cs="Times New Roman"/>
+            <w:kern w:val="0"/>
+            <w:lang w:val="de-DE" w:eastAsia="el-GR" w:bidi="ar-SA"/>
+          </w:rPr>
+          <w:t>github</w:t>
+        </w:r>
+        <w:r>
+          <w:rPr>
+            <w:rStyle w:val="-"/>
+            <w:rFonts w:eastAsia="Times New Roman" w:cs="Times New Roman"/>
+            <w:kern w:val="0"/>
+            <w:lang w:val="el-GR" w:eastAsia="el-GR" w:bidi="ar-SA"/>
+          </w:rPr>
+          <w:t>.</w:t>
+        </w:r>
+        <w:r>
+          <w:rPr>
+            <w:rStyle w:val="-"/>
+            <w:rFonts w:eastAsia="Times New Roman" w:cs="Times New Roman"/>
+            <w:kern w:val="0"/>
+            <w:lang w:val="de-DE" w:eastAsia="el-GR" w:bidi="ar-SA"/>
+          </w:rPr>
+          <w:t>io</w:t>
+        </w:r>
+        <w:r>
+          <w:rPr>
+            <w:rStyle w:val="-"/>
+            <w:rFonts w:eastAsia="Times New Roman" w:cs="Times New Roman"/>
+            <w:kern w:val="0"/>
+            <w:lang w:val="el-GR" w:eastAsia="el-GR" w:bidi="ar-SA"/>
+          </w:rPr>
+          <w:t>/</w:t>
+        </w:r>
+        <w:r>
+          <w:rPr>
+            <w:rStyle w:val="-"/>
+            <w:rFonts w:eastAsia="Times New Roman" w:cs="Times New Roman"/>
+            <w:kern w:val="0"/>
+            <w:lang w:val="de-DE" w:eastAsia="el-GR" w:bidi="ar-SA"/>
+          </w:rPr>
+          <w:t>f</w:t>
+        </w:r>
+        <w:r>
+          <w:rPr>
+            <w:rStyle w:val="-"/>
+            <w:rFonts w:eastAsia="Times New Roman" w:cs="Times New Roman"/>
+            <w:kern w:val="0"/>
+            <w:lang w:val="el-GR" w:eastAsia="el-GR" w:bidi="ar-SA"/>
+          </w:rPr>
+          <w:t>1-</w:t>
+        </w:r>
+        <w:r>
+          <w:rPr>
+            <w:rStyle w:val="-"/>
+            <w:rFonts w:eastAsia="Times New Roman" w:cs="Times New Roman"/>
+            <w:kern w:val="0"/>
+            <w:lang w:val="de-DE" w:eastAsia="el-GR" w:bidi="ar-SA"/>
+          </w:rPr>
+          <w:t>telemetry</w:t>
+        </w:r>
+        <w:r>
+          <w:rPr>
+            <w:rStyle w:val="-"/>
+            <w:rFonts w:eastAsia="Times New Roman" w:cs="Times New Roman"/>
+            <w:kern w:val="0"/>
+            <w:lang w:val="el-GR" w:eastAsia="el-GR" w:bidi="ar-SA"/>
+          </w:rPr>
+          <w:t>-</w:t>
+        </w:r>
+        <w:r>
+          <w:rPr>
+            <w:rStyle w:val="-"/>
+            <w:rFonts w:eastAsia="Times New Roman" w:cs="Times New Roman"/>
+            <w:kern w:val="0"/>
+            <w:lang w:val="de-DE" w:eastAsia="el-GR" w:bidi="ar-SA"/>
+          </w:rPr>
+          <w:t>dashboard</w:t>
+        </w:r>
+        <w:r>
+          <w:rPr>
+            <w:rStyle w:val="-"/>
+            <w:rFonts w:eastAsia="Times New Roman" w:cs="Times New Roman"/>
+            <w:kern w:val="0"/>
+            <w:lang w:val="el-GR" w:eastAsia="el-GR" w:bidi="ar-SA"/>
+          </w:rPr>
+          <w:t>/?</w:t>
+        </w:r>
+        <w:r>
+          <w:rPr>
+            <w:rStyle w:val="-"/>
+            <w:rFonts w:eastAsia="Times New Roman" w:cs="Times New Roman"/>
+            <w:kern w:val="0"/>
+            <w:lang w:val="de-DE" w:eastAsia="el-GR" w:bidi="ar-SA"/>
+          </w:rPr>
+          <w:t>y</w:t>
+        </w:r>
+        <w:r>
+          <w:rPr>
+            <w:rStyle w:val="-"/>
+            <w:rFonts w:eastAsia="Times New Roman" w:cs="Times New Roman"/>
+            <w:kern w:val="0"/>
+            <w:lang w:val="el-GR" w:eastAsia="el-GR" w:bidi="ar-SA"/>
+          </w:rPr>
+          <w:t>=2026&amp;</w:t>
+        </w:r>
+        <w:r>
+          <w:rPr>
+            <w:rStyle w:val="-"/>
+            <w:rFonts w:eastAsia="Times New Roman" w:cs="Times New Roman"/>
+            <w:kern w:val="0"/>
+            <w:lang w:val="de-DE" w:eastAsia="el-GR" w:bidi="ar-SA"/>
+          </w:rPr>
+          <w:t>c</w:t>
+        </w:r>
+        <w:r>
+          <w:rPr>
+            <w:rStyle w:val="-"/>
+            <w:rFonts w:eastAsia="Times New Roman" w:cs="Times New Roman"/>
+            <w:kern w:val="0"/>
+            <w:lang w:val="el-GR" w:eastAsia="el-GR" w:bidi="ar-SA"/>
+          </w:rPr>
+          <w:t>=</w:t>
+        </w:r>
+        <w:r>
+          <w:rPr>
+            <w:rStyle w:val="-"/>
+            <w:rFonts w:eastAsia="Times New Roman" w:cs="Times New Roman"/>
+            <w:kern w:val="0"/>
+            <w:lang w:val="de-DE" w:eastAsia="el-GR" w:bidi="ar-SA"/>
+          </w:rPr>
+          <w:t>Suzuka</w:t>
+        </w:r>
+        <w:r>
+          <w:rPr>
+            <w:rStyle w:val="-"/>
+            <w:rFonts w:eastAsia="Times New Roman" w:cs="Times New Roman"/>
+            <w:kern w:val="0"/>
+            <w:lang w:val="el-GR" w:eastAsia="el-GR" w:bidi="ar-SA"/>
+          </w:rPr>
+          <w:t>&amp;</w:t>
+        </w:r>
+        <w:r>
+          <w:rPr>
+            <w:rStyle w:val="-"/>
+            <w:rFonts w:eastAsia="Times New Roman" w:cs="Times New Roman"/>
+            <w:kern w:val="0"/>
+            <w:lang w:val="de-DE" w:eastAsia="el-GR" w:bidi="ar-SA"/>
+          </w:rPr>
+          <w:t>sk</w:t>
+        </w:r>
+        <w:r>
+          <w:rPr>
+            <w:rStyle w:val="-"/>
+            <w:rFonts w:eastAsia="Times New Roman" w:cs="Times New Roman"/>
+            <w:kern w:val="0"/>
+            <w:lang w:val="el-GR" w:eastAsia="el-GR" w:bidi="ar-SA"/>
+          </w:rPr>
+          <w:t>=11253&amp;</w:t>
+        </w:r>
+        <w:r>
+          <w:rPr>
+            <w:rStyle w:val="-"/>
+            <w:rFonts w:eastAsia="Times New Roman" w:cs="Times New Roman"/>
+            <w:kern w:val="0"/>
+            <w:lang w:val="de-DE" w:eastAsia="el-GR" w:bidi="ar-SA"/>
+          </w:rPr>
+          <w:t>d</w:t>
+        </w:r>
+        <w:r>
+          <w:rPr>
+            <w:rStyle w:val="-"/>
+            <w:rFonts w:eastAsia="Times New Roman" w:cs="Times New Roman"/>
+            <w:kern w:val="0"/>
+            <w:lang w:val="el-GR" w:eastAsia="el-GR" w:bidi="ar-SA"/>
+          </w:rPr>
+          <w:t>=3%2</w:t>
+        </w:r>
+        <w:r>
+          <w:rPr>
+            <w:rStyle w:val="-"/>
+            <w:rFonts w:eastAsia="Times New Roman" w:cs="Times New Roman"/>
+            <w:kern w:val="0"/>
+            <w:lang w:val="de-DE" w:eastAsia="el-GR" w:bidi="ar-SA"/>
+          </w:rPr>
+          <w:t>C</w:t>
+        </w:r>
+        <w:r>
+          <w:rPr>
+            <w:rStyle w:val="-"/>
+            <w:rFonts w:eastAsia="Times New Roman" w:cs="Times New Roman"/>
+            <w:kern w:val="0"/>
+            <w:lang w:val="el-GR" w:eastAsia="el-GR" w:bidi="ar-SA"/>
+          </w:rPr>
+          <w:t>10&amp;</w:t>
+        </w:r>
+        <w:r>
+          <w:rPr>
+            <w:rStyle w:val="-"/>
+            <w:rFonts w:eastAsia="Times New Roman" w:cs="Times New Roman"/>
+            <w:kern w:val="0"/>
+            <w:lang w:val="de-DE" w:eastAsia="el-GR" w:bidi="ar-SA"/>
+          </w:rPr>
+          <w:t>l</w:t>
+        </w:r>
+        <w:r>
+          <w:rPr>
+            <w:rStyle w:val="-"/>
+            <w:rFonts w:eastAsia="Times New Roman" w:cs="Times New Roman"/>
+            <w:kern w:val="0"/>
+            <w:lang w:val="el-GR" w:eastAsia="el-GR" w:bidi="ar-SA"/>
+          </w:rPr>
+          <w:t>=12&amp;</w:t>
+        </w:r>
+        <w:r>
+          <w:rPr>
+            <w:rStyle w:val="-"/>
+            <w:rFonts w:eastAsia="Times New Roman" w:cs="Times New Roman"/>
+            <w:kern w:val="0"/>
+            <w:lang w:val="de-DE" w:eastAsia="el-GR" w:bidi="ar-SA"/>
+          </w:rPr>
+          <w:t>t</w:t>
+        </w:r>
+        <w:r>
+          <w:rPr>
+            <w:rStyle w:val="-"/>
+            <w:rFonts w:eastAsia="Times New Roman" w:cs="Times New Roman"/>
+            <w:kern w:val="0"/>
+            <w:lang w:val="el-GR" w:eastAsia="el-GR" w:bidi="ar-SA"/>
+          </w:rPr>
+          <w:t>=</w:t>
+        </w:r>
+        <w:r>
+          <w:rPr>
+            <w:rStyle w:val="-"/>
+            <w:rFonts w:eastAsia="Times New Roman" w:cs="Times New Roman"/>
+            <w:kern w:val="0"/>
+            <w:lang w:val="de-DE" w:eastAsia="el-GR" w:bidi="ar-SA"/>
+          </w:rPr>
+          <w:t>telemetry</w:t>
+        </w:r>
+      </w:hyperlink>
+      <w:r>
+        <w:rPr>
+          <w:rFonts w:eastAsia="Times New Roman" w:cs="Times New Roman"/>
+          <w:kern w:val="0"/>
+          <w:lang w:val="el-GR" w:eastAsia="el-GR" w:bidi="ar-SA"/>
+        </w:rPr>
+        <w:br/>
+      </w:r>
+      <w:r>
+        <w:rPr>
+          <w:rFonts w:eastAsia="Times New Roman" w:cs="Times New Roman"/>
+          <w:kern w:val="0"/>
+          <w:lang w:val="el-GR" w:eastAsia="el-GR" w:bidi="ar-SA"/>
+        </w:rPr>
+        <w:br/>
+      </w:r>
+      <w:r>
         <w:rPr>
           <w:rFonts w:eastAsia="Times New Roman" w:cs="Times New Roman"/>
           <w:kern w:val="0"/>
           <w:lang w:val="de-DE" w:eastAsia="el-GR" w:bidi="ar-SA"/>
         </w:rPr>
+        <w:t>Ghost</w:t>
+      </w:r>
+      <w:r>
+        <w:rPr>
+          <w:rFonts w:eastAsia="Times New Roman" w:cs="Times New Roman"/>
+          <w:kern w:val="0"/>
+          <w:lang w:val="el-GR" w:eastAsia="el-GR" w:bidi="ar-SA"/>
+        </w:rPr>
+        <w:t xml:space="preserve"> </w:t>
+      </w:r>
+      <w:r>
+        <w:rPr>
+          <w:rFonts w:eastAsia="Times New Roman" w:cs="Times New Roman"/>
+          <w:kern w:val="0"/>
+          <w:lang w:val="de-DE" w:eastAsia="el-GR" w:bidi="ar-SA"/>
+        </w:rPr>
+        <w:t>Car</w:t>
+      </w:r>
+      <w:r>
+        <w:rPr>
+          <w:rFonts w:eastAsia="Times New Roman" w:cs="Times New Roman"/>
+          <w:kern w:val="0"/>
+          <w:lang w:val="el-GR" w:eastAsia="el-GR" w:bidi="ar-SA"/>
+        </w:rPr>
+        <w:t>:</w:t>
+      </w:r>
+      <w:r>
+        <w:rPr>
+          <w:rFonts w:eastAsia="Times New Roman" w:cs="Times New Roman"/>
+          <w:kern w:val="0"/>
+          <w:lang w:val="el-GR" w:eastAsia="el-GR" w:bidi="ar-SA"/>
+        </w:rPr>
+        <w:t xml:space="preserve"> </w:t>
+      </w:r>
+    </w:p>
+    <w:p>
+      <w:pPr>
+        <w:suppressAutoHyphens w:val="0"/>
+        <w:autoSpaceDN/>
+        <w:spacing w:before="100" w:beforeAutospacing="1" w:after="100" w:afterAutospacing="1"/>
+        <w:textAlignment w:val="auto"/>
+        <w:rPr>
+          <w:rFonts w:eastAsia="Times New Roman" w:cs="Times New Roman"/>
+          <w:kern w:val="0"/>
+          <w:lang w:eastAsia="el-GR" w:bidi="ar-SA"/>
+        </w:rPr>
       </w:pPr>
       <w:r>
         <w:rPr>
           <w:rFonts w:eastAsia="Times New Roman" w:cs="Times New Roman"/>
           <w:kern w:val="0"/>
-          <w:lang w:val="el-GR" w:eastAsia="el-GR" w:bidi="ar-SA"/>
-        </w:rPr>
-        <w:t>Γ</w:t>
-      </w:r>
-      <w:r>
-        <w:rPr>
-          <w:rFonts w:eastAsia="Times New Roman" w:cs="Times New Roman"/>
-          <w:kern w:val="0"/>
-          <w:lang w:val="el-GR" w:eastAsia="el-GR" w:bidi="ar-SA"/>
-        </w:rPr>
-        <w:t>ι</w:t>
-      </w:r>
-      <w:r>
-        <w:rPr>
-          <w:rFonts w:eastAsia="Times New Roman" w:cs="Times New Roman"/>
-          <w:kern w:val="0"/>
-          <w:lang w:val="el-GR" w:eastAsia="el-GR" w:bidi="ar-SA"/>
-        </w:rPr>
-        <w:t xml:space="preserve">α </w:t>
-      </w:r>
-      <w:proofErr w:type="spellStart"/>
-      <w:r>
-        <w:rPr>
-          <w:rFonts w:eastAsia="Times New Roman" w:cs="Times New Roman"/>
-          <w:kern w:val="0"/>
-          <w:lang w:val="el-GR" w:eastAsia="el-GR" w:bidi="ar-SA"/>
-        </w:rPr>
-        <w:t>περισσοτερες</w:t>
-      </w:r>
-      <w:proofErr w:type="spellEnd"/>
-      <w:r>
-        <w:rPr>
-          <w:rFonts w:eastAsia="Times New Roman" w:cs="Times New Roman"/>
-          <w:kern w:val="0"/>
-          <w:lang w:val="el-GR" w:eastAsia="el-GR" w:bidi="ar-SA"/>
-        </w:rPr>
-        <w:t xml:space="preserve"> </w:t>
-      </w:r>
-      <w:proofErr w:type="spellStart"/>
-      <w:r>
-        <w:rPr>
-          <w:rFonts w:eastAsia="Times New Roman" w:cs="Times New Roman"/>
-          <w:kern w:val="0"/>
-          <w:lang w:val="el-GR" w:eastAsia="el-GR" w:bidi="ar-SA"/>
-        </w:rPr>
-        <w:t>τηλεμετριες</w:t>
-      </w:r>
-      <w:proofErr w:type="spellEnd"/>
-      <w:r>
-        <w:rPr>
-          <w:rFonts w:eastAsia="Times New Roman" w:cs="Times New Roman"/>
-          <w:kern w:val="0"/>
-          <w:lang w:val="el-GR" w:eastAsia="el-GR" w:bidi="ar-SA"/>
-        </w:rPr>
-        <w:t xml:space="preserve"> </w:t>
-      </w:r>
-      <w:proofErr w:type="spellStart"/>
-      <w:r>
-        <w:rPr>
-          <w:rFonts w:eastAsia="Times New Roman" w:cs="Times New Roman"/>
-          <w:kern w:val="0"/>
-          <w:lang w:val="el-GR" w:eastAsia="el-GR" w:bidi="ar-SA"/>
-        </w:rPr>
-        <w:t>επισκεφτειτε</w:t>
-      </w:r>
-      <w:proofErr w:type="spellEnd"/>
-      <w:r>
-        <w:rPr>
-          <w:rFonts w:eastAsia="Times New Roman" w:cs="Times New Roman"/>
-          <w:kern w:val="0"/>
-          <w:lang w:val="el-GR" w:eastAsia="el-GR" w:bidi="ar-SA"/>
-        </w:rPr>
-        <w:t xml:space="preserve"> το </w:t>
-      </w:r>
-      <w:r>
-        <w:rPr>
-          <w:rFonts w:eastAsia="Times New Roman" w:cs="Times New Roman"/>
-          <w:kern w:val="0"/>
-          <w:lang w:val="el-GR" w:eastAsia="el-GR" w:bidi="ar-SA"/>
-        </w:rPr>
-        <w:t xml:space="preserve">: </w:t>
-      </w:r>
-      <w:hyperlink r:id="rId8" w:history="1">
-        <w:r>
-          <w:rPr>
-            <w:rStyle w:val="-"/>
-            <w:rFonts w:eastAsia="Times New Roman" w:cs="Times New Roman"/>
-            <w:kern w:val="0"/>
-            <w:lang w:val="de-DE" w:eastAsia="el-GR" w:bidi="ar-SA"/>
-          </w:rPr>
-          <w:t>https</w:t>
-        </w:r>
-        <w:r>
-          <w:rPr>
-            <w:rStyle w:val="-"/>
-            <w:rFonts w:eastAsia="Times New Roman" w:cs="Times New Roman"/>
-            <w:kern w:val="0"/>
-            <w:lang w:val="el-GR" w:eastAsia="el-GR" w:bidi="ar-SA"/>
-          </w:rPr>
-          <w:t>://</w:t>
-        </w:r>
-        <w:r>
-          <w:rPr>
-            <w:rStyle w:val="-"/>
-            <w:rFonts w:eastAsia="Times New Roman" w:cs="Times New Roman"/>
-            <w:kern w:val="0"/>
-            <w:lang w:val="de-DE" w:eastAsia="el-GR" w:bidi="ar-SA"/>
-          </w:rPr>
-          <w:t>georgiosbalatzis</w:t>
-        </w:r>
-        <w:r>
-          <w:rPr>
-            <w:rStyle w:val="-"/>
-            <w:rFonts w:eastAsia="Times New Roman" w:cs="Times New Roman"/>
-            <w:kern w:val="0"/>
-            <w:lang w:val="el-GR" w:eastAsia="el-GR" w:bidi="ar-SA"/>
-          </w:rPr>
-          <w:t>.</w:t>
-        </w:r>
-        <w:r>
-          <w:rPr>
-            <w:rStyle w:val="-"/>
-            <w:rFonts w:eastAsia="Times New Roman" w:cs="Times New Roman"/>
-            <w:kern w:val="0"/>
-            <w:lang w:val="de-DE" w:eastAsia="el-GR" w:bidi="ar-SA"/>
-          </w:rPr>
-          <w:t>github</w:t>
-        </w:r>
-        <w:r>
-          <w:rPr>
-            <w:rStyle w:val="-"/>
-            <w:rFonts w:eastAsia="Times New Roman" w:cs="Times New Roman"/>
-            <w:kern w:val="0"/>
-            <w:lang w:val="el-GR" w:eastAsia="el-GR" w:bidi="ar-SA"/>
-          </w:rPr>
-          <w:t>.</w:t>
-        </w:r>
-        <w:r>
-          <w:rPr>
-            <w:rStyle w:val="-"/>
-            <w:rFonts w:eastAsia="Times New Roman" w:cs="Times New Roman"/>
-            <w:kern w:val="0"/>
-            <w:lang w:val="de-DE" w:eastAsia="el-GR" w:bidi="ar-SA"/>
-          </w:rPr>
-          <w:t>io</w:t>
-        </w:r>
-        <w:r>
-          <w:rPr>
-            <w:rStyle w:val="-"/>
-            <w:rFonts w:eastAsia="Times New Roman" w:cs="Times New Roman"/>
-            <w:kern w:val="0"/>
-            <w:lang w:val="el-GR" w:eastAsia="el-GR" w:bidi="ar-SA"/>
-          </w:rPr>
-          <w:t>/</w:t>
-        </w:r>
-        <w:r>
-          <w:rPr>
-            <w:rStyle w:val="-"/>
-            <w:rFonts w:eastAsia="Times New Roman" w:cs="Times New Roman"/>
-            <w:kern w:val="0"/>
-            <w:lang w:val="de-DE" w:eastAsia="el-GR" w:bidi="ar-SA"/>
-          </w:rPr>
-          <w:t>f</w:t>
-        </w:r>
-        <w:r>
-          <w:rPr>
-            <w:rStyle w:val="-"/>
-            <w:rFonts w:eastAsia="Times New Roman" w:cs="Times New Roman"/>
-            <w:kern w:val="0"/>
-            <w:lang w:val="el-GR" w:eastAsia="el-GR" w:bidi="ar-SA"/>
-          </w:rPr>
-          <w:t>1-</w:t>
-        </w:r>
-        <w:r>
-          <w:rPr>
-            <w:rStyle w:val="-"/>
-            <w:rFonts w:eastAsia="Times New Roman" w:cs="Times New Roman"/>
-            <w:kern w:val="0"/>
-            <w:lang w:val="de-DE" w:eastAsia="el-GR" w:bidi="ar-SA"/>
-          </w:rPr>
-          <w:t>telemetry</w:t>
-        </w:r>
-        <w:r>
-          <w:rPr>
-            <w:rStyle w:val="-"/>
-            <w:rFonts w:eastAsia="Times New Roman" w:cs="Times New Roman"/>
-            <w:kern w:val="0"/>
-            <w:lang w:val="el-GR" w:eastAsia="el-GR" w:bidi="ar-SA"/>
-          </w:rPr>
-          <w:t>-</w:t>
-        </w:r>
-        <w:r>
-          <w:rPr>
-            <w:rStyle w:val="-"/>
-            <w:rFonts w:eastAsia="Times New Roman" w:cs="Times New Roman"/>
-            <w:kern w:val="0"/>
-            <w:lang w:val="de-DE" w:eastAsia="el-GR" w:bidi="ar-SA"/>
-          </w:rPr>
-          <w:t>dashboard</w:t>
-        </w:r>
-        <w:r>
-          <w:rPr>
-            <w:rStyle w:val="-"/>
-            <w:rFonts w:eastAsia="Times New Roman" w:cs="Times New Roman"/>
-            <w:kern w:val="0"/>
-            <w:lang w:val="el-GR" w:eastAsia="el-GR" w:bidi="ar-SA"/>
-          </w:rPr>
-          <w:t>/?</w:t>
-        </w:r>
-        <w:r>
-          <w:rPr>
-            <w:rStyle w:val="-"/>
-            <w:rFonts w:eastAsia="Times New Roman" w:cs="Times New Roman"/>
-            <w:kern w:val="0"/>
-            <w:lang w:val="de-DE" w:eastAsia="el-GR" w:bidi="ar-SA"/>
-          </w:rPr>
-          <w:t>y</w:t>
-        </w:r>
-        <w:r>
-          <w:rPr>
-            <w:rStyle w:val="-"/>
-            <w:rFonts w:eastAsia="Times New Roman" w:cs="Times New Roman"/>
-            <w:kern w:val="0"/>
-            <w:lang w:val="el-GR" w:eastAsia="el-GR" w:bidi="ar-SA"/>
-          </w:rPr>
-          <w:t>=2026&amp;</w:t>
-        </w:r>
-        <w:r>
-          <w:rPr>
-            <w:rStyle w:val="-"/>
-            <w:rFonts w:eastAsia="Times New Roman" w:cs="Times New Roman"/>
-            <w:kern w:val="0"/>
-            <w:lang w:val="de-DE" w:eastAsia="el-GR" w:bidi="ar-SA"/>
-          </w:rPr>
-          <w:t>c</w:t>
-        </w:r>
-        <w:r>
-          <w:rPr>
-            <w:rStyle w:val="-"/>
-            <w:rFonts w:eastAsia="Times New Roman" w:cs="Times New Roman"/>
-            <w:kern w:val="0"/>
-            <w:lang w:val="el-GR" w:eastAsia="el-GR" w:bidi="ar-SA"/>
-          </w:rPr>
-          <w:t>=</w:t>
-        </w:r>
-        <w:r>
-          <w:rPr>
-            <w:rStyle w:val="-"/>
-            <w:rFonts w:eastAsia="Times New Roman" w:cs="Times New Roman"/>
-            <w:kern w:val="0"/>
-            <w:lang w:val="de-DE" w:eastAsia="el-GR" w:bidi="ar-SA"/>
-          </w:rPr>
-          <w:t>Suzuka</w:t>
-        </w:r>
-        <w:r>
-          <w:rPr>
-            <w:rStyle w:val="-"/>
-            <w:rFonts w:eastAsia="Times New Roman" w:cs="Times New Roman"/>
-            <w:kern w:val="0"/>
-            <w:lang w:val="el-GR" w:eastAsia="el-GR" w:bidi="ar-SA"/>
-          </w:rPr>
-          <w:t>&amp;</w:t>
-        </w:r>
-        <w:r>
-          <w:rPr>
-            <w:rStyle w:val="-"/>
-            <w:rFonts w:eastAsia="Times New Roman" w:cs="Times New Roman"/>
-            <w:kern w:val="0"/>
-            <w:lang w:val="de-DE" w:eastAsia="el-GR" w:bidi="ar-SA"/>
-          </w:rPr>
-          <w:t>sk</w:t>
-        </w:r>
-        <w:r>
-          <w:rPr>
-            <w:rStyle w:val="-"/>
-            <w:rFonts w:eastAsia="Times New Roman" w:cs="Times New Roman"/>
-            <w:kern w:val="0"/>
-            <w:lang w:val="el-GR" w:eastAsia="el-GR" w:bidi="ar-SA"/>
-          </w:rPr>
-          <w:t>=11253&amp;</w:t>
-        </w:r>
-        <w:r>
-          <w:rPr>
-            <w:rStyle w:val="-"/>
-            <w:rFonts w:eastAsia="Times New Roman" w:cs="Times New Roman"/>
-            <w:kern w:val="0"/>
-            <w:lang w:val="de-DE" w:eastAsia="el-GR" w:bidi="ar-SA"/>
-          </w:rPr>
-          <w:t>d</w:t>
-        </w:r>
-        <w:r>
-          <w:rPr>
-            <w:rStyle w:val="-"/>
-            <w:rFonts w:eastAsia="Times New Roman" w:cs="Times New Roman"/>
-            <w:kern w:val="0"/>
-            <w:lang w:val="el-GR" w:eastAsia="el-GR" w:bidi="ar-SA"/>
-          </w:rPr>
-          <w:t>=3%2</w:t>
-        </w:r>
-        <w:r>
-          <w:rPr>
-            <w:rStyle w:val="-"/>
-            <w:rFonts w:eastAsia="Times New Roman" w:cs="Times New Roman"/>
-            <w:kern w:val="0"/>
-            <w:lang w:val="de-DE" w:eastAsia="el-GR" w:bidi="ar-SA"/>
-          </w:rPr>
-          <w:t>C</w:t>
-        </w:r>
-        <w:r>
-          <w:rPr>
-            <w:rStyle w:val="-"/>
-            <w:rFonts w:eastAsia="Times New Roman" w:cs="Times New Roman"/>
-            <w:kern w:val="0"/>
-            <w:lang w:val="el-GR" w:eastAsia="el-GR" w:bidi="ar-SA"/>
-          </w:rPr>
-          <w:t>10&amp;</w:t>
-        </w:r>
-        <w:r>
-          <w:rPr>
-            <w:rStyle w:val="-"/>
-            <w:rFonts w:eastAsia="Times New Roman" w:cs="Times New Roman"/>
-            <w:kern w:val="0"/>
-            <w:lang w:val="de-DE" w:eastAsia="el-GR" w:bidi="ar-SA"/>
-          </w:rPr>
-          <w:t>l</w:t>
-        </w:r>
-        <w:r>
-          <w:rPr>
-            <w:rStyle w:val="-"/>
-            <w:rFonts w:eastAsia="Times New Roman" w:cs="Times New Roman"/>
-            <w:kern w:val="0"/>
-            <w:lang w:val="el-GR" w:eastAsia="el-GR" w:bidi="ar-SA"/>
-          </w:rPr>
-          <w:t>=12&amp;</w:t>
-        </w:r>
-        <w:r>
-          <w:rPr>
-            <w:rStyle w:val="-"/>
-            <w:rFonts w:eastAsia="Times New Roman" w:cs="Times New Roman"/>
-            <w:kern w:val="0"/>
-            <w:lang w:val="de-DE" w:eastAsia="el-GR" w:bidi="ar-SA"/>
-          </w:rPr>
-          <w:t>t</w:t>
-        </w:r>
-        <w:r>
-          <w:rPr>
-            <w:rStyle w:val="-"/>
-            <w:rFonts w:eastAsia="Times New Roman" w:cs="Times New Roman"/>
-            <w:kern w:val="0"/>
-            <w:lang w:val="el-GR" w:eastAsia="el-GR" w:bidi="ar-SA"/>
-          </w:rPr>
-          <w:t>=</w:t>
-        </w:r>
-        <w:r>
-          <w:rPr>
-            <w:rStyle w:val="-"/>
-            <w:rFonts w:eastAsia="Times New Roman" w:cs="Times New Roman"/>
-            <w:kern w:val="0"/>
-            <w:lang w:val="de-DE" w:eastAsia="el-GR" w:bidi="ar-SA"/>
-          </w:rPr>
-          <w:t>telemetry</w:t>
-        </w:r>
-      </w:hyperlink>
-      <w:r>
-        <w:rPr>
-          <w:rFonts w:eastAsia="Times New Roman" w:cs="Times New Roman"/>
-          <w:kern w:val="0"/>
-          <w:lang w:val="el-GR" w:eastAsia="el-GR" w:bidi="ar-SA"/>
-        </w:rPr>
-        <w:br/>
-      </w:r>
-      <w:r>
-        <w:rPr>
-          <w:rFonts w:eastAsia="Times New Roman" w:cs="Times New Roman"/>
-          <w:kern w:val="0"/>
-          <w:lang w:val="el-GR" w:eastAsia="el-GR" w:bidi="ar-SA"/>
-        </w:rPr>
-        <w:br/>
-      </w:r>
-      <w:proofErr w:type="spellStart"/>
-      <w:r>
-        <w:rPr>
-          <w:rFonts w:eastAsia="Times New Roman" w:cs="Times New Roman"/>
-          <w:kern w:val="0"/>
-          <w:lang w:val="el-GR" w:eastAsia="el-GR" w:bidi="ar-SA"/>
-        </w:rPr>
-        <w:t>Επισης</w:t>
-      </w:r>
-      <w:proofErr w:type="spellEnd"/>
-      <w:r>
-        <w:rPr>
-          <w:rFonts w:eastAsia="Times New Roman" w:cs="Times New Roman"/>
-          <w:kern w:val="0"/>
-          <w:lang w:val="el-GR" w:eastAsia="el-GR" w:bidi="ar-SA"/>
-        </w:rPr>
-        <w:t xml:space="preserve"> </w:t>
-      </w:r>
-      <w:proofErr w:type="spellStart"/>
-      <w:r>
-        <w:rPr>
-          <w:rFonts w:eastAsia="Times New Roman" w:cs="Times New Roman"/>
-          <w:kern w:val="0"/>
-          <w:lang w:val="el-GR" w:eastAsia="el-GR" w:bidi="ar-SA"/>
-        </w:rPr>
-        <w:t>μπορειτε</w:t>
-      </w:r>
-      <w:proofErr w:type="spellEnd"/>
-      <w:r>
-        <w:rPr>
-          <w:rFonts w:eastAsia="Times New Roman" w:cs="Times New Roman"/>
-          <w:kern w:val="0"/>
-          <w:lang w:val="el-GR" w:eastAsia="el-GR" w:bidi="ar-SA"/>
-        </w:rPr>
-        <w:t xml:space="preserve"> να </w:t>
-      </w:r>
-      <w:proofErr w:type="spellStart"/>
-      <w:r>
-        <w:rPr>
-          <w:rFonts w:eastAsia="Times New Roman" w:cs="Times New Roman"/>
-          <w:kern w:val="0"/>
-          <w:lang w:val="el-GR" w:eastAsia="el-GR" w:bidi="ar-SA"/>
-        </w:rPr>
-        <w:t>δειτε</w:t>
-      </w:r>
-      <w:proofErr w:type="spellEnd"/>
-      <w:r>
-        <w:rPr>
-          <w:rFonts w:eastAsia="Times New Roman" w:cs="Times New Roman"/>
-          <w:kern w:val="0"/>
-          <w:lang w:val="el-GR" w:eastAsia="el-GR" w:bidi="ar-SA"/>
-        </w:rPr>
-        <w:t xml:space="preserve"> το </w:t>
-      </w:r>
-      <w:r>
-        <w:rPr>
-          <w:rFonts w:eastAsia="Times New Roman" w:cs="Times New Roman"/>
-          <w:kern w:val="0"/>
-          <w:lang w:val="de-DE" w:eastAsia="el-GR" w:bidi="ar-SA"/>
-        </w:rPr>
-        <w:t>ghost</w:t>
-      </w:r>
-      <w:r>
-        <w:rPr>
-          <w:rFonts w:eastAsia="Times New Roman" w:cs="Times New Roman"/>
-          <w:kern w:val="0"/>
-          <w:lang w:val="el-GR" w:eastAsia="el-GR" w:bidi="ar-SA"/>
-        </w:rPr>
-        <w:t xml:space="preserve"> </w:t>
-      </w:r>
-      <w:proofErr w:type="spellStart"/>
-      <w:r>
-        <w:rPr>
-          <w:rFonts w:eastAsia="Times New Roman" w:cs="Times New Roman"/>
-          <w:kern w:val="0"/>
-          <w:lang w:val="de-DE" w:eastAsia="el-GR" w:bidi="ar-SA"/>
-        </w:rPr>
-        <w:t>car</w:t>
-      </w:r>
-      <w:proofErr w:type="spellEnd"/>
-      <w:r>
-        <w:rPr>
-          <w:rFonts w:eastAsia="Times New Roman" w:cs="Times New Roman"/>
-          <w:kern w:val="0"/>
-          <w:lang w:val="el-GR" w:eastAsia="el-GR" w:bidi="ar-SA"/>
-        </w:rPr>
-        <w:t xml:space="preserve"> </w:t>
-      </w:r>
-      <w:r>
-        <w:rPr>
-          <w:rFonts w:eastAsia="Times New Roman" w:cs="Times New Roman"/>
-          <w:kern w:val="0"/>
-          <w:lang w:val="el-GR" w:eastAsia="el-GR" w:bidi="ar-SA"/>
-        </w:rPr>
-        <w:t xml:space="preserve">στο </w:t>
-      </w:r>
-      <w:r>
-        <w:rPr>
-          <w:rFonts w:eastAsia="Times New Roman" w:cs="Times New Roman"/>
-          <w:kern w:val="0"/>
-          <w:lang w:val="el-GR" w:eastAsia="el-GR" w:bidi="ar-SA"/>
-        </w:rPr>
-        <w:t>:</w:t>
-      </w:r>
-      <w:r>
-        <w:rPr>
-          <w:rFonts w:eastAsia="Times New Roman" w:cs="Times New Roman"/>
-          <w:kern w:val="0"/>
-          <w:lang w:val="el-GR" w:eastAsia="el-GR" w:bidi="ar-SA"/>
-        </w:rPr>
-        <w:t xml:space="preserve"> </w:t>
-      </w:r>
-      <w:hyperlink r:id="rId9" w:history="1">
-        <w:r>
-          <w:rPr>
-            <w:rStyle w:val="-"/>
-            <w:rFonts w:eastAsia="Times New Roman" w:cs="Times New Roman"/>
-            <w:kern w:val="0"/>
-            <w:lang w:val="de-DE" w:eastAsia="el-GR" w:bidi="ar-SA"/>
-          </w:rPr>
-          <w:t>https</w:t>
-        </w:r>
-        <w:r>
-          <w:rPr>
-            <w:rStyle w:val="-"/>
-            <w:rFonts w:eastAsia="Times New Roman" w:cs="Times New Roman"/>
-            <w:kern w:val="0"/>
-            <w:lang w:val="el-GR" w:eastAsia="el-GR" w:bidi="ar-SA"/>
-          </w:rPr>
-          <w:t>://</w:t>
-        </w:r>
-        <w:r>
-          <w:rPr>
-            <w:rStyle w:val="-"/>
-            <w:rFonts w:eastAsia="Times New Roman" w:cs="Times New Roman"/>
-            <w:kern w:val="0"/>
-            <w:lang w:val="de-DE" w:eastAsia="el-GR" w:bidi="ar-SA"/>
-          </w:rPr>
-          <w:t>georgiosbalatzis</w:t>
-        </w:r>
-        <w:r>
-          <w:rPr>
-            <w:rStyle w:val="-"/>
-            <w:rFonts w:eastAsia="Times New Roman" w:cs="Times New Roman"/>
-            <w:kern w:val="0"/>
-            <w:lang w:val="el-GR" w:eastAsia="el-GR" w:bidi="ar-SA"/>
-          </w:rPr>
-          <w:t>.</w:t>
-        </w:r>
-        <w:r>
-          <w:rPr>
-            <w:rStyle w:val="-"/>
-            <w:rFonts w:eastAsia="Times New Roman" w:cs="Times New Roman"/>
-            <w:kern w:val="0"/>
-            <w:lang w:val="de-DE" w:eastAsia="el-GR" w:bidi="ar-SA"/>
-          </w:rPr>
-          <w:t>github</w:t>
-        </w:r>
-        <w:r>
-          <w:rPr>
-            <w:rStyle w:val="-"/>
-            <w:rFonts w:eastAsia="Times New Roman" w:cs="Times New Roman"/>
-            <w:kern w:val="0"/>
-            <w:lang w:val="el-GR" w:eastAsia="el-GR" w:bidi="ar-SA"/>
-          </w:rPr>
-          <w:t>.</w:t>
-        </w:r>
-        <w:r>
-          <w:rPr>
-            <w:rStyle w:val="-"/>
-            <w:rFonts w:eastAsia="Times New Roman" w:cs="Times New Roman"/>
-            <w:kern w:val="0"/>
-            <w:lang w:val="de-DE" w:eastAsia="el-GR" w:bidi="ar-SA"/>
-          </w:rPr>
-          <w:t>io</w:t>
-        </w:r>
-        <w:r>
-          <w:rPr>
-            <w:rStyle w:val="-"/>
-            <w:rFonts w:eastAsia="Times New Roman" w:cs="Times New Roman"/>
-            <w:kern w:val="0"/>
-            <w:lang w:val="el-GR" w:eastAsia="el-GR" w:bidi="ar-SA"/>
-          </w:rPr>
-          <w:t>/</w:t>
-        </w:r>
-        <w:r>
-          <w:rPr>
-            <w:rStyle w:val="-"/>
-            <w:rFonts w:eastAsia="Times New Roman" w:cs="Times New Roman"/>
-            <w:kern w:val="0"/>
-            <w:lang w:val="de-DE" w:eastAsia="el-GR" w:bidi="ar-SA"/>
-          </w:rPr>
-          <w:t>ghostcar</w:t>
-        </w:r>
-        <w:r>
-          <w:rPr>
-            <w:rStyle w:val="-"/>
-            <w:rFonts w:eastAsia="Times New Roman" w:cs="Times New Roman"/>
-            <w:kern w:val="0"/>
-            <w:lang w:val="el-GR" w:eastAsia="el-GR" w:bidi="ar-SA"/>
-          </w:rPr>
-          <w:t>/?</w:t>
-        </w:r>
-        <w:r>
-          <w:rPr>
-            <w:rStyle w:val="-"/>
-            <w:rFonts w:eastAsia="Times New Roman" w:cs="Times New Roman"/>
-            <w:kern w:val="0"/>
-            <w:lang w:val="de-DE" w:eastAsia="el-GR" w:bidi="ar-SA"/>
-          </w:rPr>
-          <w:t>y</w:t>
-        </w:r>
-        <w:r>
-          <w:rPr>
-            <w:rStyle w:val="-"/>
-            <w:rFonts w:eastAsia="Times New Roman" w:cs="Times New Roman"/>
-            <w:kern w:val="0"/>
-            <w:lang w:val="el-GR" w:eastAsia="el-GR" w:bidi="ar-SA"/>
-          </w:rPr>
-          <w:t>=2026&amp;</w:t>
-        </w:r>
-        <w:r>
-          <w:rPr>
-            <w:rStyle w:val="-"/>
-            <w:rFonts w:eastAsia="Times New Roman" w:cs="Times New Roman"/>
-            <w:kern w:val="0"/>
-            <w:lang w:val="de-DE" w:eastAsia="el-GR" w:bidi="ar-SA"/>
-          </w:rPr>
-          <w:t>mk</w:t>
-        </w:r>
-        <w:r>
-          <w:rPr>
-            <w:rStyle w:val="-"/>
-            <w:rFonts w:eastAsia="Times New Roman" w:cs="Times New Roman"/>
-            <w:kern w:val="0"/>
-            <w:lang w:val="el-GR" w:eastAsia="el-GR" w:bidi="ar-SA"/>
-          </w:rPr>
-          <w:t>=1281&amp;</w:t>
-        </w:r>
-        <w:r>
-          <w:rPr>
-            <w:rStyle w:val="-"/>
-            <w:rFonts w:eastAsia="Times New Roman" w:cs="Times New Roman"/>
-            <w:kern w:val="0"/>
-            <w:lang w:val="de-DE" w:eastAsia="el-GR" w:bidi="ar-SA"/>
-          </w:rPr>
-          <w:t>sk</w:t>
-        </w:r>
-        <w:r>
-          <w:rPr>
-            <w:rStyle w:val="-"/>
-            <w:rFonts w:eastAsia="Times New Roman" w:cs="Times New Roman"/>
-            <w:kern w:val="0"/>
-            <w:lang w:val="el-GR" w:eastAsia="el-GR" w:bidi="ar-SA"/>
-          </w:rPr>
-          <w:t>=11249&amp;</w:t>
-        </w:r>
-        <w:r>
-          <w:rPr>
-            <w:rStyle w:val="-"/>
-            <w:rFonts w:eastAsia="Times New Roman" w:cs="Times New Roman"/>
-            <w:kern w:val="0"/>
-            <w:lang w:val="de-DE" w:eastAsia="el-GR" w:bidi="ar-SA"/>
-          </w:rPr>
-          <w:t>d</w:t>
-        </w:r>
-        <w:r>
-          <w:rPr>
-            <w:rStyle w:val="-"/>
-            <w:rFonts w:eastAsia="Times New Roman" w:cs="Times New Roman"/>
-            <w:kern w:val="0"/>
-            <w:lang w:val="el-GR" w:eastAsia="el-GR" w:bidi="ar-SA"/>
-          </w:rPr>
-          <w:t>2=3&amp;</w:t>
-        </w:r>
-        <w:r>
-          <w:rPr>
-            <w:rStyle w:val="-"/>
-            <w:rFonts w:eastAsia="Times New Roman" w:cs="Times New Roman"/>
-            <w:kern w:val="0"/>
-            <w:lang w:val="de-DE" w:eastAsia="el-GR" w:bidi="ar-SA"/>
-          </w:rPr>
-          <w:t>l</w:t>
-        </w:r>
-        <w:r>
-          <w:rPr>
-            <w:rStyle w:val="-"/>
-            <w:rFonts w:eastAsia="Times New Roman" w:cs="Times New Roman"/>
-            <w:kern w:val="0"/>
-            <w:lang w:val="el-GR" w:eastAsia="el-GR" w:bidi="ar-SA"/>
-          </w:rPr>
-          <w:t>1=17&amp;</w:t>
-        </w:r>
-        <w:r>
-          <w:rPr>
-            <w:rStyle w:val="-"/>
-            <w:rFonts w:eastAsia="Times New Roman" w:cs="Times New Roman"/>
-            <w:kern w:val="0"/>
-            <w:lang w:val="de-DE" w:eastAsia="el-GR" w:bidi="ar-SA"/>
-          </w:rPr>
-          <w:t>l</w:t>
-        </w:r>
-        <w:r>
-          <w:rPr>
-            <w:rStyle w:val="-"/>
-            <w:rFonts w:eastAsia="Times New Roman" w:cs="Times New Roman"/>
-            <w:kern w:val="0"/>
-            <w:lang w:val="el-GR" w:eastAsia="el-GR" w:bidi="ar-SA"/>
-          </w:rPr>
-          <w:t>2=11</w:t>
-        </w:r>
-      </w:hyperlink>
+          <w:lang w:eastAsia="el-GR" w:bidi="ar-SA"/>
+        </w:rPr>
+        <w:t>&lt;iframe src="https://georgiosbalatzis.github.io/ghostcar/?y=2026&amp;mk=1281&amp;sk=11249&amp;d1=10&amp;d2=3&amp;l1=17&amp;l2=11&amp;embed=1" width="100%" height="650" frameborder="0" style="border-radius:12px;border:1px solid #E1060033;background:#15151e" allowfullscreen loading="lazy"&gt;&lt;/iframe&gt;</w:t>
+      </w:r>
     </w:p>
     <w:sectPr>
       <w:pgSz w:w="12240" w:h="15840"/>

--- a/blog-module/blog-entries/20260329G/jpg26.docx
+++ b/blog-module/blog-entries/20260329G/jpg26.docx
@@ -41,7 +41,23 @@
         <w:pStyle w:val="a5"/>
       </w:pPr>
       <w:r>
-        <w:t>Gasly vs Verstappen | Suzuka 2026: η Alpine μπροστά από τη Red Bull</w:t>
+        <w:t>Gasly vs Verstappen | Suzuka 2026: η Alpine μπ</w:t>
+      </w:r>
+      <w:proofErr w:type="spellStart"/>
+      <w:r>
+        <w:t>ροστά</w:t>
+      </w:r>
+      <w:proofErr w:type="spellEnd"/>
+      <w:r>
+        <w:t xml:space="preserve"> από </w:t>
+      </w:r>
+      <w:proofErr w:type="spellStart"/>
+      <w:r>
+        <w:t>τη</w:t>
+      </w:r>
+      <w:proofErr w:type="spellEnd"/>
+      <w:r>
+        <w:t xml:space="preserve"> Red Bull</w:t>
       </w:r>
     </w:p>
     <w:p>
@@ -78,8 +94,27 @@
           <w:kern w:val="0"/>
           <w:lang w:val="el-GR" w:eastAsia="el-GR" w:bidi="ar-SA"/>
         </w:rPr>
-        <w:t xml:space="preserve">Το τριήμερο στη Suzuka έκρυβε μια πολύ ενδιαφέρουσα μάχη πιο πίσω από την κορυφή: </w:t>
-      </w:r>
+        <w:t xml:space="preserve">Το τριήμερο στη </w:t>
+      </w:r>
+      <w:proofErr w:type="spellStart"/>
+      <w:r>
+        <w:rPr>
+          <w:rFonts w:eastAsia="Times New Roman" w:cs="Times New Roman"/>
+          <w:kern w:val="0"/>
+          <w:lang w:val="el-GR" w:eastAsia="el-GR" w:bidi="ar-SA"/>
+        </w:rPr>
+        <w:t>Suzuka</w:t>
+      </w:r>
+      <w:proofErr w:type="spellEnd"/>
+      <w:r>
+        <w:rPr>
+          <w:rFonts w:eastAsia="Times New Roman" w:cs="Times New Roman"/>
+          <w:kern w:val="0"/>
+          <w:lang w:val="el-GR" w:eastAsia="el-GR" w:bidi="ar-SA"/>
+        </w:rPr>
+        <w:t xml:space="preserve"> έκρυβε μια πολύ ενδιαφέρουσα μάχη πιο πίσω από την κορυφή: </w:t>
+      </w:r>
+      <w:proofErr w:type="spellStart"/>
       <w:r>
         <w:rPr>
           <w:rFonts w:eastAsia="Times New Roman" w:cs="Times New Roman"/>
@@ -88,15 +123,100 @@
           <w:kern w:val="0"/>
           <w:lang w:val="el-GR" w:eastAsia="el-GR" w:bidi="ar-SA"/>
         </w:rPr>
-        <w:t>Pierre Gasly απέναντι στον Max Verstappen</w:t>
-      </w:r>
-      <w:r>
-        <w:rPr>
-          <w:rFonts w:eastAsia="Times New Roman" w:cs="Times New Roman"/>
-          <w:kern w:val="0"/>
-          <w:lang w:val="el-GR" w:eastAsia="el-GR" w:bidi="ar-SA"/>
-        </w:rPr>
-        <w:t>. Και το πιο εντυπωσιακό είναι πως αυτή τη φορά ο οδηγός της Alpine βγήκε ξεκάθαρα κερδισμένος.</w:t>
+        <w:t>Pierre</w:t>
+      </w:r>
+      <w:proofErr w:type="spellEnd"/>
+      <w:r>
+        <w:rPr>
+          <w:rFonts w:eastAsia="Times New Roman" w:cs="Times New Roman"/>
+          <w:b/>
+          <w:bCs/>
+          <w:kern w:val="0"/>
+          <w:lang w:val="el-GR" w:eastAsia="el-GR" w:bidi="ar-SA"/>
+        </w:rPr>
+        <w:t xml:space="preserve"> </w:t>
+      </w:r>
+      <w:proofErr w:type="spellStart"/>
+      <w:r>
+        <w:rPr>
+          <w:rFonts w:eastAsia="Times New Roman" w:cs="Times New Roman"/>
+          <w:b/>
+          <w:bCs/>
+          <w:kern w:val="0"/>
+          <w:lang w:val="el-GR" w:eastAsia="el-GR" w:bidi="ar-SA"/>
+        </w:rPr>
+        <w:t>Gasly</w:t>
+      </w:r>
+      <w:proofErr w:type="spellEnd"/>
+      <w:r>
+        <w:rPr>
+          <w:rFonts w:eastAsia="Times New Roman" w:cs="Times New Roman"/>
+          <w:b/>
+          <w:bCs/>
+          <w:kern w:val="0"/>
+          <w:lang w:val="el-GR" w:eastAsia="el-GR" w:bidi="ar-SA"/>
+        </w:rPr>
+        <w:t xml:space="preserve"> απέναντι στον </w:t>
+      </w:r>
+      <w:proofErr w:type="spellStart"/>
+      <w:r>
+        <w:rPr>
+          <w:rFonts w:eastAsia="Times New Roman" w:cs="Times New Roman"/>
+          <w:b/>
+          <w:bCs/>
+          <w:kern w:val="0"/>
+          <w:lang w:val="el-GR" w:eastAsia="el-GR" w:bidi="ar-SA"/>
+        </w:rPr>
+        <w:t>Max</w:t>
+      </w:r>
+      <w:proofErr w:type="spellEnd"/>
+      <w:r>
+        <w:rPr>
+          <w:rFonts w:eastAsia="Times New Roman" w:cs="Times New Roman"/>
+          <w:b/>
+          <w:bCs/>
+          <w:kern w:val="0"/>
+          <w:lang w:val="el-GR" w:eastAsia="el-GR" w:bidi="ar-SA"/>
+        </w:rPr>
+        <w:t xml:space="preserve"> </w:t>
+      </w:r>
+      <w:proofErr w:type="spellStart"/>
+      <w:r>
+        <w:rPr>
+          <w:rFonts w:eastAsia="Times New Roman" w:cs="Times New Roman"/>
+          <w:b/>
+          <w:bCs/>
+          <w:kern w:val="0"/>
+          <w:lang w:val="el-GR" w:eastAsia="el-GR" w:bidi="ar-SA"/>
+        </w:rPr>
+        <w:t>Verstappen</w:t>
+      </w:r>
+      <w:proofErr w:type="spellEnd"/>
+      <w:r>
+        <w:rPr>
+          <w:rFonts w:eastAsia="Times New Roman" w:cs="Times New Roman"/>
+          <w:kern w:val="0"/>
+          <w:lang w:val="el-GR" w:eastAsia="el-GR" w:bidi="ar-SA"/>
+        </w:rPr>
+        <w:t xml:space="preserve">. Και το πιο εντυπωσιακό είναι πως αυτή τη φορά ο οδηγός της </w:t>
+      </w:r>
+      <w:proofErr w:type="spellStart"/>
+      <w:r>
+        <w:rPr>
+          <w:rFonts w:eastAsia="Times New Roman" w:cs="Times New Roman"/>
+          <w:kern w:val="0"/>
+          <w:lang w:val="el-GR" w:eastAsia="el-GR" w:bidi="ar-SA"/>
+        </w:rPr>
+        <w:t>Alpine</w:t>
+      </w:r>
+      <w:proofErr w:type="spellEnd"/>
+      <w:r>
+        <w:rPr>
+          <w:rFonts w:eastAsia="Times New Roman" w:cs="Times New Roman"/>
+          <w:kern w:val="0"/>
+          <w:lang w:val="el-GR" w:eastAsia="el-GR" w:bidi="ar-SA"/>
+        </w:rPr>
+        <w:t xml:space="preserve"> βγήκε ξεκάθαρα κερδισμένος.</w:t>
       </w:r>
     </w:p>
     <w:p>
@@ -117,7 +237,61 @@
           <w:kern w:val="0"/>
           <w:lang w:val="el-GR" w:eastAsia="el-GR" w:bidi="ar-SA"/>
         </w:rPr>
-        <w:t>Από τις ελεύθερες δοκιμές φαινόταν ότι η Red Bull δυσκολευόταν να βρει σταθερό πάτημα, ενώ η Alpine έδειχνε πιο ισορροπημένη. Ο Gasly δεν ήταν εκρηκτικός από την αρχή, όμως το μονοθέσιο λειτουργούσε πιο σωστά και του έδινε καλύτερη εμπιστοσύνη στο γρήγορο κομμάτι της πίστας.</w:t>
+        <w:t xml:space="preserve">Από τις ελεύθερες δοκιμές φαινόταν ότι η Red </w:t>
+      </w:r>
+      <w:proofErr w:type="spellStart"/>
+      <w:r>
+        <w:rPr>
+          <w:rFonts w:eastAsia="Times New Roman" w:cs="Times New Roman"/>
+          <w:kern w:val="0"/>
+          <w:lang w:val="el-GR" w:eastAsia="el-GR" w:bidi="ar-SA"/>
+        </w:rPr>
+        <w:t>Bull</w:t>
+      </w:r>
+      <w:proofErr w:type="spellEnd"/>
+      <w:r>
+        <w:rPr>
+          <w:rFonts w:eastAsia="Times New Roman" w:cs="Times New Roman"/>
+          <w:kern w:val="0"/>
+          <w:lang w:val="el-GR" w:eastAsia="el-GR" w:bidi="ar-SA"/>
+        </w:rPr>
+        <w:t xml:space="preserve"> δυσκολευόταν να βρει σταθερό πάτημα, ενώ η </w:t>
+      </w:r>
+      <w:proofErr w:type="spellStart"/>
+      <w:r>
+        <w:rPr>
+          <w:rFonts w:eastAsia="Times New Roman" w:cs="Times New Roman"/>
+          <w:kern w:val="0"/>
+          <w:lang w:val="el-GR" w:eastAsia="el-GR" w:bidi="ar-SA"/>
+        </w:rPr>
+        <w:t>Alpine</w:t>
+      </w:r>
+      <w:proofErr w:type="spellEnd"/>
+      <w:r>
+        <w:rPr>
+          <w:rFonts w:eastAsia="Times New Roman" w:cs="Times New Roman"/>
+          <w:kern w:val="0"/>
+          <w:lang w:val="el-GR" w:eastAsia="el-GR" w:bidi="ar-SA"/>
+        </w:rPr>
+        <w:t xml:space="preserve"> έδειχνε πιο ισορροπημένη. Ο </w:t>
+      </w:r>
+      <w:proofErr w:type="spellStart"/>
+      <w:r>
+        <w:rPr>
+          <w:rFonts w:eastAsia="Times New Roman" w:cs="Times New Roman"/>
+          <w:kern w:val="0"/>
+          <w:lang w:val="el-GR" w:eastAsia="el-GR" w:bidi="ar-SA"/>
+        </w:rPr>
+        <w:t>Gasly</w:t>
+      </w:r>
+      <w:proofErr w:type="spellEnd"/>
+      <w:r>
+        <w:rPr>
+          <w:rFonts w:eastAsia="Times New Roman" w:cs="Times New Roman"/>
+          <w:kern w:val="0"/>
+          <w:lang w:val="el-GR" w:eastAsia="el-GR" w:bidi="ar-SA"/>
+        </w:rPr>
+        <w:t xml:space="preserve"> δεν ήταν εκρηκτικός από την αρχή, όμως το μονοθέσιο λειτουργούσε πιο σωστά και του έδινε καλύτερη εμπιστοσύνη στο γρήγορο κομμάτι της πίστας.</w:t>
       </w:r>
     </w:p>
     <w:p>
@@ -138,7 +312,25 @@
           <w:kern w:val="0"/>
           <w:lang w:val="el-GR" w:eastAsia="el-GR" w:bidi="ar-SA"/>
         </w:rPr>
-        <w:t xml:space="preserve">Το μεγάλο χτύπημα ήρθε στις κατατακτήριες. Ο Gasly πέρασε στο τελικό σκέλος και πήρε την </w:t>
+        <w:t xml:space="preserve">Το μεγάλο χτύπημα ήρθε στις κατατακτήριες. Ο </w:t>
+      </w:r>
+      <w:proofErr w:type="spellStart"/>
+      <w:r>
+        <w:rPr>
+          <w:rFonts w:eastAsia="Times New Roman" w:cs="Times New Roman"/>
+          <w:kern w:val="0"/>
+          <w:lang w:val="el-GR" w:eastAsia="el-GR" w:bidi="ar-SA"/>
+        </w:rPr>
+        <w:t>Gasly</w:t>
+      </w:r>
+      <w:proofErr w:type="spellEnd"/>
+      <w:r>
+        <w:rPr>
+          <w:rFonts w:eastAsia="Times New Roman" w:cs="Times New Roman"/>
+          <w:kern w:val="0"/>
+          <w:lang w:val="el-GR" w:eastAsia="el-GR" w:bidi="ar-SA"/>
+        </w:rPr>
+        <w:t xml:space="preserve"> πέρασε στο τελικό σκέλος και πήρε την </w:t>
       </w:r>
       <w:r>
         <w:rPr>
@@ -156,7 +348,25 @@
           <w:kern w:val="0"/>
           <w:lang w:val="el-GR" w:eastAsia="el-GR" w:bidi="ar-SA"/>
         </w:rPr>
-        <w:t xml:space="preserve">, ενώ ο Verstappen έμεινε εκτός και περιορίστηκε στην </w:t>
+        <w:t xml:space="preserve">, ενώ ο </w:t>
+      </w:r>
+      <w:proofErr w:type="spellStart"/>
+      <w:r>
+        <w:rPr>
+          <w:rFonts w:eastAsia="Times New Roman" w:cs="Times New Roman"/>
+          <w:kern w:val="0"/>
+          <w:lang w:val="el-GR" w:eastAsia="el-GR" w:bidi="ar-SA"/>
+        </w:rPr>
+        <w:t>Verstappen</w:t>
+      </w:r>
+      <w:proofErr w:type="spellEnd"/>
+      <w:r>
+        <w:rPr>
+          <w:rFonts w:eastAsia="Times New Roman" w:cs="Times New Roman"/>
+          <w:kern w:val="0"/>
+          <w:lang w:val="el-GR" w:eastAsia="el-GR" w:bidi="ar-SA"/>
+        </w:rPr>
+        <w:t xml:space="preserve"> έμεινε εκτός και περιορίστηκε στην </w:t>
       </w:r>
       <w:r>
         <w:rPr>
@@ -174,7 +384,43 @@
           <w:kern w:val="0"/>
           <w:lang w:val="el-GR" w:eastAsia="el-GR" w:bidi="ar-SA"/>
         </w:rPr>
-        <w:t>. Σε μια πίστα όπως η Suzuka, όπου η σιγουριά στις γρήγορες αλλαγές κατεύθυνσης είναι τα πάντα, αυτό έδειξε ότι η Alpine είχε καλύτερο στήσιμο και πιο καθαρή λειτουργία.</w:t>
+        <w:t xml:space="preserve">. Σε μια πίστα όπως η </w:t>
+      </w:r>
+      <w:proofErr w:type="spellStart"/>
+      <w:r>
+        <w:rPr>
+          <w:rFonts w:eastAsia="Times New Roman" w:cs="Times New Roman"/>
+          <w:kern w:val="0"/>
+          <w:lang w:val="el-GR" w:eastAsia="el-GR" w:bidi="ar-SA"/>
+        </w:rPr>
+        <w:t>Suzuka</w:t>
+      </w:r>
+      <w:proofErr w:type="spellEnd"/>
+      <w:r>
+        <w:rPr>
+          <w:rFonts w:eastAsia="Times New Roman" w:cs="Times New Roman"/>
+          <w:kern w:val="0"/>
+          <w:lang w:val="el-GR" w:eastAsia="el-GR" w:bidi="ar-SA"/>
+        </w:rPr>
+        <w:t xml:space="preserve">, όπου η σιγουριά στις γρήγορες αλλαγές κατεύθυνσης είναι τα πάντα, αυτό έδειξε ότι η </w:t>
+      </w:r>
+      <w:proofErr w:type="spellStart"/>
+      <w:r>
+        <w:rPr>
+          <w:rFonts w:eastAsia="Times New Roman" w:cs="Times New Roman"/>
+          <w:kern w:val="0"/>
+          <w:lang w:val="el-GR" w:eastAsia="el-GR" w:bidi="ar-SA"/>
+        </w:rPr>
+        <w:t>Alpine</w:t>
+      </w:r>
+      <w:proofErr w:type="spellEnd"/>
+      <w:r>
+        <w:rPr>
+          <w:rFonts w:eastAsia="Times New Roman" w:cs="Times New Roman"/>
+          <w:kern w:val="0"/>
+          <w:lang w:val="el-GR" w:eastAsia="el-GR" w:bidi="ar-SA"/>
+        </w:rPr>
+        <w:t xml:space="preserve"> είχε καλύτερο στήσιμο και πιο καθαρή λειτουργία.</w:t>
       </w:r>
     </w:p>
     <w:p>
@@ -258,7 +504,25 @@
           <w:kern w:val="0"/>
           <w:lang w:val="el-GR" w:eastAsia="el-GR" w:bidi="ar-SA"/>
         </w:rPr>
-        <w:t xml:space="preserve">Στον αγώνα η εικόνα επιβεβαιώθηκε. Ο Gasly τερμάτισε </w:t>
+        <w:t xml:space="preserve">Στον αγώνα η εικόνα επιβεβαιώθηκε. Ο </w:t>
+      </w:r>
+      <w:proofErr w:type="spellStart"/>
+      <w:r>
+        <w:rPr>
+          <w:rFonts w:eastAsia="Times New Roman" w:cs="Times New Roman"/>
+          <w:kern w:val="0"/>
+          <w:lang w:val="el-GR" w:eastAsia="el-GR" w:bidi="ar-SA"/>
+        </w:rPr>
+        <w:t>Gasly</w:t>
+      </w:r>
+      <w:proofErr w:type="spellEnd"/>
+      <w:r>
+        <w:rPr>
+          <w:rFonts w:eastAsia="Times New Roman" w:cs="Times New Roman"/>
+          <w:kern w:val="0"/>
+          <w:lang w:val="el-GR" w:eastAsia="el-GR" w:bidi="ar-SA"/>
+        </w:rPr>
+        <w:t xml:space="preserve"> τερμάτισε </w:t>
       </w:r>
       <w:r>
         <w:rPr>
@@ -276,7 +540,25 @@
           <w:kern w:val="0"/>
           <w:lang w:val="el-GR" w:eastAsia="el-GR" w:bidi="ar-SA"/>
         </w:rPr>
-        <w:t xml:space="preserve"> και ο Verstappen </w:t>
+        <w:t xml:space="preserve"> και ο </w:t>
+      </w:r>
+      <w:proofErr w:type="spellStart"/>
+      <w:r>
+        <w:rPr>
+          <w:rFonts w:eastAsia="Times New Roman" w:cs="Times New Roman"/>
+          <w:kern w:val="0"/>
+          <w:lang w:val="el-GR" w:eastAsia="el-GR" w:bidi="ar-SA"/>
+        </w:rPr>
+        <w:t>Verstappen</w:t>
+      </w:r>
+      <w:proofErr w:type="spellEnd"/>
+      <w:r>
+        <w:rPr>
+          <w:rFonts w:eastAsia="Times New Roman" w:cs="Times New Roman"/>
+          <w:kern w:val="0"/>
+          <w:lang w:val="el-GR" w:eastAsia="el-GR" w:bidi="ar-SA"/>
+        </w:rPr>
+        <w:t xml:space="preserve"> </w:t>
       </w:r>
       <w:r>
         <w:rPr>
@@ -294,7 +576,25 @@
           <w:kern w:val="0"/>
           <w:lang w:val="el-GR" w:eastAsia="el-GR" w:bidi="ar-SA"/>
         </w:rPr>
-        <w:t>, με τον Ολλανδό να μένει κολλημένος πίσω του μέχρι το τέλος χωρίς να μπορεί να ολοκληρώσει την προσπέραση. Η διαφορά τους στον τερματισμό ήταν πολύ μικρή, αλλά στην πράξη ο Gasly είχε τον έλεγχο. Κράτησε σωστά τις εξόδους του, προστάτευσε τη θέση του και δεν έδωσε το παραμικρό εύκολο άνοιγμα.</w:t>
+        <w:t xml:space="preserve">, με τον Ολλανδό να μένει κολλημένος πίσω του μέχρι το τέλος χωρίς να μπορεί να ολοκληρώσει την προσπέραση. Η διαφορά τους στον τερματισμό ήταν πολύ μικρή, αλλά στην πράξη ο </w:t>
+      </w:r>
+      <w:proofErr w:type="spellStart"/>
+      <w:r>
+        <w:rPr>
+          <w:rFonts w:eastAsia="Times New Roman" w:cs="Times New Roman"/>
+          <w:kern w:val="0"/>
+          <w:lang w:val="el-GR" w:eastAsia="el-GR" w:bidi="ar-SA"/>
+        </w:rPr>
+        <w:t>Gasly</w:t>
+      </w:r>
+      <w:proofErr w:type="spellEnd"/>
+      <w:r>
+        <w:rPr>
+          <w:rFonts w:eastAsia="Times New Roman" w:cs="Times New Roman"/>
+          <w:kern w:val="0"/>
+          <w:lang w:val="el-GR" w:eastAsia="el-GR" w:bidi="ar-SA"/>
+        </w:rPr>
+        <w:t xml:space="preserve"> είχε τον έλεγχο. Κράτησε σωστά τις εξόδους του, προστάτευσε τη θέση του και δεν έδωσε το παραμικρό εύκολο άνοιγμα.</w:t>
       </w:r>
     </w:p>
     <w:p>
@@ -315,7 +615,61 @@
           <w:kern w:val="0"/>
           <w:lang w:val="el-GR" w:eastAsia="el-GR" w:bidi="ar-SA"/>
         </w:rPr>
-        <w:t>Αυτό που έκανε τη διαφορά δεν ήταν μόνο η τελική ταχύτητα, αλλά και η διαχείριση ενέργειας και ρυθμού. Ο Verstappen φάνηκε να έχει δυσκολία στο να πλησιάσει και να τελειώσει τη μάχη, ενώ ο Gasly εκμεταλλεύτηκε άψογα το πακέτο της Alpine σε όλη τη διάρκεια του αγώνα.</w:t>
+        <w:t xml:space="preserve">Αυτό που έκανε τη διαφορά δεν ήταν μόνο η τελική ταχύτητα, αλλά και η διαχείριση ενέργειας και ρυθμού. Ο </w:t>
+      </w:r>
+      <w:proofErr w:type="spellStart"/>
+      <w:r>
+        <w:rPr>
+          <w:rFonts w:eastAsia="Times New Roman" w:cs="Times New Roman"/>
+          <w:kern w:val="0"/>
+          <w:lang w:val="el-GR" w:eastAsia="el-GR" w:bidi="ar-SA"/>
+        </w:rPr>
+        <w:t>Verstappen</w:t>
+      </w:r>
+      <w:proofErr w:type="spellEnd"/>
+      <w:r>
+        <w:rPr>
+          <w:rFonts w:eastAsia="Times New Roman" w:cs="Times New Roman"/>
+          <w:kern w:val="0"/>
+          <w:lang w:val="el-GR" w:eastAsia="el-GR" w:bidi="ar-SA"/>
+        </w:rPr>
+        <w:t xml:space="preserve"> φάνηκε να έχει δυσκολία στο να πλησιάσει και να τελειώσει τη μάχη, ενώ ο </w:t>
+      </w:r>
+      <w:proofErr w:type="spellStart"/>
+      <w:r>
+        <w:rPr>
+          <w:rFonts w:eastAsia="Times New Roman" w:cs="Times New Roman"/>
+          <w:kern w:val="0"/>
+          <w:lang w:val="el-GR" w:eastAsia="el-GR" w:bidi="ar-SA"/>
+        </w:rPr>
+        <w:t>Gasly</w:t>
+      </w:r>
+      <w:proofErr w:type="spellEnd"/>
+      <w:r>
+        <w:rPr>
+          <w:rFonts w:eastAsia="Times New Roman" w:cs="Times New Roman"/>
+          <w:kern w:val="0"/>
+          <w:lang w:val="el-GR" w:eastAsia="el-GR" w:bidi="ar-SA"/>
+        </w:rPr>
+        <w:t xml:space="preserve"> εκμεταλλεύτηκε άψογα το πακέτο της </w:t>
+      </w:r>
+      <w:proofErr w:type="spellStart"/>
+      <w:r>
+        <w:rPr>
+          <w:rFonts w:eastAsia="Times New Roman" w:cs="Times New Roman"/>
+          <w:kern w:val="0"/>
+          <w:lang w:val="el-GR" w:eastAsia="el-GR" w:bidi="ar-SA"/>
+        </w:rPr>
+        <w:t>Alpine</w:t>
+      </w:r>
+      <w:proofErr w:type="spellEnd"/>
+      <w:r>
+        <w:rPr>
+          <w:rFonts w:eastAsia="Times New Roman" w:cs="Times New Roman"/>
+          <w:kern w:val="0"/>
+          <w:lang w:val="el-GR" w:eastAsia="el-GR" w:bidi="ar-SA"/>
+        </w:rPr>
+        <w:t xml:space="preserve"> σε όλη τη διάρκεια του αγώνα.</w:t>
       </w:r>
       <w:r>
         <w:rPr>
@@ -402,8 +756,27 @@
           <w:kern w:val="0"/>
           <w:lang w:val="el-GR" w:eastAsia="el-GR" w:bidi="ar-SA"/>
         </w:rPr>
-        <w:t xml:space="preserve">Στη Suzuka 2026, ο </w:t>
-      </w:r>
+        <w:t xml:space="preserve">Στη </w:t>
+      </w:r>
+      <w:proofErr w:type="spellStart"/>
+      <w:r>
+        <w:rPr>
+          <w:rFonts w:eastAsia="Times New Roman" w:cs="Times New Roman"/>
+          <w:kern w:val="0"/>
+          <w:lang w:val="el-GR" w:eastAsia="el-GR" w:bidi="ar-SA"/>
+        </w:rPr>
+        <w:t>Suzuka</w:t>
+      </w:r>
+      <w:proofErr w:type="spellEnd"/>
+      <w:r>
+        <w:rPr>
+          <w:rFonts w:eastAsia="Times New Roman" w:cs="Times New Roman"/>
+          <w:kern w:val="0"/>
+          <w:lang w:val="el-GR" w:eastAsia="el-GR" w:bidi="ar-SA"/>
+        </w:rPr>
+        <w:t xml:space="preserve"> 2026, ο </w:t>
+      </w:r>
+      <w:proofErr w:type="spellStart"/>
       <w:r>
         <w:rPr>
           <w:rFonts w:eastAsia="Times New Roman" w:cs="Times New Roman"/>
@@ -412,15 +785,74 @@
           <w:kern w:val="0"/>
           <w:lang w:val="el-GR" w:eastAsia="el-GR" w:bidi="ar-SA"/>
         </w:rPr>
-        <w:t>Gasly κέρδισε καθαρά τη μάχη από τον Verstappen</w:t>
-      </w:r>
-      <w:r>
-        <w:rPr>
-          <w:rFonts w:eastAsia="Times New Roman" w:cs="Times New Roman"/>
-          <w:kern w:val="0"/>
-          <w:lang w:val="el-GR" w:eastAsia="el-GR" w:bidi="ar-SA"/>
-        </w:rPr>
-        <w:t>. Ήταν μπροστά στις κατατακτήριες, έμεινε μπροστά και στον αγώνα, και έδειξε ότι αυτή τη στιγμή η Alpine μπορεί να βγάζει πιο σταθερή απόδοση από τη Red Bull σε τέτοιου είδους μάχες.</w:t>
+        <w:t>Gasly</w:t>
+      </w:r>
+      <w:proofErr w:type="spellEnd"/>
+      <w:r>
+        <w:rPr>
+          <w:rFonts w:eastAsia="Times New Roman" w:cs="Times New Roman"/>
+          <w:b/>
+          <w:bCs/>
+          <w:kern w:val="0"/>
+          <w:lang w:val="el-GR" w:eastAsia="el-GR" w:bidi="ar-SA"/>
+        </w:rPr>
+        <w:t xml:space="preserve"> κέρδισε καθαρά τη μάχη από τον </w:t>
+      </w:r>
+      <w:proofErr w:type="spellStart"/>
+      <w:r>
+        <w:rPr>
+          <w:rFonts w:eastAsia="Times New Roman" w:cs="Times New Roman"/>
+          <w:b/>
+          <w:bCs/>
+          <w:kern w:val="0"/>
+          <w:lang w:val="el-GR" w:eastAsia="el-GR" w:bidi="ar-SA"/>
+        </w:rPr>
+        <w:t>Verstappen</w:t>
+      </w:r>
+      <w:proofErr w:type="spellEnd"/>
+      <w:r>
+        <w:rPr>
+          <w:rFonts w:eastAsia="Times New Roman" w:cs="Times New Roman"/>
+          <w:kern w:val="0"/>
+          <w:lang w:val="el-GR" w:eastAsia="el-GR" w:bidi="ar-SA"/>
+        </w:rPr>
+        <w:t xml:space="preserve">. Ήταν μπροστά στις κατατακτήριες, έμεινε μπροστά και στον αγώνα, και έδειξε ότι αυτή τη στιγμή η </w:t>
+      </w:r>
+      <w:proofErr w:type="spellStart"/>
+      <w:r>
+        <w:rPr>
+          <w:rFonts w:eastAsia="Times New Roman" w:cs="Times New Roman"/>
+          <w:kern w:val="0"/>
+          <w:lang w:val="el-GR" w:eastAsia="el-GR" w:bidi="ar-SA"/>
+        </w:rPr>
+        <w:t>Alpine</w:t>
+      </w:r>
+      <w:proofErr w:type="spellEnd"/>
+      <w:r>
+        <w:rPr>
+          <w:rFonts w:eastAsia="Times New Roman" w:cs="Times New Roman"/>
+          <w:kern w:val="0"/>
+          <w:lang w:val="el-GR" w:eastAsia="el-GR" w:bidi="ar-SA"/>
+        </w:rPr>
+        <w:t xml:space="preserve"> μπορεί να βγάζει πιο σταθερή απόδοση από τη Red </w:t>
+      </w:r>
+      <w:proofErr w:type="spellStart"/>
+      <w:r>
+        <w:rPr>
+          <w:rFonts w:eastAsia="Times New Roman" w:cs="Times New Roman"/>
+          <w:kern w:val="0"/>
+          <w:lang w:val="el-GR" w:eastAsia="el-GR" w:bidi="ar-SA"/>
+        </w:rPr>
+        <w:t>Bull</w:t>
+      </w:r>
+      <w:proofErr w:type="spellEnd"/>
+      <w:r>
+        <w:rPr>
+          <w:rFonts w:eastAsia="Times New Roman" w:cs="Times New Roman"/>
+          <w:kern w:val="0"/>
+          <w:lang w:val="el-GR" w:eastAsia="el-GR" w:bidi="ar-SA"/>
+        </w:rPr>
+        <w:t xml:space="preserve"> σε τέτοιου είδους μάχες.</w:t>
       </w:r>
       <w:r>
         <w:rPr>
@@ -460,7 +892,61 @@
           <w:kern w:val="0"/>
           <w:lang w:val="el-GR" w:eastAsia="el-GR" w:bidi="ar-SA"/>
         </w:rPr>
-        <w:t xml:space="preserve">α περισσοτερες τηλεμετριες επισκεφτειτε το </w:t>
+        <w:t xml:space="preserve">α </w:t>
+      </w:r>
+      <w:proofErr w:type="spellStart"/>
+      <w:r>
+        <w:rPr>
+          <w:rFonts w:eastAsia="Times New Roman" w:cs="Times New Roman"/>
+          <w:kern w:val="0"/>
+          <w:lang w:val="el-GR" w:eastAsia="el-GR" w:bidi="ar-SA"/>
+        </w:rPr>
+        <w:t>περισσοτερες</w:t>
+      </w:r>
+      <w:proofErr w:type="spellEnd"/>
+      <w:r>
+        <w:rPr>
+          <w:rFonts w:eastAsia="Times New Roman" w:cs="Times New Roman"/>
+          <w:kern w:val="0"/>
+          <w:lang w:val="el-GR" w:eastAsia="el-GR" w:bidi="ar-SA"/>
+        </w:rPr>
+        <w:t xml:space="preserve"> </w:t>
+      </w:r>
+      <w:proofErr w:type="spellStart"/>
+      <w:r>
+        <w:rPr>
+          <w:rFonts w:eastAsia="Times New Roman" w:cs="Times New Roman"/>
+          <w:kern w:val="0"/>
+          <w:lang w:val="el-GR" w:eastAsia="el-GR" w:bidi="ar-SA"/>
+        </w:rPr>
+        <w:t>τηλεμετριες</w:t>
+      </w:r>
+      <w:proofErr w:type="spellEnd"/>
+      <w:r>
+        <w:rPr>
+          <w:rFonts w:eastAsia="Times New Roman" w:cs="Times New Roman"/>
+          <w:kern w:val="0"/>
+          <w:lang w:val="el-GR" w:eastAsia="el-GR" w:bidi="ar-SA"/>
+        </w:rPr>
+        <w:t xml:space="preserve"> </w:t>
+      </w:r>
+      <w:proofErr w:type="spellStart"/>
+      <w:r>
+        <w:rPr>
+          <w:rFonts w:eastAsia="Times New Roman" w:cs="Times New Roman"/>
+          <w:kern w:val="0"/>
+          <w:lang w:val="el-GR" w:eastAsia="el-GR" w:bidi="ar-SA"/>
+        </w:rPr>
+        <w:t>επισκεφτειτε</w:t>
+      </w:r>
+      <w:proofErr w:type="spellEnd"/>
+      <w:r>
+        <w:rPr>
+          <w:rFonts w:eastAsia="Times New Roman" w:cs="Times New Roman"/>
+          <w:kern w:val="0"/>
+          <w:lang w:val="el-GR" w:eastAsia="el-GR" w:bidi="ar-SA"/>
+        </w:rPr>
+        <w:t xml:space="preserve"> το </w:t>
       </w:r>
       <w:r>
         <w:rPr>
@@ -470,287 +956,547 @@
         </w:rPr>
         <w:t xml:space="preserve">: </w:t>
       </w:r>
-      <w:hyperlink r:id="rId8" w:history="1">
-        <w:r>
-          <w:rPr>
-            <w:rStyle w:val="-"/>
-            <w:rFonts w:eastAsia="Times New Roman" w:cs="Times New Roman"/>
-            <w:kern w:val="0"/>
-            <w:lang w:val="de-DE" w:eastAsia="el-GR" w:bidi="ar-SA"/>
-          </w:rPr>
-          <w:t>https</w:t>
-        </w:r>
-        <w:r>
-          <w:rPr>
-            <w:rStyle w:val="-"/>
-            <w:rFonts w:eastAsia="Times New Roman" w:cs="Times New Roman"/>
-            <w:kern w:val="0"/>
-            <w:lang w:val="el-GR" w:eastAsia="el-GR" w:bidi="ar-SA"/>
-          </w:rPr>
-          <w:t>://</w:t>
-        </w:r>
-        <w:r>
-          <w:rPr>
-            <w:rStyle w:val="-"/>
-            <w:rFonts w:eastAsia="Times New Roman" w:cs="Times New Roman"/>
-            <w:kern w:val="0"/>
-            <w:lang w:val="de-DE" w:eastAsia="el-GR" w:bidi="ar-SA"/>
-          </w:rPr>
-          <w:t>georgiosbalatzis</w:t>
-        </w:r>
-        <w:r>
-          <w:rPr>
-            <w:rStyle w:val="-"/>
-            <w:rFonts w:eastAsia="Times New Roman" w:cs="Times New Roman"/>
-            <w:kern w:val="0"/>
-            <w:lang w:val="el-GR" w:eastAsia="el-GR" w:bidi="ar-SA"/>
-          </w:rPr>
-          <w:t>.</w:t>
-        </w:r>
-        <w:r>
-          <w:rPr>
-            <w:rStyle w:val="-"/>
-            <w:rFonts w:eastAsia="Times New Roman" w:cs="Times New Roman"/>
-            <w:kern w:val="0"/>
-            <w:lang w:val="de-DE" w:eastAsia="el-GR" w:bidi="ar-SA"/>
-          </w:rPr>
-          <w:t>github</w:t>
-        </w:r>
-        <w:r>
-          <w:rPr>
-            <w:rStyle w:val="-"/>
-            <w:rFonts w:eastAsia="Times New Roman" w:cs="Times New Roman"/>
-            <w:kern w:val="0"/>
-            <w:lang w:val="el-GR" w:eastAsia="el-GR" w:bidi="ar-SA"/>
-          </w:rPr>
-          <w:t>.</w:t>
-        </w:r>
-        <w:r>
-          <w:rPr>
-            <w:rStyle w:val="-"/>
-            <w:rFonts w:eastAsia="Times New Roman" w:cs="Times New Roman"/>
-            <w:kern w:val="0"/>
-            <w:lang w:val="de-DE" w:eastAsia="el-GR" w:bidi="ar-SA"/>
-          </w:rPr>
-          <w:t>io</w:t>
-        </w:r>
-        <w:r>
-          <w:rPr>
-            <w:rStyle w:val="-"/>
-            <w:rFonts w:eastAsia="Times New Roman" w:cs="Times New Roman"/>
-            <w:kern w:val="0"/>
-            <w:lang w:val="el-GR" w:eastAsia="el-GR" w:bidi="ar-SA"/>
-          </w:rPr>
-          <w:t>/</w:t>
-        </w:r>
-        <w:r>
-          <w:rPr>
-            <w:rStyle w:val="-"/>
-            <w:rFonts w:eastAsia="Times New Roman" w:cs="Times New Roman"/>
-            <w:kern w:val="0"/>
-            <w:lang w:val="de-DE" w:eastAsia="el-GR" w:bidi="ar-SA"/>
-          </w:rPr>
-          <w:t>f</w:t>
-        </w:r>
-        <w:r>
-          <w:rPr>
-            <w:rStyle w:val="-"/>
-            <w:rFonts w:eastAsia="Times New Roman" w:cs="Times New Roman"/>
-            <w:kern w:val="0"/>
-            <w:lang w:val="el-GR" w:eastAsia="el-GR" w:bidi="ar-SA"/>
-          </w:rPr>
-          <w:t>1-</w:t>
-        </w:r>
-        <w:r>
-          <w:rPr>
-            <w:rStyle w:val="-"/>
-            <w:rFonts w:eastAsia="Times New Roman" w:cs="Times New Roman"/>
-            <w:kern w:val="0"/>
-            <w:lang w:val="de-DE" w:eastAsia="el-GR" w:bidi="ar-SA"/>
-          </w:rPr>
-          <w:t>telemetry</w:t>
-        </w:r>
-        <w:r>
-          <w:rPr>
-            <w:rStyle w:val="-"/>
-            <w:rFonts w:eastAsia="Times New Roman" w:cs="Times New Roman"/>
-            <w:kern w:val="0"/>
-            <w:lang w:val="el-GR" w:eastAsia="el-GR" w:bidi="ar-SA"/>
-          </w:rPr>
-          <w:t>-</w:t>
-        </w:r>
-        <w:r>
-          <w:rPr>
-            <w:rStyle w:val="-"/>
-            <w:rFonts w:eastAsia="Times New Roman" w:cs="Times New Roman"/>
-            <w:kern w:val="0"/>
-            <w:lang w:val="de-DE" w:eastAsia="el-GR" w:bidi="ar-SA"/>
-          </w:rPr>
-          <w:t>dashboard</w:t>
-        </w:r>
-        <w:r>
-          <w:rPr>
-            <w:rStyle w:val="-"/>
-            <w:rFonts w:eastAsia="Times New Roman" w:cs="Times New Roman"/>
-            <w:kern w:val="0"/>
-            <w:lang w:val="el-GR" w:eastAsia="el-GR" w:bidi="ar-SA"/>
-          </w:rPr>
-          <w:t>/?</w:t>
-        </w:r>
-        <w:r>
-          <w:rPr>
-            <w:rStyle w:val="-"/>
-            <w:rFonts w:eastAsia="Times New Roman" w:cs="Times New Roman"/>
-            <w:kern w:val="0"/>
-            <w:lang w:val="de-DE" w:eastAsia="el-GR" w:bidi="ar-SA"/>
-          </w:rPr>
-          <w:t>y</w:t>
-        </w:r>
-        <w:r>
-          <w:rPr>
-            <w:rStyle w:val="-"/>
-            <w:rFonts w:eastAsia="Times New Roman" w:cs="Times New Roman"/>
-            <w:kern w:val="0"/>
-            <w:lang w:val="el-GR" w:eastAsia="el-GR" w:bidi="ar-SA"/>
-          </w:rPr>
-          <w:t>=2026&amp;</w:t>
-        </w:r>
-        <w:r>
-          <w:rPr>
-            <w:rStyle w:val="-"/>
-            <w:rFonts w:eastAsia="Times New Roman" w:cs="Times New Roman"/>
-            <w:kern w:val="0"/>
-            <w:lang w:val="de-DE" w:eastAsia="el-GR" w:bidi="ar-SA"/>
-          </w:rPr>
-          <w:t>c</w:t>
-        </w:r>
-        <w:r>
-          <w:rPr>
-            <w:rStyle w:val="-"/>
-            <w:rFonts w:eastAsia="Times New Roman" w:cs="Times New Roman"/>
-            <w:kern w:val="0"/>
-            <w:lang w:val="el-GR" w:eastAsia="el-GR" w:bidi="ar-SA"/>
-          </w:rPr>
-          <w:t>=</w:t>
-        </w:r>
-        <w:r>
-          <w:rPr>
-            <w:rStyle w:val="-"/>
-            <w:rFonts w:eastAsia="Times New Roman" w:cs="Times New Roman"/>
-            <w:kern w:val="0"/>
-            <w:lang w:val="de-DE" w:eastAsia="el-GR" w:bidi="ar-SA"/>
-          </w:rPr>
-          <w:t>Suzuka</w:t>
-        </w:r>
-        <w:r>
-          <w:rPr>
-            <w:rStyle w:val="-"/>
-            <w:rFonts w:eastAsia="Times New Roman" w:cs="Times New Roman"/>
-            <w:kern w:val="0"/>
-            <w:lang w:val="el-GR" w:eastAsia="el-GR" w:bidi="ar-SA"/>
-          </w:rPr>
-          <w:t>&amp;</w:t>
-        </w:r>
-        <w:r>
-          <w:rPr>
-            <w:rStyle w:val="-"/>
-            <w:rFonts w:eastAsia="Times New Roman" w:cs="Times New Roman"/>
-            <w:kern w:val="0"/>
-            <w:lang w:val="de-DE" w:eastAsia="el-GR" w:bidi="ar-SA"/>
-          </w:rPr>
-          <w:t>sk</w:t>
-        </w:r>
-        <w:r>
-          <w:rPr>
-            <w:rStyle w:val="-"/>
-            <w:rFonts w:eastAsia="Times New Roman" w:cs="Times New Roman"/>
-            <w:kern w:val="0"/>
-            <w:lang w:val="el-GR" w:eastAsia="el-GR" w:bidi="ar-SA"/>
-          </w:rPr>
-          <w:t>=11253&amp;</w:t>
-        </w:r>
-        <w:r>
-          <w:rPr>
-            <w:rStyle w:val="-"/>
-            <w:rFonts w:eastAsia="Times New Roman" w:cs="Times New Roman"/>
-            <w:kern w:val="0"/>
-            <w:lang w:val="de-DE" w:eastAsia="el-GR" w:bidi="ar-SA"/>
-          </w:rPr>
-          <w:t>d</w:t>
-        </w:r>
-        <w:r>
-          <w:rPr>
-            <w:rStyle w:val="-"/>
-            <w:rFonts w:eastAsia="Times New Roman" w:cs="Times New Roman"/>
-            <w:kern w:val="0"/>
-            <w:lang w:val="el-GR" w:eastAsia="el-GR" w:bidi="ar-SA"/>
-          </w:rPr>
-          <w:t>=3%2</w:t>
-        </w:r>
-        <w:r>
-          <w:rPr>
-            <w:rStyle w:val="-"/>
-            <w:rFonts w:eastAsia="Times New Roman" w:cs="Times New Roman"/>
-            <w:kern w:val="0"/>
-            <w:lang w:val="de-DE" w:eastAsia="el-GR" w:bidi="ar-SA"/>
-          </w:rPr>
-          <w:t>C</w:t>
-        </w:r>
-        <w:r>
-          <w:rPr>
-            <w:rStyle w:val="-"/>
-            <w:rFonts w:eastAsia="Times New Roman" w:cs="Times New Roman"/>
-            <w:kern w:val="0"/>
-            <w:lang w:val="el-GR" w:eastAsia="el-GR" w:bidi="ar-SA"/>
-          </w:rPr>
-          <w:t>10&amp;</w:t>
-        </w:r>
-        <w:r>
-          <w:rPr>
-            <w:rStyle w:val="-"/>
-            <w:rFonts w:eastAsia="Times New Roman" w:cs="Times New Roman"/>
-            <w:kern w:val="0"/>
-            <w:lang w:val="de-DE" w:eastAsia="el-GR" w:bidi="ar-SA"/>
-          </w:rPr>
-          <w:t>l</w:t>
-        </w:r>
-        <w:r>
-          <w:rPr>
-            <w:rStyle w:val="-"/>
-            <w:rFonts w:eastAsia="Times New Roman" w:cs="Times New Roman"/>
-            <w:kern w:val="0"/>
-            <w:lang w:val="el-GR" w:eastAsia="el-GR" w:bidi="ar-SA"/>
-          </w:rPr>
-          <w:t>=12&amp;</w:t>
-        </w:r>
-        <w:r>
-          <w:rPr>
-            <w:rStyle w:val="-"/>
-            <w:rFonts w:eastAsia="Times New Roman" w:cs="Times New Roman"/>
-            <w:kern w:val="0"/>
-            <w:lang w:val="de-DE" w:eastAsia="el-GR" w:bidi="ar-SA"/>
-          </w:rPr>
-          <w:t>t</w:t>
-        </w:r>
-        <w:r>
-          <w:rPr>
-            <w:rStyle w:val="-"/>
-            <w:rFonts w:eastAsia="Times New Roman" w:cs="Times New Roman"/>
-            <w:kern w:val="0"/>
-            <w:lang w:val="el-GR" w:eastAsia="el-GR" w:bidi="ar-SA"/>
-          </w:rPr>
-          <w:t>=</w:t>
-        </w:r>
-        <w:r>
-          <w:rPr>
-            <w:rStyle w:val="-"/>
-            <w:rFonts w:eastAsia="Times New Roman" w:cs="Times New Roman"/>
-            <w:kern w:val="0"/>
-            <w:lang w:val="de-DE" w:eastAsia="el-GR" w:bidi="ar-SA"/>
-          </w:rPr>
-          <w:t>telemetry</w:t>
-        </w:r>
-      </w:hyperlink>
+      <w:r>
+        <w:rPr>
+          <w:rFonts w:eastAsia="Times New Roman" w:cs="Times New Roman"/>
+          <w:kern w:val="0"/>
+          <w:lang w:val="de-DE" w:eastAsia="el-GR" w:bidi="ar-SA"/>
+        </w:rPr>
+        <w:fldChar w:fldCharType="begin"/>
+      </w:r>
+      <w:r>
+        <w:rPr>
+          <w:rFonts w:eastAsia="Times New Roman" w:cs="Times New Roman"/>
+          <w:kern w:val="0"/>
+          <w:lang w:val="de-DE" w:eastAsia="el-GR" w:bidi="ar-SA"/>
+        </w:rPr>
+        <w:instrText>HYPERLINK</w:instrText>
+      </w:r>
+      <w:r>
+        <w:rPr>
+          <w:rFonts w:eastAsia="Times New Roman" w:cs="Times New Roman"/>
+          <w:kern w:val="0"/>
+          <w:lang w:val="el-GR" w:eastAsia="el-GR" w:bidi="ar-SA"/>
+        </w:rPr>
+        <w:instrText xml:space="preserve"> "</w:instrText>
+      </w:r>
+      <w:r>
+        <w:rPr>
+          <w:rFonts w:eastAsia="Times New Roman" w:cs="Times New Roman"/>
+          <w:kern w:val="0"/>
+          <w:lang w:val="de-DE" w:eastAsia="el-GR" w:bidi="ar-SA"/>
+        </w:rPr>
+        <w:instrText>https</w:instrText>
+      </w:r>
+      <w:r>
+        <w:rPr>
+          <w:rFonts w:eastAsia="Times New Roman" w:cs="Times New Roman"/>
+          <w:kern w:val="0"/>
+          <w:lang w:val="el-GR" w:eastAsia="el-GR" w:bidi="ar-SA"/>
+        </w:rPr>
+        <w:instrText>://</w:instrText>
+      </w:r>
+      <w:r>
+        <w:rPr>
+          <w:rFonts w:eastAsia="Times New Roman" w:cs="Times New Roman"/>
+          <w:kern w:val="0"/>
+          <w:lang w:val="de-DE" w:eastAsia="el-GR" w:bidi="ar-SA"/>
+        </w:rPr>
+        <w:instrText>f</w:instrText>
+      </w:r>
+      <w:r>
+        <w:rPr>
+          <w:rFonts w:eastAsia="Times New Roman" w:cs="Times New Roman"/>
+          <w:kern w:val="0"/>
+          <w:lang w:val="el-GR" w:eastAsia="el-GR" w:bidi="ar-SA"/>
+        </w:rPr>
+        <w:instrText>1</w:instrText>
+      </w:r>
+      <w:r>
+        <w:rPr>
+          <w:rFonts w:eastAsia="Times New Roman" w:cs="Times New Roman"/>
+          <w:kern w:val="0"/>
+          <w:lang w:val="de-DE" w:eastAsia="el-GR" w:bidi="ar-SA"/>
+        </w:rPr>
+        <w:instrText>stories</w:instrText>
+      </w:r>
+      <w:r>
+        <w:rPr>
+          <w:rFonts w:eastAsia="Times New Roman" w:cs="Times New Roman"/>
+          <w:kern w:val="0"/>
+          <w:lang w:val="el-GR" w:eastAsia="el-GR" w:bidi="ar-SA"/>
+        </w:rPr>
+        <w:instrText>.</w:instrText>
+      </w:r>
+      <w:r>
+        <w:rPr>
+          <w:rFonts w:eastAsia="Times New Roman" w:cs="Times New Roman"/>
+          <w:kern w:val="0"/>
+          <w:lang w:val="de-DE" w:eastAsia="el-GR" w:bidi="ar-SA"/>
+        </w:rPr>
+        <w:instrText>gr</w:instrText>
+      </w:r>
+      <w:r>
+        <w:rPr>
+          <w:rFonts w:eastAsia="Times New Roman" w:cs="Times New Roman"/>
+          <w:kern w:val="0"/>
+          <w:lang w:val="el-GR" w:eastAsia="el-GR" w:bidi="ar-SA"/>
+        </w:rPr>
+        <w:instrText>/</w:instrText>
+      </w:r>
+      <w:r>
+        <w:rPr>
+          <w:rFonts w:eastAsia="Times New Roman" w:cs="Times New Roman"/>
+          <w:kern w:val="0"/>
+          <w:lang w:val="de-DE" w:eastAsia="el-GR" w:bidi="ar-SA"/>
+        </w:rPr>
+        <w:instrText>f</w:instrText>
+      </w:r>
+      <w:r>
+        <w:rPr>
+          <w:rFonts w:eastAsia="Times New Roman" w:cs="Times New Roman"/>
+          <w:kern w:val="0"/>
+          <w:lang w:val="el-GR" w:eastAsia="el-GR" w:bidi="ar-SA"/>
+        </w:rPr>
+        <w:instrText>1</w:instrText>
+      </w:r>
+      <w:r>
+        <w:rPr>
+          <w:rFonts w:eastAsia="Times New Roman" w:cs="Times New Roman"/>
+          <w:kern w:val="0"/>
+          <w:lang w:val="de-DE" w:eastAsia="el-GR" w:bidi="ar-SA"/>
+        </w:rPr>
+        <w:instrText>telemetry</w:instrText>
+      </w:r>
+      <w:r>
+        <w:rPr>
+          <w:rFonts w:eastAsia="Times New Roman" w:cs="Times New Roman"/>
+          <w:kern w:val="0"/>
+          <w:lang w:val="el-GR" w:eastAsia="el-GR" w:bidi="ar-SA"/>
+        </w:rPr>
+        <w:instrText>/?</w:instrText>
+      </w:r>
+      <w:r>
+        <w:rPr>
+          <w:rFonts w:eastAsia="Times New Roman" w:cs="Times New Roman"/>
+          <w:kern w:val="0"/>
+          <w:lang w:val="de-DE" w:eastAsia="el-GR" w:bidi="ar-SA"/>
+        </w:rPr>
+        <w:instrText>y</w:instrText>
+      </w:r>
+      <w:r>
+        <w:rPr>
+          <w:rFonts w:eastAsia="Times New Roman" w:cs="Times New Roman"/>
+          <w:kern w:val="0"/>
+          <w:lang w:val="el-GR" w:eastAsia="el-GR" w:bidi="ar-SA"/>
+        </w:rPr>
+        <w:instrText>=2026&amp;</w:instrText>
+      </w:r>
+      <w:r>
+        <w:rPr>
+          <w:rFonts w:eastAsia="Times New Roman" w:cs="Times New Roman"/>
+          <w:kern w:val="0"/>
+          <w:lang w:val="de-DE" w:eastAsia="el-GR" w:bidi="ar-SA"/>
+        </w:rPr>
+        <w:instrText>c</w:instrText>
+      </w:r>
+      <w:r>
+        <w:rPr>
+          <w:rFonts w:eastAsia="Times New Roman" w:cs="Times New Roman"/>
+          <w:kern w:val="0"/>
+          <w:lang w:val="el-GR" w:eastAsia="el-GR" w:bidi="ar-SA"/>
+        </w:rPr>
+        <w:instrText>=</w:instrText>
+      </w:r>
+      <w:r>
+        <w:rPr>
+          <w:rFonts w:eastAsia="Times New Roman" w:cs="Times New Roman"/>
+          <w:kern w:val="0"/>
+          <w:lang w:val="de-DE" w:eastAsia="el-GR" w:bidi="ar-SA"/>
+        </w:rPr>
+        <w:instrText>Suzuka</w:instrText>
+      </w:r>
+      <w:r>
+        <w:rPr>
+          <w:rFonts w:eastAsia="Times New Roman" w:cs="Times New Roman"/>
+          <w:kern w:val="0"/>
+          <w:lang w:val="el-GR" w:eastAsia="el-GR" w:bidi="ar-SA"/>
+        </w:rPr>
+        <w:instrText>&amp;</w:instrText>
+      </w:r>
+      <w:r>
+        <w:rPr>
+          <w:rFonts w:eastAsia="Times New Roman" w:cs="Times New Roman"/>
+          <w:kern w:val="0"/>
+          <w:lang w:val="de-DE" w:eastAsia="el-GR" w:bidi="ar-SA"/>
+        </w:rPr>
+        <w:instrText>sk</w:instrText>
+      </w:r>
+      <w:r>
+        <w:rPr>
+          <w:rFonts w:eastAsia="Times New Roman" w:cs="Times New Roman"/>
+          <w:kern w:val="0"/>
+          <w:lang w:val="el-GR" w:eastAsia="el-GR" w:bidi="ar-SA"/>
+        </w:rPr>
+        <w:instrText>=11253&amp;</w:instrText>
+      </w:r>
+      <w:r>
+        <w:rPr>
+          <w:rFonts w:eastAsia="Times New Roman" w:cs="Times New Roman"/>
+          <w:kern w:val="0"/>
+          <w:lang w:val="de-DE" w:eastAsia="el-GR" w:bidi="ar-SA"/>
+        </w:rPr>
+        <w:instrText>d</w:instrText>
+      </w:r>
+      <w:r>
+        <w:rPr>
+          <w:rFonts w:eastAsia="Times New Roman" w:cs="Times New Roman"/>
+          <w:kern w:val="0"/>
+          <w:lang w:val="el-GR" w:eastAsia="el-GR" w:bidi="ar-SA"/>
+        </w:rPr>
+        <w:instrText>=3%2</w:instrText>
+      </w:r>
+      <w:r>
+        <w:rPr>
+          <w:rFonts w:eastAsia="Times New Roman" w:cs="Times New Roman"/>
+          <w:kern w:val="0"/>
+          <w:lang w:val="de-DE" w:eastAsia="el-GR" w:bidi="ar-SA"/>
+        </w:rPr>
+        <w:instrText>C</w:instrText>
+      </w:r>
+      <w:r>
+        <w:rPr>
+          <w:rFonts w:eastAsia="Times New Roman" w:cs="Times New Roman"/>
+          <w:kern w:val="0"/>
+          <w:lang w:val="el-GR" w:eastAsia="el-GR" w:bidi="ar-SA"/>
+        </w:rPr>
+        <w:instrText>10&amp;</w:instrText>
+      </w:r>
+      <w:r>
+        <w:rPr>
+          <w:rFonts w:eastAsia="Times New Roman" w:cs="Times New Roman"/>
+          <w:kern w:val="0"/>
+          <w:lang w:val="de-DE" w:eastAsia="el-GR" w:bidi="ar-SA"/>
+        </w:rPr>
+        <w:instrText>l</w:instrText>
+      </w:r>
+      <w:r>
+        <w:rPr>
+          <w:rFonts w:eastAsia="Times New Roman" w:cs="Times New Roman"/>
+          <w:kern w:val="0"/>
+          <w:lang w:val="el-GR" w:eastAsia="el-GR" w:bidi="ar-SA"/>
+        </w:rPr>
+        <w:instrText>=12&amp;</w:instrText>
+      </w:r>
+      <w:r>
+        <w:rPr>
+          <w:rFonts w:eastAsia="Times New Roman" w:cs="Times New Roman"/>
+          <w:kern w:val="0"/>
+          <w:lang w:val="de-DE" w:eastAsia="el-GR" w:bidi="ar-SA"/>
+        </w:rPr>
+        <w:instrText>t</w:instrText>
+      </w:r>
+      <w:r>
+        <w:rPr>
+          <w:rFonts w:eastAsia="Times New Roman" w:cs="Times New Roman"/>
+          <w:kern w:val="0"/>
+          <w:lang w:val="el-GR" w:eastAsia="el-GR" w:bidi="ar-SA"/>
+        </w:rPr>
+        <w:instrText>=</w:instrText>
+      </w:r>
+      <w:r>
+        <w:rPr>
+          <w:rFonts w:eastAsia="Times New Roman" w:cs="Times New Roman"/>
+          <w:kern w:val="0"/>
+          <w:lang w:val="de-DE" w:eastAsia="el-GR" w:bidi="ar-SA"/>
+        </w:rPr>
+        <w:instrText>telemetry</w:instrText>
+      </w:r>
+      <w:r>
+        <w:rPr>
+          <w:rFonts w:eastAsia="Times New Roman" w:cs="Times New Roman"/>
+          <w:kern w:val="0"/>
+          <w:lang w:val="el-GR" w:eastAsia="el-GR" w:bidi="ar-SA"/>
+        </w:rPr>
+        <w:instrText>"</w:instrText>
+      </w:r>
+      <w:r>
+        <w:rPr>
+          <w:rFonts w:eastAsia="Times New Roman" w:cs="Times New Roman"/>
+          <w:kern w:val="0"/>
+          <w:lang w:val="de-DE" w:eastAsia="el-GR" w:bidi="ar-SA"/>
+        </w:rPr>
+        <w:fldChar w:fldCharType="separate"/>
+      </w:r>
+      <w:r>
+        <w:rPr>
+          <w:rStyle w:val="-"/>
+          <w:rFonts w:eastAsia="Times New Roman" w:cs="Times New Roman"/>
+          <w:kern w:val="0"/>
+          <w:lang w:val="de-DE" w:eastAsia="el-GR" w:bidi="ar-SA"/>
+        </w:rPr>
+        <w:t>https</w:t>
+      </w:r>
+      <w:r>
+        <w:rPr>
+          <w:rStyle w:val="-"/>
+          <w:rFonts w:eastAsia="Times New Roman" w:cs="Times New Roman"/>
+          <w:kern w:val="0"/>
+          <w:lang w:val="el-GR" w:eastAsia="el-GR" w:bidi="ar-SA"/>
+        </w:rPr>
+        <w:t>://</w:t>
+      </w:r>
+      <w:r>
+        <w:rPr>
+          <w:rStyle w:val="-"/>
+          <w:rFonts w:eastAsia="Times New Roman" w:cs="Times New Roman"/>
+          <w:kern w:val="0"/>
+          <w:lang w:val="de-DE" w:eastAsia="el-GR" w:bidi="ar-SA"/>
+        </w:rPr>
+        <w:t>f</w:t>
+      </w:r>
+      <w:r>
+        <w:rPr>
+          <w:rStyle w:val="-"/>
+          <w:rFonts w:eastAsia="Times New Roman" w:cs="Times New Roman"/>
+          <w:kern w:val="0"/>
+          <w:lang w:val="el-GR" w:eastAsia="el-GR" w:bidi="ar-SA"/>
+        </w:rPr>
+        <w:t>1</w:t>
+      </w:r>
+      <w:r>
+        <w:rPr>
+          <w:rStyle w:val="-"/>
+          <w:rFonts w:eastAsia="Times New Roman" w:cs="Times New Roman"/>
+          <w:kern w:val="0"/>
+          <w:lang w:val="de-DE" w:eastAsia="el-GR" w:bidi="ar-SA"/>
+        </w:rPr>
+        <w:t>stories</w:t>
+      </w:r>
+      <w:r>
+        <w:rPr>
+          <w:rStyle w:val="-"/>
+          <w:rFonts w:eastAsia="Times New Roman" w:cs="Times New Roman"/>
+          <w:kern w:val="0"/>
+          <w:lang w:val="el-GR" w:eastAsia="el-GR" w:bidi="ar-SA"/>
+        </w:rPr>
+        <w:t>.</w:t>
+      </w:r>
+      <w:r>
+        <w:rPr>
+          <w:rStyle w:val="-"/>
+          <w:rFonts w:eastAsia="Times New Roman" w:cs="Times New Roman"/>
+          <w:kern w:val="0"/>
+          <w:lang w:val="de-DE" w:eastAsia="el-GR" w:bidi="ar-SA"/>
+        </w:rPr>
+        <w:t>gr</w:t>
+      </w:r>
+      <w:r>
+        <w:rPr>
+          <w:rStyle w:val="-"/>
+          <w:rFonts w:eastAsia="Times New Roman" w:cs="Times New Roman"/>
+          <w:kern w:val="0"/>
+          <w:lang w:val="el-GR" w:eastAsia="el-GR" w:bidi="ar-SA"/>
+        </w:rPr>
+        <w:t>/</w:t>
+      </w:r>
+      <w:r>
+        <w:rPr>
+          <w:rStyle w:val="-"/>
+          <w:rFonts w:eastAsia="Times New Roman" w:cs="Times New Roman"/>
+          <w:kern w:val="0"/>
+          <w:lang w:val="de-DE" w:eastAsia="el-GR" w:bidi="ar-SA"/>
+        </w:rPr>
+        <w:t>f</w:t>
+      </w:r>
+      <w:r>
+        <w:rPr>
+          <w:rStyle w:val="-"/>
+          <w:rFonts w:eastAsia="Times New Roman" w:cs="Times New Roman"/>
+          <w:kern w:val="0"/>
+          <w:lang w:val="el-GR" w:eastAsia="el-GR" w:bidi="ar-SA"/>
+        </w:rPr>
+        <w:t>1</w:t>
+      </w:r>
+      <w:r>
+        <w:rPr>
+          <w:rStyle w:val="-"/>
+          <w:rFonts w:eastAsia="Times New Roman" w:cs="Times New Roman"/>
+          <w:kern w:val="0"/>
+          <w:lang w:val="de-DE" w:eastAsia="el-GR" w:bidi="ar-SA"/>
+        </w:rPr>
+        <w:t>telemetry</w:t>
+      </w:r>
+      <w:r>
+        <w:rPr>
+          <w:rStyle w:val="-"/>
+          <w:rFonts w:eastAsia="Times New Roman" w:cs="Times New Roman"/>
+          <w:kern w:val="0"/>
+          <w:lang w:val="el-GR" w:eastAsia="el-GR" w:bidi="ar-SA"/>
+        </w:rPr>
+        <w:t>/?</w:t>
+      </w:r>
+      <w:r>
+        <w:rPr>
+          <w:rStyle w:val="-"/>
+          <w:rFonts w:eastAsia="Times New Roman" w:cs="Times New Roman"/>
+          <w:kern w:val="0"/>
+          <w:lang w:val="de-DE" w:eastAsia="el-GR" w:bidi="ar-SA"/>
+        </w:rPr>
+        <w:t>y</w:t>
+      </w:r>
+      <w:r>
+        <w:rPr>
+          <w:rStyle w:val="-"/>
+          <w:rFonts w:eastAsia="Times New Roman" w:cs="Times New Roman"/>
+          <w:kern w:val="0"/>
+          <w:lang w:val="el-GR" w:eastAsia="el-GR" w:bidi="ar-SA"/>
+        </w:rPr>
+        <w:t>=2026&amp;</w:t>
+      </w:r>
+      <w:r>
+        <w:rPr>
+          <w:rStyle w:val="-"/>
+          <w:rFonts w:eastAsia="Times New Roman" w:cs="Times New Roman"/>
+          <w:kern w:val="0"/>
+          <w:lang w:val="de-DE" w:eastAsia="el-GR" w:bidi="ar-SA"/>
+        </w:rPr>
+        <w:t>c</w:t>
+      </w:r>
+      <w:r>
+        <w:rPr>
+          <w:rStyle w:val="-"/>
+          <w:rFonts w:eastAsia="Times New Roman" w:cs="Times New Roman"/>
+          <w:kern w:val="0"/>
+          <w:lang w:val="el-GR" w:eastAsia="el-GR" w:bidi="ar-SA"/>
+        </w:rPr>
+        <w:t>=</w:t>
+      </w:r>
+      <w:r>
+        <w:rPr>
+          <w:rStyle w:val="-"/>
+          <w:rFonts w:eastAsia="Times New Roman" w:cs="Times New Roman"/>
+          <w:kern w:val="0"/>
+          <w:lang w:val="de-DE" w:eastAsia="el-GR" w:bidi="ar-SA"/>
+        </w:rPr>
+        <w:t>Suzuka</w:t>
+      </w:r>
+      <w:r>
+        <w:rPr>
+          <w:rStyle w:val="-"/>
+          <w:rFonts w:eastAsia="Times New Roman" w:cs="Times New Roman"/>
+          <w:kern w:val="0"/>
+          <w:lang w:val="el-GR" w:eastAsia="el-GR" w:bidi="ar-SA"/>
+        </w:rPr>
+        <w:t>&amp;</w:t>
+      </w:r>
+      <w:r>
+        <w:rPr>
+          <w:rStyle w:val="-"/>
+          <w:rFonts w:eastAsia="Times New Roman" w:cs="Times New Roman"/>
+          <w:kern w:val="0"/>
+          <w:lang w:val="de-DE" w:eastAsia="el-GR" w:bidi="ar-SA"/>
+        </w:rPr>
+        <w:t>sk</w:t>
+      </w:r>
+      <w:r>
+        <w:rPr>
+          <w:rStyle w:val="-"/>
+          <w:rFonts w:eastAsia="Times New Roman" w:cs="Times New Roman"/>
+          <w:kern w:val="0"/>
+          <w:lang w:val="el-GR" w:eastAsia="el-GR" w:bidi="ar-SA"/>
+        </w:rPr>
+        <w:t>=11253&amp;</w:t>
+      </w:r>
+      <w:r>
+        <w:rPr>
+          <w:rStyle w:val="-"/>
+          <w:rFonts w:eastAsia="Times New Roman" w:cs="Times New Roman"/>
+          <w:kern w:val="0"/>
+          <w:lang w:val="de-DE" w:eastAsia="el-GR" w:bidi="ar-SA"/>
+        </w:rPr>
+        <w:t>d</w:t>
+      </w:r>
+      <w:r>
+        <w:rPr>
+          <w:rStyle w:val="-"/>
+          <w:rFonts w:eastAsia="Times New Roman" w:cs="Times New Roman"/>
+          <w:kern w:val="0"/>
+          <w:lang w:val="el-GR" w:eastAsia="el-GR" w:bidi="ar-SA"/>
+        </w:rPr>
+        <w:t>=3%2</w:t>
+      </w:r>
+      <w:r>
+        <w:rPr>
+          <w:rStyle w:val="-"/>
+          <w:rFonts w:eastAsia="Times New Roman" w:cs="Times New Roman"/>
+          <w:kern w:val="0"/>
+          <w:lang w:val="de-DE" w:eastAsia="el-GR" w:bidi="ar-SA"/>
+        </w:rPr>
+        <w:t>C</w:t>
+      </w:r>
+      <w:r>
+        <w:rPr>
+          <w:rStyle w:val="-"/>
+          <w:rFonts w:eastAsia="Times New Roman" w:cs="Times New Roman"/>
+          <w:kern w:val="0"/>
+          <w:lang w:val="el-GR" w:eastAsia="el-GR" w:bidi="ar-SA"/>
+        </w:rPr>
+        <w:t>10&amp;</w:t>
+      </w:r>
+      <w:r>
+        <w:rPr>
+          <w:rStyle w:val="-"/>
+          <w:rFonts w:eastAsia="Times New Roman" w:cs="Times New Roman"/>
+          <w:kern w:val="0"/>
+          <w:lang w:val="de-DE" w:eastAsia="el-GR" w:bidi="ar-SA"/>
+        </w:rPr>
+        <w:t>l</w:t>
+      </w:r>
+      <w:r>
+        <w:rPr>
+          <w:rStyle w:val="-"/>
+          <w:rFonts w:eastAsia="Times New Roman" w:cs="Times New Roman"/>
+          <w:kern w:val="0"/>
+          <w:lang w:val="el-GR" w:eastAsia="el-GR" w:bidi="ar-SA"/>
+        </w:rPr>
+        <w:t>=12&amp;</w:t>
+      </w:r>
+      <w:r>
+        <w:rPr>
+          <w:rStyle w:val="-"/>
+          <w:rFonts w:eastAsia="Times New Roman" w:cs="Times New Roman"/>
+          <w:kern w:val="0"/>
+          <w:lang w:val="de-DE" w:eastAsia="el-GR" w:bidi="ar-SA"/>
+        </w:rPr>
+        <w:t>t</w:t>
+      </w:r>
+      <w:r>
+        <w:rPr>
+          <w:rStyle w:val="-"/>
+          <w:rFonts w:eastAsia="Times New Roman" w:cs="Times New Roman"/>
+          <w:kern w:val="0"/>
+          <w:lang w:val="el-GR" w:eastAsia="el-GR" w:bidi="ar-SA"/>
+        </w:rPr>
+        <w:t>=</w:t>
+      </w:r>
+      <w:r>
+        <w:rPr>
+          <w:rStyle w:val="-"/>
+          <w:rFonts w:eastAsia="Times New Roman" w:cs="Times New Roman"/>
+          <w:kern w:val="0"/>
+          <w:lang w:val="de-DE" w:eastAsia="el-GR" w:bidi="ar-SA"/>
+        </w:rPr>
+        <w:t>telemetry</w:t>
+      </w:r>
+      <w:r>
+        <w:rPr>
+          <w:rFonts w:eastAsia="Times New Roman" w:cs="Times New Roman"/>
+          <w:kern w:val="0"/>
+          <w:lang w:val="de-DE" w:eastAsia="el-GR" w:bidi="ar-SA"/>
+        </w:rPr>
+        <w:fldChar w:fldCharType="end"/>
+      </w:r>
       <w:r>
         <w:rPr>
           <w:rFonts w:eastAsia="Times New Roman" w:cs="Times New Roman"/>
@@ -826,7 +1572,97 @@
           <w:kern w:val="0"/>
           <w:lang w:eastAsia="el-GR" w:bidi="ar-SA"/>
         </w:rPr>
-        <w:t>&lt;iframe src="https://georgiosbalatzis.github.io/ghostcar/?y=2026&amp;mk=1281&amp;sk=11249&amp;d1=10&amp;d2=3&amp;l1=17&amp;l2=11&amp;embed=1" width="100%" height="650" frameborder="0" style="border-radius:12px;border:1px solid #E1060033;background:#15151e" allowfullscreen loading="lazy"&gt;&lt;/iframe&gt;</w:t>
+        <w:t>&lt;</w:t>
+      </w:r>
+      <w:proofErr w:type="spellStart"/>
+      <w:r>
+        <w:rPr>
+          <w:rFonts w:eastAsia="Times New Roman" w:cs="Times New Roman"/>
+          <w:kern w:val="0"/>
+          <w:lang w:eastAsia="el-GR" w:bidi="ar-SA"/>
+        </w:rPr>
+        <w:t>iframe</w:t>
+      </w:r>
+      <w:proofErr w:type="spellEnd"/>
+      <w:r>
+        <w:rPr>
+          <w:rFonts w:eastAsia="Times New Roman" w:cs="Times New Roman"/>
+          <w:kern w:val="0"/>
+          <w:lang w:eastAsia="el-GR" w:bidi="ar-SA"/>
+        </w:rPr>
+        <w:t xml:space="preserve"> src="https://georgiosbalatzis.github.io/ghostcar/?y=2026&amp;mk=1281&amp;sk=11249&amp;d1=10&amp;d2=3&amp;l1=17&amp;l2=11&amp;embed=1" width="100%" height="650" frameborder="0" style="border-radius:12</w:t>
+      </w:r>
+      <w:proofErr w:type="gramStart"/>
+      <w:r>
+        <w:rPr>
+          <w:rFonts w:eastAsia="Times New Roman" w:cs="Times New Roman"/>
+          <w:kern w:val="0"/>
+          <w:lang w:eastAsia="el-GR" w:bidi="ar-SA"/>
+        </w:rPr>
+        <w:t>px;border</w:t>
+      </w:r>
+      <w:proofErr w:type="gramEnd"/>
+      <w:r>
+        <w:rPr>
+          <w:rFonts w:eastAsia="Times New Roman" w:cs="Times New Roman"/>
+          <w:kern w:val="0"/>
+          <w:lang w:eastAsia="el-GR" w:bidi="ar-SA"/>
+        </w:rPr>
+        <w:t>:1px solid #E</w:t>
+      </w:r>
+      <w:proofErr w:type="gramStart"/>
+      <w:r>
+        <w:rPr>
+          <w:rFonts w:eastAsia="Times New Roman" w:cs="Times New Roman"/>
+          <w:kern w:val="0"/>
+          <w:lang w:eastAsia="el-GR" w:bidi="ar-SA"/>
+        </w:rPr>
+        <w:t>1060033;background</w:t>
+      </w:r>
+      <w:proofErr w:type="gramEnd"/>
+      <w:r>
+        <w:rPr>
+          <w:rFonts w:eastAsia="Times New Roman" w:cs="Times New Roman"/>
+          <w:kern w:val="0"/>
+          <w:lang w:eastAsia="el-GR" w:bidi="ar-SA"/>
+        </w:rPr>
+        <w:t xml:space="preserve">:#15151e" </w:t>
+      </w:r>
+      <w:proofErr w:type="spellStart"/>
+      <w:r>
+        <w:rPr>
+          <w:rFonts w:eastAsia="Times New Roman" w:cs="Times New Roman"/>
+          <w:kern w:val="0"/>
+          <w:lang w:eastAsia="el-GR" w:bidi="ar-SA"/>
+        </w:rPr>
+        <w:t>allowfullscreen</w:t>
+      </w:r>
+      <w:proofErr w:type="spellEnd"/>
+      <w:r>
+        <w:rPr>
+          <w:rFonts w:eastAsia="Times New Roman" w:cs="Times New Roman"/>
+          <w:kern w:val="0"/>
+          <w:lang w:eastAsia="el-GR" w:bidi="ar-SA"/>
+        </w:rPr>
+        <w:t xml:space="preserve"> loading="lazy"&gt;&lt;/</w:t>
+      </w:r>
+      <w:proofErr w:type="spellStart"/>
+      <w:r>
+        <w:rPr>
+          <w:rFonts w:eastAsia="Times New Roman" w:cs="Times New Roman"/>
+          <w:kern w:val="0"/>
+          <w:lang w:eastAsia="el-GR" w:bidi="ar-SA"/>
+        </w:rPr>
+        <w:t>iframe</w:t>
+      </w:r>
+      <w:proofErr w:type="spellEnd"/>
+      <w:r>
+        <w:rPr>
+          <w:rFonts w:eastAsia="Times New Roman" w:cs="Times New Roman"/>
+          <w:kern w:val="0"/>
+          <w:lang w:eastAsia="el-GR" w:bidi="ar-SA"/>
+        </w:rPr>
+        <w:t>&gt;</w:t>
       </w:r>
     </w:p>
     <w:sectPr>

--- a/blog-module/blog-entries/20260329G/jpg26.docx
+++ b/blog-module/blog-entries/20260329G/jpg26.docx
@@ -41,23 +41,7 @@
         <w:pStyle w:val="a5"/>
       </w:pPr>
       <w:r>
-        <w:t>Gasly vs Verstappen | Suzuka 2026: η Alpine μπ</w:t>
-      </w:r>
-      <w:proofErr w:type="spellStart"/>
-      <w:r>
-        <w:t>ροστά</w:t>
-      </w:r>
-      <w:proofErr w:type="spellEnd"/>
-      <w:r>
-        <w:t xml:space="preserve"> από </w:t>
-      </w:r>
-      <w:proofErr w:type="spellStart"/>
-      <w:r>
-        <w:t>τη</w:t>
-      </w:r>
-      <w:proofErr w:type="spellEnd"/>
-      <w:r>
-        <w:t xml:space="preserve"> Red Bull</w:t>
+        <w:t>Gasly vs Verstappen | Suzuka 2026: η Alpine μπροστά από τη Red Bull</w:t>
       </w:r>
     </w:p>
     <w:p>
@@ -94,27 +78,8 @@
           <w:kern w:val="0"/>
           <w:lang w:val="el-GR" w:eastAsia="el-GR" w:bidi="ar-SA"/>
         </w:rPr>
-        <w:t xml:space="preserve">Το τριήμερο στη </w:t>
-      </w:r>
-      <w:proofErr w:type="spellStart"/>
-      <w:r>
-        <w:rPr>
-          <w:rFonts w:eastAsia="Times New Roman" w:cs="Times New Roman"/>
-          <w:kern w:val="0"/>
-          <w:lang w:val="el-GR" w:eastAsia="el-GR" w:bidi="ar-SA"/>
-        </w:rPr>
-        <w:t>Suzuka</w:t>
-      </w:r>
-      <w:proofErr w:type="spellEnd"/>
-      <w:r>
-        <w:rPr>
-          <w:rFonts w:eastAsia="Times New Roman" w:cs="Times New Roman"/>
-          <w:kern w:val="0"/>
-          <w:lang w:val="el-GR" w:eastAsia="el-GR" w:bidi="ar-SA"/>
-        </w:rPr>
-        <w:t xml:space="preserve"> έκρυβε μια πολύ ενδιαφέρουσα μάχη πιο πίσω από την κορυφή: </w:t>
-      </w:r>
-      <w:proofErr w:type="spellStart"/>
+        <w:t xml:space="preserve">Το τριήμερο στη Suzuka έκρυβε μια πολύ ενδιαφέρουσα μάχη πιο πίσω από την κορυφή: </w:t>
+      </w:r>
       <w:r>
         <w:rPr>
           <w:rFonts w:eastAsia="Times New Roman" w:cs="Times New Roman"/>
@@ -123,100 +88,15 @@
           <w:kern w:val="0"/>
           <w:lang w:val="el-GR" w:eastAsia="el-GR" w:bidi="ar-SA"/>
         </w:rPr>
-        <w:t>Pierre</w:t>
-      </w:r>
-      <w:proofErr w:type="spellEnd"/>
-      <w:r>
-        <w:rPr>
-          <w:rFonts w:eastAsia="Times New Roman" w:cs="Times New Roman"/>
-          <w:b/>
-          <w:bCs/>
-          <w:kern w:val="0"/>
-          <w:lang w:val="el-GR" w:eastAsia="el-GR" w:bidi="ar-SA"/>
-        </w:rPr>
-        <w:t xml:space="preserve"> </w:t>
-      </w:r>
-      <w:proofErr w:type="spellStart"/>
-      <w:r>
-        <w:rPr>
-          <w:rFonts w:eastAsia="Times New Roman" w:cs="Times New Roman"/>
-          <w:b/>
-          <w:bCs/>
-          <w:kern w:val="0"/>
-          <w:lang w:val="el-GR" w:eastAsia="el-GR" w:bidi="ar-SA"/>
-        </w:rPr>
-        <w:t>Gasly</w:t>
-      </w:r>
-      <w:proofErr w:type="spellEnd"/>
-      <w:r>
-        <w:rPr>
-          <w:rFonts w:eastAsia="Times New Roman" w:cs="Times New Roman"/>
-          <w:b/>
-          <w:bCs/>
-          <w:kern w:val="0"/>
-          <w:lang w:val="el-GR" w:eastAsia="el-GR" w:bidi="ar-SA"/>
-        </w:rPr>
-        <w:t xml:space="preserve"> απέναντι στον </w:t>
-      </w:r>
-      <w:proofErr w:type="spellStart"/>
-      <w:r>
-        <w:rPr>
-          <w:rFonts w:eastAsia="Times New Roman" w:cs="Times New Roman"/>
-          <w:b/>
-          <w:bCs/>
-          <w:kern w:val="0"/>
-          <w:lang w:val="el-GR" w:eastAsia="el-GR" w:bidi="ar-SA"/>
-        </w:rPr>
-        <w:t>Max</w:t>
-      </w:r>
-      <w:proofErr w:type="spellEnd"/>
-      <w:r>
-        <w:rPr>
-          <w:rFonts w:eastAsia="Times New Roman" w:cs="Times New Roman"/>
-          <w:b/>
-          <w:bCs/>
-          <w:kern w:val="0"/>
-          <w:lang w:val="el-GR" w:eastAsia="el-GR" w:bidi="ar-SA"/>
-        </w:rPr>
-        <w:t xml:space="preserve"> </w:t>
-      </w:r>
-      <w:proofErr w:type="spellStart"/>
-      <w:r>
-        <w:rPr>
-          <w:rFonts w:eastAsia="Times New Roman" w:cs="Times New Roman"/>
-          <w:b/>
-          <w:bCs/>
-          <w:kern w:val="0"/>
-          <w:lang w:val="el-GR" w:eastAsia="el-GR" w:bidi="ar-SA"/>
-        </w:rPr>
-        <w:t>Verstappen</w:t>
-      </w:r>
-      <w:proofErr w:type="spellEnd"/>
-      <w:r>
-        <w:rPr>
-          <w:rFonts w:eastAsia="Times New Roman" w:cs="Times New Roman"/>
-          <w:kern w:val="0"/>
-          <w:lang w:val="el-GR" w:eastAsia="el-GR" w:bidi="ar-SA"/>
-        </w:rPr>
-        <w:t xml:space="preserve">. Και το πιο εντυπωσιακό είναι πως αυτή τη φορά ο οδηγός της </w:t>
-      </w:r>
-      <w:proofErr w:type="spellStart"/>
-      <w:r>
-        <w:rPr>
-          <w:rFonts w:eastAsia="Times New Roman" w:cs="Times New Roman"/>
-          <w:kern w:val="0"/>
-          <w:lang w:val="el-GR" w:eastAsia="el-GR" w:bidi="ar-SA"/>
-        </w:rPr>
-        <w:t>Alpine</w:t>
-      </w:r>
-      <w:proofErr w:type="spellEnd"/>
-      <w:r>
-        <w:rPr>
-          <w:rFonts w:eastAsia="Times New Roman" w:cs="Times New Roman"/>
-          <w:kern w:val="0"/>
-          <w:lang w:val="el-GR" w:eastAsia="el-GR" w:bidi="ar-SA"/>
-        </w:rPr>
-        <w:t xml:space="preserve"> βγήκε ξεκάθαρα κερδισμένος.</w:t>
+        <w:t>Pierre Gasly απέναντι στον Max Verstappen</w:t>
+      </w:r>
+      <w:r>
+        <w:rPr>
+          <w:rFonts w:eastAsia="Times New Roman" w:cs="Times New Roman"/>
+          <w:kern w:val="0"/>
+          <w:lang w:val="el-GR" w:eastAsia="el-GR" w:bidi="ar-SA"/>
+        </w:rPr>
+        <w:t>. Και το πιο εντυπωσιακό είναι πως αυτή τη φορά ο οδηγός της Alpine βγήκε ξεκάθαρα κερδισμένος.</w:t>
       </w:r>
     </w:p>
     <w:p>
@@ -237,61 +117,7 @@
           <w:kern w:val="0"/>
           <w:lang w:val="el-GR" w:eastAsia="el-GR" w:bidi="ar-SA"/>
         </w:rPr>
-        <w:t xml:space="preserve">Από τις ελεύθερες δοκιμές φαινόταν ότι η Red </w:t>
-      </w:r>
-      <w:proofErr w:type="spellStart"/>
-      <w:r>
-        <w:rPr>
-          <w:rFonts w:eastAsia="Times New Roman" w:cs="Times New Roman"/>
-          <w:kern w:val="0"/>
-          <w:lang w:val="el-GR" w:eastAsia="el-GR" w:bidi="ar-SA"/>
-        </w:rPr>
-        <w:t>Bull</w:t>
-      </w:r>
-      <w:proofErr w:type="spellEnd"/>
-      <w:r>
-        <w:rPr>
-          <w:rFonts w:eastAsia="Times New Roman" w:cs="Times New Roman"/>
-          <w:kern w:val="0"/>
-          <w:lang w:val="el-GR" w:eastAsia="el-GR" w:bidi="ar-SA"/>
-        </w:rPr>
-        <w:t xml:space="preserve"> δυσκολευόταν να βρει σταθερό πάτημα, ενώ η </w:t>
-      </w:r>
-      <w:proofErr w:type="spellStart"/>
-      <w:r>
-        <w:rPr>
-          <w:rFonts w:eastAsia="Times New Roman" w:cs="Times New Roman"/>
-          <w:kern w:val="0"/>
-          <w:lang w:val="el-GR" w:eastAsia="el-GR" w:bidi="ar-SA"/>
-        </w:rPr>
-        <w:t>Alpine</w:t>
-      </w:r>
-      <w:proofErr w:type="spellEnd"/>
-      <w:r>
-        <w:rPr>
-          <w:rFonts w:eastAsia="Times New Roman" w:cs="Times New Roman"/>
-          <w:kern w:val="0"/>
-          <w:lang w:val="el-GR" w:eastAsia="el-GR" w:bidi="ar-SA"/>
-        </w:rPr>
-        <w:t xml:space="preserve"> έδειχνε πιο ισορροπημένη. Ο </w:t>
-      </w:r>
-      <w:proofErr w:type="spellStart"/>
-      <w:r>
-        <w:rPr>
-          <w:rFonts w:eastAsia="Times New Roman" w:cs="Times New Roman"/>
-          <w:kern w:val="0"/>
-          <w:lang w:val="el-GR" w:eastAsia="el-GR" w:bidi="ar-SA"/>
-        </w:rPr>
-        <w:t>Gasly</w:t>
-      </w:r>
-      <w:proofErr w:type="spellEnd"/>
-      <w:r>
-        <w:rPr>
-          <w:rFonts w:eastAsia="Times New Roman" w:cs="Times New Roman"/>
-          <w:kern w:val="0"/>
-          <w:lang w:val="el-GR" w:eastAsia="el-GR" w:bidi="ar-SA"/>
-        </w:rPr>
-        <w:t xml:space="preserve"> δεν ήταν εκρηκτικός από την αρχή, όμως το μονοθέσιο λειτουργούσε πιο σωστά και του έδινε καλύτερη εμπιστοσύνη στο γρήγορο κομμάτι της πίστας.</w:t>
+        <w:t>Από τις ελεύθερες δοκιμές φαινόταν ότι η Red Bull δυσκολευόταν να βρει σταθερό πάτημα, ενώ η Alpine έδειχνε πιο ισορροπημένη. Ο Gasly δεν ήταν εκρηκτικός από την αρχή, όμως το μονοθέσιο λειτουργούσε πιο σωστά και του έδινε καλύτερη εμπιστοσύνη στο γρήγορο κομμάτι της πίστας.</w:t>
       </w:r>
     </w:p>
     <w:p>
@@ -312,25 +138,7 @@
           <w:kern w:val="0"/>
           <w:lang w:val="el-GR" w:eastAsia="el-GR" w:bidi="ar-SA"/>
         </w:rPr>
-        <w:t xml:space="preserve">Το μεγάλο χτύπημα ήρθε στις κατατακτήριες. Ο </w:t>
-      </w:r>
-      <w:proofErr w:type="spellStart"/>
-      <w:r>
-        <w:rPr>
-          <w:rFonts w:eastAsia="Times New Roman" w:cs="Times New Roman"/>
-          <w:kern w:val="0"/>
-          <w:lang w:val="el-GR" w:eastAsia="el-GR" w:bidi="ar-SA"/>
-        </w:rPr>
-        <w:t>Gasly</w:t>
-      </w:r>
-      <w:proofErr w:type="spellEnd"/>
-      <w:r>
-        <w:rPr>
-          <w:rFonts w:eastAsia="Times New Roman" w:cs="Times New Roman"/>
-          <w:kern w:val="0"/>
-          <w:lang w:val="el-GR" w:eastAsia="el-GR" w:bidi="ar-SA"/>
-        </w:rPr>
-        <w:t xml:space="preserve"> πέρασε στο τελικό σκέλος και πήρε την </w:t>
+        <w:t xml:space="preserve">Το μεγάλο χτύπημα ήρθε στις κατατακτήριες. Ο Gasly πέρασε στο τελικό σκέλος και πήρε την </w:t>
       </w:r>
       <w:r>
         <w:rPr>
@@ -348,25 +156,7 @@
           <w:kern w:val="0"/>
           <w:lang w:val="el-GR" w:eastAsia="el-GR" w:bidi="ar-SA"/>
         </w:rPr>
-        <w:t xml:space="preserve">, ενώ ο </w:t>
-      </w:r>
-      <w:proofErr w:type="spellStart"/>
-      <w:r>
-        <w:rPr>
-          <w:rFonts w:eastAsia="Times New Roman" w:cs="Times New Roman"/>
-          <w:kern w:val="0"/>
-          <w:lang w:val="el-GR" w:eastAsia="el-GR" w:bidi="ar-SA"/>
-        </w:rPr>
-        <w:t>Verstappen</w:t>
-      </w:r>
-      <w:proofErr w:type="spellEnd"/>
-      <w:r>
-        <w:rPr>
-          <w:rFonts w:eastAsia="Times New Roman" w:cs="Times New Roman"/>
-          <w:kern w:val="0"/>
-          <w:lang w:val="el-GR" w:eastAsia="el-GR" w:bidi="ar-SA"/>
-        </w:rPr>
-        <w:t xml:space="preserve"> έμεινε εκτός και περιορίστηκε στην </w:t>
+        <w:t xml:space="preserve">, ενώ ο Verstappen έμεινε εκτός και περιορίστηκε στην </w:t>
       </w:r>
       <w:r>
         <w:rPr>
@@ -384,43 +174,7 @@
           <w:kern w:val="0"/>
           <w:lang w:val="el-GR" w:eastAsia="el-GR" w:bidi="ar-SA"/>
         </w:rPr>
-        <w:t xml:space="preserve">. Σε μια πίστα όπως η </w:t>
-      </w:r>
-      <w:proofErr w:type="spellStart"/>
-      <w:r>
-        <w:rPr>
-          <w:rFonts w:eastAsia="Times New Roman" w:cs="Times New Roman"/>
-          <w:kern w:val="0"/>
-          <w:lang w:val="el-GR" w:eastAsia="el-GR" w:bidi="ar-SA"/>
-        </w:rPr>
-        <w:t>Suzuka</w:t>
-      </w:r>
-      <w:proofErr w:type="spellEnd"/>
-      <w:r>
-        <w:rPr>
-          <w:rFonts w:eastAsia="Times New Roman" w:cs="Times New Roman"/>
-          <w:kern w:val="0"/>
-          <w:lang w:val="el-GR" w:eastAsia="el-GR" w:bidi="ar-SA"/>
-        </w:rPr>
-        <w:t xml:space="preserve">, όπου η σιγουριά στις γρήγορες αλλαγές κατεύθυνσης είναι τα πάντα, αυτό έδειξε ότι η </w:t>
-      </w:r>
-      <w:proofErr w:type="spellStart"/>
-      <w:r>
-        <w:rPr>
-          <w:rFonts w:eastAsia="Times New Roman" w:cs="Times New Roman"/>
-          <w:kern w:val="0"/>
-          <w:lang w:val="el-GR" w:eastAsia="el-GR" w:bidi="ar-SA"/>
-        </w:rPr>
-        <w:t>Alpine</w:t>
-      </w:r>
-      <w:proofErr w:type="spellEnd"/>
-      <w:r>
-        <w:rPr>
-          <w:rFonts w:eastAsia="Times New Roman" w:cs="Times New Roman"/>
-          <w:kern w:val="0"/>
-          <w:lang w:val="el-GR" w:eastAsia="el-GR" w:bidi="ar-SA"/>
-        </w:rPr>
-        <w:t xml:space="preserve"> είχε καλύτερο στήσιμο και πιο καθαρή λειτουργία.</w:t>
+        <w:t>. Σε μια πίστα όπως η Suzuka, όπου η σιγουριά στις γρήγορες αλλαγές κατεύθυνσης είναι τα πάντα, αυτό έδειξε ότι η Alpine είχε καλύτερο στήσιμο και πιο καθαρή λειτουργία.</w:t>
       </w:r>
     </w:p>
     <w:p>
@@ -504,25 +258,7 @@
           <w:kern w:val="0"/>
           <w:lang w:val="el-GR" w:eastAsia="el-GR" w:bidi="ar-SA"/>
         </w:rPr>
-        <w:t xml:space="preserve">Στον αγώνα η εικόνα επιβεβαιώθηκε. Ο </w:t>
-      </w:r>
-      <w:proofErr w:type="spellStart"/>
-      <w:r>
-        <w:rPr>
-          <w:rFonts w:eastAsia="Times New Roman" w:cs="Times New Roman"/>
-          <w:kern w:val="0"/>
-          <w:lang w:val="el-GR" w:eastAsia="el-GR" w:bidi="ar-SA"/>
-        </w:rPr>
-        <w:t>Gasly</w:t>
-      </w:r>
-      <w:proofErr w:type="spellEnd"/>
-      <w:r>
-        <w:rPr>
-          <w:rFonts w:eastAsia="Times New Roman" w:cs="Times New Roman"/>
-          <w:kern w:val="0"/>
-          <w:lang w:val="el-GR" w:eastAsia="el-GR" w:bidi="ar-SA"/>
-        </w:rPr>
-        <w:t xml:space="preserve"> τερμάτισε </w:t>
+        <w:t xml:space="preserve">Στον αγώνα η εικόνα επιβεβαιώθηκε. Ο Gasly τερμάτισε </w:t>
       </w:r>
       <w:r>
         <w:rPr>
@@ -540,25 +276,7 @@
           <w:kern w:val="0"/>
           <w:lang w:val="el-GR" w:eastAsia="el-GR" w:bidi="ar-SA"/>
         </w:rPr>
-        <w:t xml:space="preserve"> και ο </w:t>
-      </w:r>
-      <w:proofErr w:type="spellStart"/>
-      <w:r>
-        <w:rPr>
-          <w:rFonts w:eastAsia="Times New Roman" w:cs="Times New Roman"/>
-          <w:kern w:val="0"/>
-          <w:lang w:val="el-GR" w:eastAsia="el-GR" w:bidi="ar-SA"/>
-        </w:rPr>
-        <w:t>Verstappen</w:t>
-      </w:r>
-      <w:proofErr w:type="spellEnd"/>
-      <w:r>
-        <w:rPr>
-          <w:rFonts w:eastAsia="Times New Roman" w:cs="Times New Roman"/>
-          <w:kern w:val="0"/>
-          <w:lang w:val="el-GR" w:eastAsia="el-GR" w:bidi="ar-SA"/>
-        </w:rPr>
-        <w:t xml:space="preserve"> </w:t>
+        <w:t xml:space="preserve"> και ο Verstappen </w:t>
       </w:r>
       <w:r>
         <w:rPr>
@@ -576,25 +294,7 @@
           <w:kern w:val="0"/>
           <w:lang w:val="el-GR" w:eastAsia="el-GR" w:bidi="ar-SA"/>
         </w:rPr>
-        <w:t xml:space="preserve">, με τον Ολλανδό να μένει κολλημένος πίσω του μέχρι το τέλος χωρίς να μπορεί να ολοκληρώσει την προσπέραση. Η διαφορά τους στον τερματισμό ήταν πολύ μικρή, αλλά στην πράξη ο </w:t>
-      </w:r>
-      <w:proofErr w:type="spellStart"/>
-      <w:r>
-        <w:rPr>
-          <w:rFonts w:eastAsia="Times New Roman" w:cs="Times New Roman"/>
-          <w:kern w:val="0"/>
-          <w:lang w:val="el-GR" w:eastAsia="el-GR" w:bidi="ar-SA"/>
-        </w:rPr>
-        <w:t>Gasly</w:t>
-      </w:r>
-      <w:proofErr w:type="spellEnd"/>
-      <w:r>
-        <w:rPr>
-          <w:rFonts w:eastAsia="Times New Roman" w:cs="Times New Roman"/>
-          <w:kern w:val="0"/>
-          <w:lang w:val="el-GR" w:eastAsia="el-GR" w:bidi="ar-SA"/>
-        </w:rPr>
-        <w:t xml:space="preserve"> είχε τον έλεγχο. Κράτησε σωστά τις εξόδους του, προστάτευσε τη θέση του και δεν έδωσε το παραμικρό εύκολο άνοιγμα.</w:t>
+        <w:t>, με τον Ολλανδό να μένει κολλημένος πίσω του μέχρι το τέλος χωρίς να μπορεί να ολοκληρώσει την προσπέραση. Η διαφορά τους στον τερματισμό ήταν πολύ μικρή, αλλά στην πράξη ο Gasly είχε τον έλεγχο. Κράτησε σωστά τις εξόδους του, προστάτευσε τη θέση του και δεν έδωσε το παραμικρό εύκολο άνοιγμα.</w:t>
       </w:r>
     </w:p>
     <w:p>
@@ -606,7 +306,7 @@
         <w:rPr>
           <w:rFonts w:eastAsia="Times New Roman" w:cs="Times New Roman"/>
           <w:kern w:val="0"/>
-          <w:lang w:val="el-GR" w:eastAsia="el-GR" w:bidi="ar-SA"/>
+          <w:lang w:val="de-DE" w:eastAsia="el-GR" w:bidi="ar-SA"/>
         </w:rPr>
       </w:pPr>
       <w:r>
@@ -615,61 +315,7 @@
           <w:kern w:val="0"/>
           <w:lang w:val="el-GR" w:eastAsia="el-GR" w:bidi="ar-SA"/>
         </w:rPr>
-        <w:t xml:space="preserve">Αυτό που έκανε τη διαφορά δεν ήταν μόνο η τελική ταχύτητα, αλλά και η διαχείριση ενέργειας και ρυθμού. Ο </w:t>
-      </w:r>
-      <w:proofErr w:type="spellStart"/>
-      <w:r>
-        <w:rPr>
-          <w:rFonts w:eastAsia="Times New Roman" w:cs="Times New Roman"/>
-          <w:kern w:val="0"/>
-          <w:lang w:val="el-GR" w:eastAsia="el-GR" w:bidi="ar-SA"/>
-        </w:rPr>
-        <w:t>Verstappen</w:t>
-      </w:r>
-      <w:proofErr w:type="spellEnd"/>
-      <w:r>
-        <w:rPr>
-          <w:rFonts w:eastAsia="Times New Roman" w:cs="Times New Roman"/>
-          <w:kern w:val="0"/>
-          <w:lang w:val="el-GR" w:eastAsia="el-GR" w:bidi="ar-SA"/>
-        </w:rPr>
-        <w:t xml:space="preserve"> φάνηκε να έχει δυσκολία στο να πλησιάσει και να τελειώσει τη μάχη, ενώ ο </w:t>
-      </w:r>
-      <w:proofErr w:type="spellStart"/>
-      <w:r>
-        <w:rPr>
-          <w:rFonts w:eastAsia="Times New Roman" w:cs="Times New Roman"/>
-          <w:kern w:val="0"/>
-          <w:lang w:val="el-GR" w:eastAsia="el-GR" w:bidi="ar-SA"/>
-        </w:rPr>
-        <w:t>Gasly</w:t>
-      </w:r>
-      <w:proofErr w:type="spellEnd"/>
-      <w:r>
-        <w:rPr>
-          <w:rFonts w:eastAsia="Times New Roman" w:cs="Times New Roman"/>
-          <w:kern w:val="0"/>
-          <w:lang w:val="el-GR" w:eastAsia="el-GR" w:bidi="ar-SA"/>
-        </w:rPr>
-        <w:t xml:space="preserve"> εκμεταλλεύτηκε άψογα το πακέτο της </w:t>
-      </w:r>
-      <w:proofErr w:type="spellStart"/>
-      <w:r>
-        <w:rPr>
-          <w:rFonts w:eastAsia="Times New Roman" w:cs="Times New Roman"/>
-          <w:kern w:val="0"/>
-          <w:lang w:val="el-GR" w:eastAsia="el-GR" w:bidi="ar-SA"/>
-        </w:rPr>
-        <w:t>Alpine</w:t>
-      </w:r>
-      <w:proofErr w:type="spellEnd"/>
-      <w:r>
-        <w:rPr>
-          <w:rFonts w:eastAsia="Times New Roman" w:cs="Times New Roman"/>
-          <w:kern w:val="0"/>
-          <w:lang w:val="el-GR" w:eastAsia="el-GR" w:bidi="ar-SA"/>
-        </w:rPr>
-        <w:t xml:space="preserve"> σε όλη τη διάρκεια του αγώνα.</w:t>
+        <w:t>Αυτό που έκανε τη διαφορά δεν ήταν μόνο η τελική ταχύτητα, αλλά και η διαχείριση ενέργειας και ρυθμού. Ο Verstappen φάνηκε να έχει δυσκολία στο να πλησιάσει και να τελειώσει τη μάχη, ενώ ο Gasly εκμεταλλεύτηκε άψογα το πακέτο της Alpine σε όλη τη διάρκεια του αγώνα.</w:t>
       </w:r>
       <w:r>
         <w:rPr>
@@ -685,57 +331,7 @@
           <w:kern w:val="0"/>
           <w:lang w:val="el-GR" w:eastAsia="el-GR" w:bidi="ar-SA"/>
         </w:rPr>
-        <w:lastRenderedPageBreak/>
         <w:br/>
-      </w:r>
-      <w:r>
-        <w:rPr>
-          <w:rFonts w:eastAsia="Times New Roman" w:cs="Times New Roman"/>
-          <w:noProof/>
-          <w:kern w:val="0"/>
-          <w:lang w:val="de-DE" w:eastAsia="el-GR" w:bidi="ar-SA"/>
-        </w:rPr>
-        <w:drawing>
-          <wp:inline distT="0" distB="0" distL="0" distR="0" wp14:anchorId="00F0335B" wp14:editId="19EEDA8A">
-            <wp:extent cx="6332220" cy="4123690"/>
-            <wp:effectExtent l="0" t="0" r="5080" b="3810"/>
-            <wp:docPr id="335694779" name="Εικόνα 1"/>
-            <wp:cNvGraphicFramePr>
-              <a:graphicFrameLocks xmlns:a="http://schemas.openxmlformats.org/drawingml/2006/main" noChangeAspect="1"/>
-            </wp:cNvGraphicFramePr>
-            <a:graphic xmlns:a="http://schemas.openxmlformats.org/drawingml/2006/main">
-              <a:graphicData uri="http://schemas.openxmlformats.org/drawingml/2006/picture">
-                <pic:pic xmlns:pic="http://schemas.openxmlformats.org/drawingml/2006/picture">
-                  <pic:nvPicPr>
-                    <pic:cNvPr id="335694779" name="Εικόνα 335694779"/>
-                    <pic:cNvPicPr/>
-                  </pic:nvPicPr>
-                  <pic:blipFill>
-                    <a:blip r:embed="rId7" cstate="print">
-                      <a:extLst>
-                        <a:ext uri="{28A0092B-C50C-407E-A947-70E740481C1C}">
-                          <a14:useLocalDpi xmlns:a14="http://schemas.microsoft.com/office/drawing/2010/main" val="0"/>
-                        </a:ext>
-                      </a:extLst>
-                    </a:blip>
-                    <a:stretch>
-                      <a:fillRect/>
-                    </a:stretch>
-                  </pic:blipFill>
-                  <pic:spPr>
-                    <a:xfrm>
-                      <a:off x="0" y="0"/>
-                      <a:ext cx="6332220" cy="4123690"/>
-                    </a:xfrm>
-                    <a:prstGeom prst="rect">
-                      <a:avLst/>
-                    </a:prstGeom>
-                  </pic:spPr>
-                </pic:pic>
-              </a:graphicData>
-            </a:graphic>
-          </wp:inline>
-        </w:drawing>
       </w:r>
     </w:p>
     <w:p>
@@ -747,36 +343,148 @@
         <w:rPr>
           <w:rFonts w:eastAsia="Times New Roman" w:cs="Times New Roman"/>
           <w:kern w:val="0"/>
-          <w:lang w:val="el-GR" w:eastAsia="el-GR" w:bidi="ar-SA"/>
+          <w:lang w:val="de-DE" w:eastAsia="el-GR" w:bidi="ar-SA"/>
         </w:rPr>
       </w:pPr>
       <w:r>
         <w:rPr>
           <w:rFonts w:eastAsia="Times New Roman" w:cs="Times New Roman"/>
           <w:kern w:val="0"/>
-          <w:lang w:val="el-GR" w:eastAsia="el-GR" w:bidi="ar-SA"/>
-        </w:rPr>
-        <w:t xml:space="preserve">Στη </w:t>
-      </w:r>
-      <w:proofErr w:type="spellStart"/>
-      <w:r>
-        <w:rPr>
-          <w:rFonts w:eastAsia="Times New Roman" w:cs="Times New Roman"/>
-          <w:kern w:val="0"/>
-          <w:lang w:val="el-GR" w:eastAsia="el-GR" w:bidi="ar-SA"/>
-        </w:rPr>
-        <w:t>Suzuka</w:t>
-      </w:r>
-      <w:proofErr w:type="spellEnd"/>
-      <w:r>
-        <w:rPr>
-          <w:rFonts w:eastAsia="Times New Roman" w:cs="Times New Roman"/>
-          <w:kern w:val="0"/>
-          <w:lang w:val="el-GR" w:eastAsia="el-GR" w:bidi="ar-SA"/>
-        </w:rPr>
-        <w:t xml:space="preserve"> 2026, ο </w:t>
-      </w:r>
-      <w:proofErr w:type="spellStart"/>
+          <w:lang w:val="de-DE" w:eastAsia="el-GR" w:bidi="ar-SA"/>
+        </w:rPr>
+        <w:t>&lt;iframe</w:t>
+      </w:r>
+      <w:r>
+        <w:rPr>
+          <w:rFonts w:eastAsia="Times New Roman" w:cs="Times New Roman"/>
+          <w:kern w:val="0"/>
+          <w:lang w:val="de-DE" w:eastAsia="el-GR" w:bidi="ar-SA"/>
+        </w:rPr>
+        <w:t xml:space="preserve"> </w:t>
+      </w:r>
+      <w:r>
+        <w:rPr>
+          <w:rFonts w:eastAsia="Times New Roman" w:cs="Times New Roman"/>
+          <w:kern w:val="0"/>
+          <w:lang w:val="de-DE" w:eastAsia="el-GR" w:bidi="ar-SA"/>
+        </w:rPr>
+        <w:t>src="https://georgiosbalatzis.github.io/f1-telemetry-dashboard/?year=2026&amp;circuit=Suzuka&amp;session=11253&amp;drivers=3%2C10&amp;lap=53&amp;tab=telemetry&amp;embed=1"</w:t>
+      </w:r>
+      <w:r>
+        <w:rPr>
+          <w:rFonts w:eastAsia="Times New Roman" w:cs="Times New Roman"/>
+          <w:kern w:val="0"/>
+          <w:lang w:val="de-DE" w:eastAsia="el-GR" w:bidi="ar-SA"/>
+        </w:rPr>
+        <w:t xml:space="preserve"> </w:t>
+      </w:r>
+      <w:r>
+        <w:rPr>
+          <w:rFonts w:eastAsia="Times New Roman" w:cs="Times New Roman"/>
+          <w:kern w:val="0"/>
+          <w:lang w:val="de-DE" w:eastAsia="el-GR" w:bidi="ar-SA"/>
+        </w:rPr>
+        <w:t>title="f1stories.gr F1 Telemetry Dashboard"</w:t>
+      </w:r>
+      <w:r>
+        <w:rPr>
+          <w:rFonts w:eastAsia="Times New Roman" w:cs="Times New Roman"/>
+          <w:kern w:val="0"/>
+          <w:lang w:val="de-DE" w:eastAsia="el-GR" w:bidi="ar-SA"/>
+        </w:rPr>
+        <w:t xml:space="preserve"> </w:t>
+      </w:r>
+      <w:r>
+        <w:rPr>
+          <w:rFonts w:eastAsia="Times New Roman" w:cs="Times New Roman"/>
+          <w:kern w:val="0"/>
+          <w:lang w:val="de-DE" w:eastAsia="el-GR" w:bidi="ar-SA"/>
+        </w:rPr>
+        <w:t>width="100%"</w:t>
+      </w:r>
+      <w:r>
+        <w:rPr>
+          <w:rFonts w:eastAsia="Times New Roman" w:cs="Times New Roman"/>
+          <w:kern w:val="0"/>
+          <w:lang w:val="de-DE" w:eastAsia="el-GR" w:bidi="ar-SA"/>
+        </w:rPr>
+        <w:t xml:space="preserve"> </w:t>
+      </w:r>
+      <w:r>
+        <w:rPr>
+          <w:rFonts w:eastAsia="Times New Roman" w:cs="Times New Roman"/>
+          <w:kern w:val="0"/>
+          <w:lang w:val="de-DE" w:eastAsia="el-GR" w:bidi="ar-SA"/>
+        </w:rPr>
+        <w:t>height="920"</w:t>
+      </w:r>
+      <w:r>
+        <w:rPr>
+          <w:rFonts w:eastAsia="Times New Roman" w:cs="Times New Roman"/>
+          <w:kern w:val="0"/>
+          <w:lang w:val="de-DE" w:eastAsia="el-GR" w:bidi="ar-SA"/>
+        </w:rPr>
+        <w:t xml:space="preserve"> </w:t>
+      </w:r>
+      <w:r>
+        <w:rPr>
+          <w:rFonts w:eastAsia="Times New Roman" w:cs="Times New Roman"/>
+          <w:kern w:val="0"/>
+          <w:lang w:val="de-DE" w:eastAsia="el-GR" w:bidi="ar-SA"/>
+        </w:rPr>
+        <w:t>loading="lazy"</w:t>
+      </w:r>
+      <w:r>
+        <w:rPr>
+          <w:rFonts w:eastAsia="Times New Roman" w:cs="Times New Roman"/>
+          <w:kern w:val="0"/>
+          <w:lang w:val="de-DE" w:eastAsia="el-GR" w:bidi="ar-SA"/>
+        </w:rPr>
+        <w:t xml:space="preserve"> </w:t>
+      </w:r>
+      <w:r>
+        <w:rPr>
+          <w:rFonts w:eastAsia="Times New Roman" w:cs="Times New Roman"/>
+          <w:kern w:val="0"/>
+          <w:lang w:val="de-DE" w:eastAsia="el-GR" w:bidi="ar-SA"/>
+        </w:rPr>
+        <w:t>style="border:0; width:100%; max-width:100%; background:#090a12;"&gt;&lt;/iframe&gt;</w:t>
+      </w:r>
+    </w:p>
+    <w:p>
+      <w:pPr>
+        <w:suppressAutoHyphens w:val="0"/>
+        <w:autoSpaceDN/>
+        <w:spacing w:before="100" w:beforeAutospacing="1" w:after="100" w:afterAutospacing="1"/>
+        <w:textAlignment w:val="auto"/>
+        <w:rPr>
+          <w:rFonts w:eastAsia="Times New Roman" w:cs="Times New Roman"/>
+          <w:kern w:val="0"/>
+          <w:lang w:val="de-DE" w:eastAsia="el-GR" w:bidi="ar-SA"/>
+        </w:rPr>
+      </w:pPr>
+    </w:p>
+    <w:p>
+      <w:pPr>
+        <w:suppressAutoHyphens w:val="0"/>
+        <w:autoSpaceDN/>
+        <w:spacing w:before="100" w:beforeAutospacing="1" w:after="100" w:afterAutospacing="1"/>
+        <w:textAlignment w:val="auto"/>
+        <w:rPr>
+          <w:rFonts w:eastAsia="Times New Roman" w:cs="Times New Roman"/>
+          <w:kern w:val="0"/>
+          <w:lang w:val="el-GR" w:eastAsia="el-GR" w:bidi="ar-SA"/>
+        </w:rPr>
+      </w:pPr>
+      <w:r>
+        <w:rPr>
+          <w:rFonts w:eastAsia="Times New Roman" w:cs="Times New Roman"/>
+          <w:kern w:val="0"/>
+          <w:lang w:val="el-GR" w:eastAsia="el-GR" w:bidi="ar-SA"/>
+        </w:rPr>
+        <w:lastRenderedPageBreak/>
+        <w:t xml:space="preserve">Στη Suzuka 2026, ο </w:t>
+      </w:r>
       <w:r>
         <w:rPr>
           <w:rFonts w:eastAsia="Times New Roman" w:cs="Times New Roman"/>
@@ -785,74 +493,15 @@
           <w:kern w:val="0"/>
           <w:lang w:val="el-GR" w:eastAsia="el-GR" w:bidi="ar-SA"/>
         </w:rPr>
-        <w:t>Gasly</w:t>
-      </w:r>
-      <w:proofErr w:type="spellEnd"/>
-      <w:r>
-        <w:rPr>
-          <w:rFonts w:eastAsia="Times New Roman" w:cs="Times New Roman"/>
-          <w:b/>
-          <w:bCs/>
-          <w:kern w:val="0"/>
-          <w:lang w:val="el-GR" w:eastAsia="el-GR" w:bidi="ar-SA"/>
-        </w:rPr>
-        <w:t xml:space="preserve"> κέρδισε καθαρά τη μάχη από τον </w:t>
-      </w:r>
-      <w:proofErr w:type="spellStart"/>
-      <w:r>
-        <w:rPr>
-          <w:rFonts w:eastAsia="Times New Roman" w:cs="Times New Roman"/>
-          <w:b/>
-          <w:bCs/>
-          <w:kern w:val="0"/>
-          <w:lang w:val="el-GR" w:eastAsia="el-GR" w:bidi="ar-SA"/>
-        </w:rPr>
-        <w:t>Verstappen</w:t>
-      </w:r>
-      <w:proofErr w:type="spellEnd"/>
-      <w:r>
-        <w:rPr>
-          <w:rFonts w:eastAsia="Times New Roman" w:cs="Times New Roman"/>
-          <w:kern w:val="0"/>
-          <w:lang w:val="el-GR" w:eastAsia="el-GR" w:bidi="ar-SA"/>
-        </w:rPr>
-        <w:t xml:space="preserve">. Ήταν μπροστά στις κατατακτήριες, έμεινε μπροστά και στον αγώνα, και έδειξε ότι αυτή τη στιγμή η </w:t>
-      </w:r>
-      <w:proofErr w:type="spellStart"/>
-      <w:r>
-        <w:rPr>
-          <w:rFonts w:eastAsia="Times New Roman" w:cs="Times New Roman"/>
-          <w:kern w:val="0"/>
-          <w:lang w:val="el-GR" w:eastAsia="el-GR" w:bidi="ar-SA"/>
-        </w:rPr>
-        <w:t>Alpine</w:t>
-      </w:r>
-      <w:proofErr w:type="spellEnd"/>
-      <w:r>
-        <w:rPr>
-          <w:rFonts w:eastAsia="Times New Roman" w:cs="Times New Roman"/>
-          <w:kern w:val="0"/>
-          <w:lang w:val="el-GR" w:eastAsia="el-GR" w:bidi="ar-SA"/>
-        </w:rPr>
-        <w:t xml:space="preserve"> μπορεί να βγάζει πιο σταθερή απόδοση από τη Red </w:t>
-      </w:r>
-      <w:proofErr w:type="spellStart"/>
-      <w:r>
-        <w:rPr>
-          <w:rFonts w:eastAsia="Times New Roman" w:cs="Times New Roman"/>
-          <w:kern w:val="0"/>
-          <w:lang w:val="el-GR" w:eastAsia="el-GR" w:bidi="ar-SA"/>
-        </w:rPr>
-        <w:t>Bull</w:t>
-      </w:r>
-      <w:proofErr w:type="spellEnd"/>
-      <w:r>
-        <w:rPr>
-          <w:rFonts w:eastAsia="Times New Roman" w:cs="Times New Roman"/>
-          <w:kern w:val="0"/>
-          <w:lang w:val="el-GR" w:eastAsia="el-GR" w:bidi="ar-SA"/>
-        </w:rPr>
-        <w:t xml:space="preserve"> σε τέτοιου είδους μάχες.</w:t>
+        <w:t>Gasly κέρδισε καθαρά τη μάχη από τον Verstappen</w:t>
+      </w:r>
+      <w:r>
+        <w:rPr>
+          <w:rFonts w:eastAsia="Times New Roman" w:cs="Times New Roman"/>
+          <w:kern w:val="0"/>
+          <w:lang w:val="el-GR" w:eastAsia="el-GR" w:bidi="ar-SA"/>
+        </w:rPr>
+        <w:t>. Ήταν μπροστά στις κατατακτήριες, έμεινε μπροστά και στον αγώνα, και έδειξε ότι αυτή τη στιγμή η Alpine μπορεί να βγάζει πιο σταθερή απόδοση από τη Red Bull σε τέτοιου είδους μάχες.</w:t>
       </w:r>
       <w:r>
         <w:rPr>
@@ -892,61 +541,7 @@
           <w:kern w:val="0"/>
           <w:lang w:val="el-GR" w:eastAsia="el-GR" w:bidi="ar-SA"/>
         </w:rPr>
-        <w:t xml:space="preserve">α </w:t>
-      </w:r>
-      <w:proofErr w:type="spellStart"/>
-      <w:r>
-        <w:rPr>
-          <w:rFonts w:eastAsia="Times New Roman" w:cs="Times New Roman"/>
-          <w:kern w:val="0"/>
-          <w:lang w:val="el-GR" w:eastAsia="el-GR" w:bidi="ar-SA"/>
-        </w:rPr>
-        <w:t>περισσοτερες</w:t>
-      </w:r>
-      <w:proofErr w:type="spellEnd"/>
-      <w:r>
-        <w:rPr>
-          <w:rFonts w:eastAsia="Times New Roman" w:cs="Times New Roman"/>
-          <w:kern w:val="0"/>
-          <w:lang w:val="el-GR" w:eastAsia="el-GR" w:bidi="ar-SA"/>
-        </w:rPr>
-        <w:t xml:space="preserve"> </w:t>
-      </w:r>
-      <w:proofErr w:type="spellStart"/>
-      <w:r>
-        <w:rPr>
-          <w:rFonts w:eastAsia="Times New Roman" w:cs="Times New Roman"/>
-          <w:kern w:val="0"/>
-          <w:lang w:val="el-GR" w:eastAsia="el-GR" w:bidi="ar-SA"/>
-        </w:rPr>
-        <w:t>τηλεμετριες</w:t>
-      </w:r>
-      <w:proofErr w:type="spellEnd"/>
-      <w:r>
-        <w:rPr>
-          <w:rFonts w:eastAsia="Times New Roman" w:cs="Times New Roman"/>
-          <w:kern w:val="0"/>
-          <w:lang w:val="el-GR" w:eastAsia="el-GR" w:bidi="ar-SA"/>
-        </w:rPr>
-        <w:t xml:space="preserve"> </w:t>
-      </w:r>
-      <w:proofErr w:type="spellStart"/>
-      <w:r>
-        <w:rPr>
-          <w:rFonts w:eastAsia="Times New Roman" w:cs="Times New Roman"/>
-          <w:kern w:val="0"/>
-          <w:lang w:val="el-GR" w:eastAsia="el-GR" w:bidi="ar-SA"/>
-        </w:rPr>
-        <w:t>επισκεφτειτε</w:t>
-      </w:r>
-      <w:proofErr w:type="spellEnd"/>
-      <w:r>
-        <w:rPr>
-          <w:rFonts w:eastAsia="Times New Roman" w:cs="Times New Roman"/>
-          <w:kern w:val="0"/>
-          <w:lang w:val="el-GR" w:eastAsia="el-GR" w:bidi="ar-SA"/>
-        </w:rPr>
-        <w:t xml:space="preserve"> το </w:t>
+        <w:t xml:space="preserve">α περισσοτερες τηλεμετριες επισκεφτειτε το </w:t>
       </w:r>
       <w:r>
         <w:rPr>
@@ -956,547 +551,269 @@
         </w:rPr>
         <w:t xml:space="preserve">: </w:t>
       </w:r>
-      <w:r>
-        <w:rPr>
-          <w:rFonts w:eastAsia="Times New Roman" w:cs="Times New Roman"/>
-          <w:kern w:val="0"/>
-          <w:lang w:val="de-DE" w:eastAsia="el-GR" w:bidi="ar-SA"/>
-        </w:rPr>
-        <w:fldChar w:fldCharType="begin"/>
-      </w:r>
-      <w:r>
-        <w:rPr>
-          <w:rFonts w:eastAsia="Times New Roman" w:cs="Times New Roman"/>
-          <w:kern w:val="0"/>
-          <w:lang w:val="de-DE" w:eastAsia="el-GR" w:bidi="ar-SA"/>
-        </w:rPr>
-        <w:instrText>HYPERLINK</w:instrText>
-      </w:r>
-      <w:r>
-        <w:rPr>
-          <w:rFonts w:eastAsia="Times New Roman" w:cs="Times New Roman"/>
-          <w:kern w:val="0"/>
-          <w:lang w:val="el-GR" w:eastAsia="el-GR" w:bidi="ar-SA"/>
-        </w:rPr>
-        <w:instrText xml:space="preserve"> "</w:instrText>
-      </w:r>
-      <w:r>
-        <w:rPr>
-          <w:rFonts w:eastAsia="Times New Roman" w:cs="Times New Roman"/>
-          <w:kern w:val="0"/>
-          <w:lang w:val="de-DE" w:eastAsia="el-GR" w:bidi="ar-SA"/>
-        </w:rPr>
-        <w:instrText>https</w:instrText>
-      </w:r>
-      <w:r>
-        <w:rPr>
-          <w:rFonts w:eastAsia="Times New Roman" w:cs="Times New Roman"/>
-          <w:kern w:val="0"/>
-          <w:lang w:val="el-GR" w:eastAsia="el-GR" w:bidi="ar-SA"/>
-        </w:rPr>
-        <w:instrText>://</w:instrText>
-      </w:r>
-      <w:r>
-        <w:rPr>
-          <w:rFonts w:eastAsia="Times New Roman" w:cs="Times New Roman"/>
-          <w:kern w:val="0"/>
-          <w:lang w:val="de-DE" w:eastAsia="el-GR" w:bidi="ar-SA"/>
-        </w:rPr>
-        <w:instrText>f</w:instrText>
-      </w:r>
-      <w:r>
-        <w:rPr>
-          <w:rFonts w:eastAsia="Times New Roman" w:cs="Times New Roman"/>
-          <w:kern w:val="0"/>
-          <w:lang w:val="el-GR" w:eastAsia="el-GR" w:bidi="ar-SA"/>
-        </w:rPr>
-        <w:instrText>1</w:instrText>
-      </w:r>
-      <w:r>
-        <w:rPr>
-          <w:rFonts w:eastAsia="Times New Roman" w:cs="Times New Roman"/>
-          <w:kern w:val="0"/>
-          <w:lang w:val="de-DE" w:eastAsia="el-GR" w:bidi="ar-SA"/>
-        </w:rPr>
-        <w:instrText>stories</w:instrText>
-      </w:r>
-      <w:r>
-        <w:rPr>
-          <w:rFonts w:eastAsia="Times New Roman" w:cs="Times New Roman"/>
-          <w:kern w:val="0"/>
-          <w:lang w:val="el-GR" w:eastAsia="el-GR" w:bidi="ar-SA"/>
-        </w:rPr>
-        <w:instrText>.</w:instrText>
-      </w:r>
-      <w:r>
-        <w:rPr>
-          <w:rFonts w:eastAsia="Times New Roman" w:cs="Times New Roman"/>
-          <w:kern w:val="0"/>
-          <w:lang w:val="de-DE" w:eastAsia="el-GR" w:bidi="ar-SA"/>
-        </w:rPr>
-        <w:instrText>gr</w:instrText>
-      </w:r>
-      <w:r>
-        <w:rPr>
-          <w:rFonts w:eastAsia="Times New Roman" w:cs="Times New Roman"/>
-          <w:kern w:val="0"/>
-          <w:lang w:val="el-GR" w:eastAsia="el-GR" w:bidi="ar-SA"/>
-        </w:rPr>
-        <w:instrText>/</w:instrText>
-      </w:r>
-      <w:r>
-        <w:rPr>
-          <w:rFonts w:eastAsia="Times New Roman" w:cs="Times New Roman"/>
-          <w:kern w:val="0"/>
-          <w:lang w:val="de-DE" w:eastAsia="el-GR" w:bidi="ar-SA"/>
-        </w:rPr>
-        <w:instrText>f</w:instrText>
-      </w:r>
-      <w:r>
-        <w:rPr>
-          <w:rFonts w:eastAsia="Times New Roman" w:cs="Times New Roman"/>
-          <w:kern w:val="0"/>
-          <w:lang w:val="el-GR" w:eastAsia="el-GR" w:bidi="ar-SA"/>
-        </w:rPr>
-        <w:instrText>1</w:instrText>
-      </w:r>
-      <w:r>
-        <w:rPr>
-          <w:rFonts w:eastAsia="Times New Roman" w:cs="Times New Roman"/>
-          <w:kern w:val="0"/>
-          <w:lang w:val="de-DE" w:eastAsia="el-GR" w:bidi="ar-SA"/>
-        </w:rPr>
-        <w:instrText>telemetry</w:instrText>
-      </w:r>
-      <w:r>
-        <w:rPr>
-          <w:rFonts w:eastAsia="Times New Roman" w:cs="Times New Roman"/>
-          <w:kern w:val="0"/>
-          <w:lang w:val="el-GR" w:eastAsia="el-GR" w:bidi="ar-SA"/>
-        </w:rPr>
-        <w:instrText>/?</w:instrText>
-      </w:r>
-      <w:r>
-        <w:rPr>
-          <w:rFonts w:eastAsia="Times New Roman" w:cs="Times New Roman"/>
-          <w:kern w:val="0"/>
-          <w:lang w:val="de-DE" w:eastAsia="el-GR" w:bidi="ar-SA"/>
-        </w:rPr>
-        <w:instrText>y</w:instrText>
-      </w:r>
-      <w:r>
-        <w:rPr>
-          <w:rFonts w:eastAsia="Times New Roman" w:cs="Times New Roman"/>
-          <w:kern w:val="0"/>
-          <w:lang w:val="el-GR" w:eastAsia="el-GR" w:bidi="ar-SA"/>
-        </w:rPr>
-        <w:instrText>=2026&amp;</w:instrText>
-      </w:r>
-      <w:r>
-        <w:rPr>
-          <w:rFonts w:eastAsia="Times New Roman" w:cs="Times New Roman"/>
-          <w:kern w:val="0"/>
-          <w:lang w:val="de-DE" w:eastAsia="el-GR" w:bidi="ar-SA"/>
-        </w:rPr>
-        <w:instrText>c</w:instrText>
-      </w:r>
-      <w:r>
-        <w:rPr>
-          <w:rFonts w:eastAsia="Times New Roman" w:cs="Times New Roman"/>
-          <w:kern w:val="0"/>
-          <w:lang w:val="el-GR" w:eastAsia="el-GR" w:bidi="ar-SA"/>
-        </w:rPr>
-        <w:instrText>=</w:instrText>
-      </w:r>
-      <w:r>
-        <w:rPr>
-          <w:rFonts w:eastAsia="Times New Roman" w:cs="Times New Roman"/>
-          <w:kern w:val="0"/>
-          <w:lang w:val="de-DE" w:eastAsia="el-GR" w:bidi="ar-SA"/>
-        </w:rPr>
-        <w:instrText>Suzuka</w:instrText>
-      </w:r>
-      <w:r>
-        <w:rPr>
-          <w:rFonts w:eastAsia="Times New Roman" w:cs="Times New Roman"/>
-          <w:kern w:val="0"/>
-          <w:lang w:val="el-GR" w:eastAsia="el-GR" w:bidi="ar-SA"/>
-        </w:rPr>
-        <w:instrText>&amp;</w:instrText>
-      </w:r>
-      <w:r>
-        <w:rPr>
-          <w:rFonts w:eastAsia="Times New Roman" w:cs="Times New Roman"/>
-          <w:kern w:val="0"/>
-          <w:lang w:val="de-DE" w:eastAsia="el-GR" w:bidi="ar-SA"/>
-        </w:rPr>
-        <w:instrText>sk</w:instrText>
-      </w:r>
-      <w:r>
-        <w:rPr>
-          <w:rFonts w:eastAsia="Times New Roman" w:cs="Times New Roman"/>
-          <w:kern w:val="0"/>
-          <w:lang w:val="el-GR" w:eastAsia="el-GR" w:bidi="ar-SA"/>
-        </w:rPr>
-        <w:instrText>=11253&amp;</w:instrText>
-      </w:r>
-      <w:r>
-        <w:rPr>
-          <w:rFonts w:eastAsia="Times New Roman" w:cs="Times New Roman"/>
-          <w:kern w:val="0"/>
-          <w:lang w:val="de-DE" w:eastAsia="el-GR" w:bidi="ar-SA"/>
-        </w:rPr>
-        <w:instrText>d</w:instrText>
-      </w:r>
-      <w:r>
-        <w:rPr>
-          <w:rFonts w:eastAsia="Times New Roman" w:cs="Times New Roman"/>
-          <w:kern w:val="0"/>
-          <w:lang w:val="el-GR" w:eastAsia="el-GR" w:bidi="ar-SA"/>
-        </w:rPr>
-        <w:instrText>=3%2</w:instrText>
-      </w:r>
-      <w:r>
-        <w:rPr>
-          <w:rFonts w:eastAsia="Times New Roman" w:cs="Times New Roman"/>
-          <w:kern w:val="0"/>
-          <w:lang w:val="de-DE" w:eastAsia="el-GR" w:bidi="ar-SA"/>
-        </w:rPr>
-        <w:instrText>C</w:instrText>
-      </w:r>
-      <w:r>
-        <w:rPr>
-          <w:rFonts w:eastAsia="Times New Roman" w:cs="Times New Roman"/>
-          <w:kern w:val="0"/>
-          <w:lang w:val="el-GR" w:eastAsia="el-GR" w:bidi="ar-SA"/>
-        </w:rPr>
-        <w:instrText>10&amp;</w:instrText>
-      </w:r>
-      <w:r>
-        <w:rPr>
-          <w:rFonts w:eastAsia="Times New Roman" w:cs="Times New Roman"/>
-          <w:kern w:val="0"/>
-          <w:lang w:val="de-DE" w:eastAsia="el-GR" w:bidi="ar-SA"/>
-        </w:rPr>
-        <w:instrText>l</w:instrText>
-      </w:r>
-      <w:r>
-        <w:rPr>
-          <w:rFonts w:eastAsia="Times New Roman" w:cs="Times New Roman"/>
-          <w:kern w:val="0"/>
-          <w:lang w:val="el-GR" w:eastAsia="el-GR" w:bidi="ar-SA"/>
-        </w:rPr>
-        <w:instrText>=12&amp;</w:instrText>
-      </w:r>
-      <w:r>
-        <w:rPr>
-          <w:rFonts w:eastAsia="Times New Roman" w:cs="Times New Roman"/>
-          <w:kern w:val="0"/>
-          <w:lang w:val="de-DE" w:eastAsia="el-GR" w:bidi="ar-SA"/>
-        </w:rPr>
-        <w:instrText>t</w:instrText>
-      </w:r>
-      <w:r>
-        <w:rPr>
-          <w:rFonts w:eastAsia="Times New Roman" w:cs="Times New Roman"/>
-          <w:kern w:val="0"/>
-          <w:lang w:val="el-GR" w:eastAsia="el-GR" w:bidi="ar-SA"/>
-        </w:rPr>
-        <w:instrText>=</w:instrText>
-      </w:r>
-      <w:r>
-        <w:rPr>
-          <w:rFonts w:eastAsia="Times New Roman" w:cs="Times New Roman"/>
-          <w:kern w:val="0"/>
-          <w:lang w:val="de-DE" w:eastAsia="el-GR" w:bidi="ar-SA"/>
-        </w:rPr>
-        <w:instrText>telemetry</w:instrText>
-      </w:r>
-      <w:r>
-        <w:rPr>
-          <w:rFonts w:eastAsia="Times New Roman" w:cs="Times New Roman"/>
-          <w:kern w:val="0"/>
-          <w:lang w:val="el-GR" w:eastAsia="el-GR" w:bidi="ar-SA"/>
-        </w:rPr>
-        <w:instrText>"</w:instrText>
-      </w:r>
-      <w:r>
-        <w:rPr>
-          <w:rFonts w:eastAsia="Times New Roman" w:cs="Times New Roman"/>
-          <w:kern w:val="0"/>
-          <w:lang w:val="de-DE" w:eastAsia="el-GR" w:bidi="ar-SA"/>
-        </w:rPr>
-        <w:fldChar w:fldCharType="separate"/>
-      </w:r>
-      <w:r>
-        <w:rPr>
-          <w:rStyle w:val="-"/>
-          <w:rFonts w:eastAsia="Times New Roman" w:cs="Times New Roman"/>
-          <w:kern w:val="0"/>
-          <w:lang w:val="de-DE" w:eastAsia="el-GR" w:bidi="ar-SA"/>
-        </w:rPr>
-        <w:t>https</w:t>
-      </w:r>
-      <w:r>
-        <w:rPr>
-          <w:rStyle w:val="-"/>
-          <w:rFonts w:eastAsia="Times New Roman" w:cs="Times New Roman"/>
-          <w:kern w:val="0"/>
-          <w:lang w:val="el-GR" w:eastAsia="el-GR" w:bidi="ar-SA"/>
-        </w:rPr>
-        <w:t>://</w:t>
-      </w:r>
-      <w:r>
-        <w:rPr>
-          <w:rStyle w:val="-"/>
-          <w:rFonts w:eastAsia="Times New Roman" w:cs="Times New Roman"/>
-          <w:kern w:val="0"/>
-          <w:lang w:val="de-DE" w:eastAsia="el-GR" w:bidi="ar-SA"/>
-        </w:rPr>
-        <w:t>f</w:t>
-      </w:r>
-      <w:r>
-        <w:rPr>
-          <w:rStyle w:val="-"/>
-          <w:rFonts w:eastAsia="Times New Roman" w:cs="Times New Roman"/>
-          <w:kern w:val="0"/>
-          <w:lang w:val="el-GR" w:eastAsia="el-GR" w:bidi="ar-SA"/>
-        </w:rPr>
-        <w:t>1</w:t>
-      </w:r>
-      <w:r>
-        <w:rPr>
-          <w:rStyle w:val="-"/>
-          <w:rFonts w:eastAsia="Times New Roman" w:cs="Times New Roman"/>
-          <w:kern w:val="0"/>
-          <w:lang w:val="de-DE" w:eastAsia="el-GR" w:bidi="ar-SA"/>
-        </w:rPr>
-        <w:t>stories</w:t>
-      </w:r>
-      <w:r>
-        <w:rPr>
-          <w:rStyle w:val="-"/>
-          <w:rFonts w:eastAsia="Times New Roman" w:cs="Times New Roman"/>
-          <w:kern w:val="0"/>
-          <w:lang w:val="el-GR" w:eastAsia="el-GR" w:bidi="ar-SA"/>
-        </w:rPr>
-        <w:t>.</w:t>
-      </w:r>
-      <w:r>
-        <w:rPr>
-          <w:rStyle w:val="-"/>
-          <w:rFonts w:eastAsia="Times New Roman" w:cs="Times New Roman"/>
-          <w:kern w:val="0"/>
-          <w:lang w:val="de-DE" w:eastAsia="el-GR" w:bidi="ar-SA"/>
-        </w:rPr>
-        <w:t>gr</w:t>
-      </w:r>
-      <w:r>
-        <w:rPr>
-          <w:rStyle w:val="-"/>
-          <w:rFonts w:eastAsia="Times New Roman" w:cs="Times New Roman"/>
-          <w:kern w:val="0"/>
-          <w:lang w:val="el-GR" w:eastAsia="el-GR" w:bidi="ar-SA"/>
-        </w:rPr>
-        <w:t>/</w:t>
-      </w:r>
-      <w:r>
-        <w:rPr>
-          <w:rStyle w:val="-"/>
-          <w:rFonts w:eastAsia="Times New Roman" w:cs="Times New Roman"/>
-          <w:kern w:val="0"/>
-          <w:lang w:val="de-DE" w:eastAsia="el-GR" w:bidi="ar-SA"/>
-        </w:rPr>
-        <w:t>f</w:t>
-      </w:r>
-      <w:r>
-        <w:rPr>
-          <w:rStyle w:val="-"/>
-          <w:rFonts w:eastAsia="Times New Roman" w:cs="Times New Roman"/>
-          <w:kern w:val="0"/>
-          <w:lang w:val="el-GR" w:eastAsia="el-GR" w:bidi="ar-SA"/>
-        </w:rPr>
-        <w:t>1</w:t>
-      </w:r>
-      <w:r>
-        <w:rPr>
-          <w:rStyle w:val="-"/>
-          <w:rFonts w:eastAsia="Times New Roman" w:cs="Times New Roman"/>
-          <w:kern w:val="0"/>
-          <w:lang w:val="de-DE" w:eastAsia="el-GR" w:bidi="ar-SA"/>
-        </w:rPr>
-        <w:t>telemetry</w:t>
-      </w:r>
-      <w:r>
-        <w:rPr>
-          <w:rStyle w:val="-"/>
-          <w:rFonts w:eastAsia="Times New Roman" w:cs="Times New Roman"/>
-          <w:kern w:val="0"/>
-          <w:lang w:val="el-GR" w:eastAsia="el-GR" w:bidi="ar-SA"/>
-        </w:rPr>
-        <w:t>/?</w:t>
-      </w:r>
-      <w:r>
-        <w:rPr>
-          <w:rStyle w:val="-"/>
-          <w:rFonts w:eastAsia="Times New Roman" w:cs="Times New Roman"/>
-          <w:kern w:val="0"/>
-          <w:lang w:val="de-DE" w:eastAsia="el-GR" w:bidi="ar-SA"/>
-        </w:rPr>
-        <w:t>y</w:t>
-      </w:r>
-      <w:r>
-        <w:rPr>
-          <w:rStyle w:val="-"/>
-          <w:rFonts w:eastAsia="Times New Roman" w:cs="Times New Roman"/>
-          <w:kern w:val="0"/>
-          <w:lang w:val="el-GR" w:eastAsia="el-GR" w:bidi="ar-SA"/>
-        </w:rPr>
-        <w:t>=2026&amp;</w:t>
-      </w:r>
-      <w:r>
-        <w:rPr>
-          <w:rStyle w:val="-"/>
-          <w:rFonts w:eastAsia="Times New Roman" w:cs="Times New Roman"/>
-          <w:kern w:val="0"/>
-          <w:lang w:val="de-DE" w:eastAsia="el-GR" w:bidi="ar-SA"/>
-        </w:rPr>
-        <w:t>c</w:t>
-      </w:r>
-      <w:r>
-        <w:rPr>
-          <w:rStyle w:val="-"/>
-          <w:rFonts w:eastAsia="Times New Roman" w:cs="Times New Roman"/>
-          <w:kern w:val="0"/>
-          <w:lang w:val="el-GR" w:eastAsia="el-GR" w:bidi="ar-SA"/>
-        </w:rPr>
-        <w:t>=</w:t>
-      </w:r>
-      <w:r>
-        <w:rPr>
-          <w:rStyle w:val="-"/>
-          <w:rFonts w:eastAsia="Times New Roman" w:cs="Times New Roman"/>
-          <w:kern w:val="0"/>
-          <w:lang w:val="de-DE" w:eastAsia="el-GR" w:bidi="ar-SA"/>
-        </w:rPr>
-        <w:t>Suzuka</w:t>
-      </w:r>
-      <w:r>
-        <w:rPr>
-          <w:rStyle w:val="-"/>
-          <w:rFonts w:eastAsia="Times New Roman" w:cs="Times New Roman"/>
-          <w:kern w:val="0"/>
-          <w:lang w:val="el-GR" w:eastAsia="el-GR" w:bidi="ar-SA"/>
-        </w:rPr>
-        <w:t>&amp;</w:t>
-      </w:r>
-      <w:r>
-        <w:rPr>
-          <w:rStyle w:val="-"/>
-          <w:rFonts w:eastAsia="Times New Roman" w:cs="Times New Roman"/>
-          <w:kern w:val="0"/>
-          <w:lang w:val="de-DE" w:eastAsia="el-GR" w:bidi="ar-SA"/>
-        </w:rPr>
-        <w:t>sk</w:t>
-      </w:r>
-      <w:r>
-        <w:rPr>
-          <w:rStyle w:val="-"/>
-          <w:rFonts w:eastAsia="Times New Roman" w:cs="Times New Roman"/>
-          <w:kern w:val="0"/>
-          <w:lang w:val="el-GR" w:eastAsia="el-GR" w:bidi="ar-SA"/>
-        </w:rPr>
-        <w:t>=11253&amp;</w:t>
-      </w:r>
-      <w:r>
-        <w:rPr>
-          <w:rStyle w:val="-"/>
-          <w:rFonts w:eastAsia="Times New Roman" w:cs="Times New Roman"/>
-          <w:kern w:val="0"/>
-          <w:lang w:val="de-DE" w:eastAsia="el-GR" w:bidi="ar-SA"/>
-        </w:rPr>
-        <w:t>d</w:t>
-      </w:r>
-      <w:r>
-        <w:rPr>
-          <w:rStyle w:val="-"/>
-          <w:rFonts w:eastAsia="Times New Roman" w:cs="Times New Roman"/>
-          <w:kern w:val="0"/>
-          <w:lang w:val="el-GR" w:eastAsia="el-GR" w:bidi="ar-SA"/>
-        </w:rPr>
-        <w:t>=3%2</w:t>
-      </w:r>
-      <w:r>
-        <w:rPr>
-          <w:rStyle w:val="-"/>
-          <w:rFonts w:eastAsia="Times New Roman" w:cs="Times New Roman"/>
-          <w:kern w:val="0"/>
-          <w:lang w:val="de-DE" w:eastAsia="el-GR" w:bidi="ar-SA"/>
-        </w:rPr>
-        <w:t>C</w:t>
-      </w:r>
-      <w:r>
-        <w:rPr>
-          <w:rStyle w:val="-"/>
-          <w:rFonts w:eastAsia="Times New Roman" w:cs="Times New Roman"/>
-          <w:kern w:val="0"/>
-          <w:lang w:val="el-GR" w:eastAsia="el-GR" w:bidi="ar-SA"/>
-        </w:rPr>
-        <w:t>10&amp;</w:t>
-      </w:r>
-      <w:r>
-        <w:rPr>
-          <w:rStyle w:val="-"/>
-          <w:rFonts w:eastAsia="Times New Roman" w:cs="Times New Roman"/>
-          <w:kern w:val="0"/>
-          <w:lang w:val="de-DE" w:eastAsia="el-GR" w:bidi="ar-SA"/>
-        </w:rPr>
-        <w:t>l</w:t>
-      </w:r>
-      <w:r>
-        <w:rPr>
-          <w:rStyle w:val="-"/>
-          <w:rFonts w:eastAsia="Times New Roman" w:cs="Times New Roman"/>
-          <w:kern w:val="0"/>
-          <w:lang w:val="el-GR" w:eastAsia="el-GR" w:bidi="ar-SA"/>
-        </w:rPr>
-        <w:t>=12&amp;</w:t>
-      </w:r>
-      <w:r>
-        <w:rPr>
-          <w:rStyle w:val="-"/>
-          <w:rFonts w:eastAsia="Times New Roman" w:cs="Times New Roman"/>
-          <w:kern w:val="0"/>
-          <w:lang w:val="de-DE" w:eastAsia="el-GR" w:bidi="ar-SA"/>
-        </w:rPr>
-        <w:t>t</w:t>
-      </w:r>
-      <w:r>
-        <w:rPr>
-          <w:rStyle w:val="-"/>
-          <w:rFonts w:eastAsia="Times New Roman" w:cs="Times New Roman"/>
-          <w:kern w:val="0"/>
-          <w:lang w:val="el-GR" w:eastAsia="el-GR" w:bidi="ar-SA"/>
-        </w:rPr>
-        <w:t>=</w:t>
-      </w:r>
-      <w:r>
-        <w:rPr>
-          <w:rStyle w:val="-"/>
-          <w:rFonts w:eastAsia="Times New Roman" w:cs="Times New Roman"/>
-          <w:kern w:val="0"/>
-          <w:lang w:val="de-DE" w:eastAsia="el-GR" w:bidi="ar-SA"/>
-        </w:rPr>
-        <w:t>telemetry</w:t>
-      </w:r>
-      <w:r>
-        <w:rPr>
-          <w:rFonts w:eastAsia="Times New Roman" w:cs="Times New Roman"/>
-          <w:kern w:val="0"/>
-          <w:lang w:val="de-DE" w:eastAsia="el-GR" w:bidi="ar-SA"/>
-        </w:rPr>
-        <w:fldChar w:fldCharType="end"/>
-      </w:r>
+      <w:hyperlink r:id="rId7" w:history="1">
+        <w:r>
+          <w:rPr>
+            <w:rStyle w:val="-"/>
+            <w:rFonts w:eastAsia="Times New Roman" w:cs="Times New Roman"/>
+            <w:kern w:val="0"/>
+            <w:lang w:val="de-DE" w:eastAsia="el-GR" w:bidi="ar-SA"/>
+          </w:rPr>
+          <w:t>https</w:t>
+        </w:r>
+        <w:r>
+          <w:rPr>
+            <w:rStyle w:val="-"/>
+            <w:rFonts w:eastAsia="Times New Roman" w:cs="Times New Roman"/>
+            <w:kern w:val="0"/>
+            <w:lang w:val="el-GR" w:eastAsia="el-GR" w:bidi="ar-SA"/>
+          </w:rPr>
+          <w:t>://</w:t>
+        </w:r>
+        <w:r>
+          <w:rPr>
+            <w:rStyle w:val="-"/>
+            <w:rFonts w:eastAsia="Times New Roman" w:cs="Times New Roman"/>
+            <w:kern w:val="0"/>
+            <w:lang w:val="de-DE" w:eastAsia="el-GR" w:bidi="ar-SA"/>
+          </w:rPr>
+          <w:t>f</w:t>
+        </w:r>
+        <w:r>
+          <w:rPr>
+            <w:rStyle w:val="-"/>
+            <w:rFonts w:eastAsia="Times New Roman" w:cs="Times New Roman"/>
+            <w:kern w:val="0"/>
+            <w:lang w:val="el-GR" w:eastAsia="el-GR" w:bidi="ar-SA"/>
+          </w:rPr>
+          <w:t>1</w:t>
+        </w:r>
+        <w:r>
+          <w:rPr>
+            <w:rStyle w:val="-"/>
+            <w:rFonts w:eastAsia="Times New Roman" w:cs="Times New Roman"/>
+            <w:kern w:val="0"/>
+            <w:lang w:val="de-DE" w:eastAsia="el-GR" w:bidi="ar-SA"/>
+          </w:rPr>
+          <w:t>stories</w:t>
+        </w:r>
+        <w:r>
+          <w:rPr>
+            <w:rStyle w:val="-"/>
+            <w:rFonts w:eastAsia="Times New Roman" w:cs="Times New Roman"/>
+            <w:kern w:val="0"/>
+            <w:lang w:val="el-GR" w:eastAsia="el-GR" w:bidi="ar-SA"/>
+          </w:rPr>
+          <w:t>.</w:t>
+        </w:r>
+        <w:r>
+          <w:rPr>
+            <w:rStyle w:val="-"/>
+            <w:rFonts w:eastAsia="Times New Roman" w:cs="Times New Roman"/>
+            <w:kern w:val="0"/>
+            <w:lang w:val="de-DE" w:eastAsia="el-GR" w:bidi="ar-SA"/>
+          </w:rPr>
+          <w:t>gr</w:t>
+        </w:r>
+        <w:r>
+          <w:rPr>
+            <w:rStyle w:val="-"/>
+            <w:rFonts w:eastAsia="Times New Roman" w:cs="Times New Roman"/>
+            <w:kern w:val="0"/>
+            <w:lang w:val="el-GR" w:eastAsia="el-GR" w:bidi="ar-SA"/>
+          </w:rPr>
+          <w:t>/</w:t>
+        </w:r>
+        <w:r>
+          <w:rPr>
+            <w:rStyle w:val="-"/>
+            <w:rFonts w:eastAsia="Times New Roman" w:cs="Times New Roman"/>
+            <w:kern w:val="0"/>
+            <w:lang w:val="de-DE" w:eastAsia="el-GR" w:bidi="ar-SA"/>
+          </w:rPr>
+          <w:t>f</w:t>
+        </w:r>
+        <w:r>
+          <w:rPr>
+            <w:rStyle w:val="-"/>
+            <w:rFonts w:eastAsia="Times New Roman" w:cs="Times New Roman"/>
+            <w:kern w:val="0"/>
+            <w:lang w:val="el-GR" w:eastAsia="el-GR" w:bidi="ar-SA"/>
+          </w:rPr>
+          <w:t>1</w:t>
+        </w:r>
+        <w:r>
+          <w:rPr>
+            <w:rStyle w:val="-"/>
+            <w:rFonts w:eastAsia="Times New Roman" w:cs="Times New Roman"/>
+            <w:kern w:val="0"/>
+            <w:lang w:val="de-DE" w:eastAsia="el-GR" w:bidi="ar-SA"/>
+          </w:rPr>
+          <w:t>telemetry</w:t>
+        </w:r>
+        <w:r>
+          <w:rPr>
+            <w:rStyle w:val="-"/>
+            <w:rFonts w:eastAsia="Times New Roman" w:cs="Times New Roman"/>
+            <w:kern w:val="0"/>
+            <w:lang w:val="el-GR" w:eastAsia="el-GR" w:bidi="ar-SA"/>
+          </w:rPr>
+          <w:t>/?</w:t>
+        </w:r>
+        <w:r>
+          <w:rPr>
+            <w:rStyle w:val="-"/>
+            <w:rFonts w:eastAsia="Times New Roman" w:cs="Times New Roman"/>
+            <w:kern w:val="0"/>
+            <w:lang w:val="de-DE" w:eastAsia="el-GR" w:bidi="ar-SA"/>
+          </w:rPr>
+          <w:t>y</w:t>
+        </w:r>
+        <w:r>
+          <w:rPr>
+            <w:rStyle w:val="-"/>
+            <w:rFonts w:eastAsia="Times New Roman" w:cs="Times New Roman"/>
+            <w:kern w:val="0"/>
+            <w:lang w:val="el-GR" w:eastAsia="el-GR" w:bidi="ar-SA"/>
+          </w:rPr>
+          <w:t>=2026&amp;</w:t>
+        </w:r>
+        <w:r>
+          <w:rPr>
+            <w:rStyle w:val="-"/>
+            <w:rFonts w:eastAsia="Times New Roman" w:cs="Times New Roman"/>
+            <w:kern w:val="0"/>
+            <w:lang w:val="de-DE" w:eastAsia="el-GR" w:bidi="ar-SA"/>
+          </w:rPr>
+          <w:t>c</w:t>
+        </w:r>
+        <w:r>
+          <w:rPr>
+            <w:rStyle w:val="-"/>
+            <w:rFonts w:eastAsia="Times New Roman" w:cs="Times New Roman"/>
+            <w:kern w:val="0"/>
+            <w:lang w:val="el-GR" w:eastAsia="el-GR" w:bidi="ar-SA"/>
+          </w:rPr>
+          <w:t>=</w:t>
+        </w:r>
+        <w:r>
+          <w:rPr>
+            <w:rStyle w:val="-"/>
+            <w:rFonts w:eastAsia="Times New Roman" w:cs="Times New Roman"/>
+            <w:kern w:val="0"/>
+            <w:lang w:val="de-DE" w:eastAsia="el-GR" w:bidi="ar-SA"/>
+          </w:rPr>
+          <w:t>Suzuka</w:t>
+        </w:r>
+        <w:r>
+          <w:rPr>
+            <w:rStyle w:val="-"/>
+            <w:rFonts w:eastAsia="Times New Roman" w:cs="Times New Roman"/>
+            <w:kern w:val="0"/>
+            <w:lang w:val="el-GR" w:eastAsia="el-GR" w:bidi="ar-SA"/>
+          </w:rPr>
+          <w:t>&amp;</w:t>
+        </w:r>
+        <w:r>
+          <w:rPr>
+            <w:rStyle w:val="-"/>
+            <w:rFonts w:eastAsia="Times New Roman" w:cs="Times New Roman"/>
+            <w:kern w:val="0"/>
+            <w:lang w:val="de-DE" w:eastAsia="el-GR" w:bidi="ar-SA"/>
+          </w:rPr>
+          <w:t>sk</w:t>
+        </w:r>
+        <w:r>
+          <w:rPr>
+            <w:rStyle w:val="-"/>
+            <w:rFonts w:eastAsia="Times New Roman" w:cs="Times New Roman"/>
+            <w:kern w:val="0"/>
+            <w:lang w:val="el-GR" w:eastAsia="el-GR" w:bidi="ar-SA"/>
+          </w:rPr>
+          <w:t>=11253&amp;</w:t>
+        </w:r>
+        <w:r>
+          <w:rPr>
+            <w:rStyle w:val="-"/>
+            <w:rFonts w:eastAsia="Times New Roman" w:cs="Times New Roman"/>
+            <w:kern w:val="0"/>
+            <w:lang w:val="de-DE" w:eastAsia="el-GR" w:bidi="ar-SA"/>
+          </w:rPr>
+          <w:t>d</w:t>
+        </w:r>
+        <w:r>
+          <w:rPr>
+            <w:rStyle w:val="-"/>
+            <w:rFonts w:eastAsia="Times New Roman" w:cs="Times New Roman"/>
+            <w:kern w:val="0"/>
+            <w:lang w:val="el-GR" w:eastAsia="el-GR" w:bidi="ar-SA"/>
+          </w:rPr>
+          <w:t>=3%2</w:t>
+        </w:r>
+        <w:r>
+          <w:rPr>
+            <w:rStyle w:val="-"/>
+            <w:rFonts w:eastAsia="Times New Roman" w:cs="Times New Roman"/>
+            <w:kern w:val="0"/>
+            <w:lang w:val="de-DE" w:eastAsia="el-GR" w:bidi="ar-SA"/>
+          </w:rPr>
+          <w:t>C</w:t>
+        </w:r>
+        <w:r>
+          <w:rPr>
+            <w:rStyle w:val="-"/>
+            <w:rFonts w:eastAsia="Times New Roman" w:cs="Times New Roman"/>
+            <w:kern w:val="0"/>
+            <w:lang w:val="el-GR" w:eastAsia="el-GR" w:bidi="ar-SA"/>
+          </w:rPr>
+          <w:t>10&amp;</w:t>
+        </w:r>
+        <w:r>
+          <w:rPr>
+            <w:rStyle w:val="-"/>
+            <w:rFonts w:eastAsia="Times New Roman" w:cs="Times New Roman"/>
+            <w:kern w:val="0"/>
+            <w:lang w:val="de-DE" w:eastAsia="el-GR" w:bidi="ar-SA"/>
+          </w:rPr>
+          <w:t>l</w:t>
+        </w:r>
+        <w:r>
+          <w:rPr>
+            <w:rStyle w:val="-"/>
+            <w:rFonts w:eastAsia="Times New Roman" w:cs="Times New Roman"/>
+            <w:kern w:val="0"/>
+            <w:lang w:val="el-GR" w:eastAsia="el-GR" w:bidi="ar-SA"/>
+          </w:rPr>
+          <w:t>=12&amp;</w:t>
+        </w:r>
+        <w:r>
+          <w:rPr>
+            <w:rStyle w:val="-"/>
+            <w:rFonts w:eastAsia="Times New Roman" w:cs="Times New Roman"/>
+            <w:kern w:val="0"/>
+            <w:lang w:val="de-DE" w:eastAsia="el-GR" w:bidi="ar-SA"/>
+          </w:rPr>
+          <w:t>t</w:t>
+        </w:r>
+        <w:r>
+          <w:rPr>
+            <w:rStyle w:val="-"/>
+            <w:rFonts w:eastAsia="Times New Roman" w:cs="Times New Roman"/>
+            <w:kern w:val="0"/>
+            <w:lang w:val="el-GR" w:eastAsia="el-GR" w:bidi="ar-SA"/>
+          </w:rPr>
+          <w:t>=</w:t>
+        </w:r>
+        <w:r>
+          <w:rPr>
+            <w:rStyle w:val="-"/>
+            <w:rFonts w:eastAsia="Times New Roman" w:cs="Times New Roman"/>
+            <w:kern w:val="0"/>
+            <w:lang w:val="de-DE" w:eastAsia="el-GR" w:bidi="ar-SA"/>
+          </w:rPr>
+          <w:t>telemetry</w:t>
+        </w:r>
+      </w:hyperlink>
       <w:r>
         <w:rPr>
           <w:rFonts w:eastAsia="Times New Roman" w:cs="Times New Roman"/>
@@ -1572,97 +889,7 @@
           <w:kern w:val="0"/>
           <w:lang w:eastAsia="el-GR" w:bidi="ar-SA"/>
         </w:rPr>
-        <w:t>&lt;</w:t>
-      </w:r>
-      <w:proofErr w:type="spellStart"/>
-      <w:r>
-        <w:rPr>
-          <w:rFonts w:eastAsia="Times New Roman" w:cs="Times New Roman"/>
-          <w:kern w:val="0"/>
-          <w:lang w:eastAsia="el-GR" w:bidi="ar-SA"/>
-        </w:rPr>
-        <w:t>iframe</w:t>
-      </w:r>
-      <w:proofErr w:type="spellEnd"/>
-      <w:r>
-        <w:rPr>
-          <w:rFonts w:eastAsia="Times New Roman" w:cs="Times New Roman"/>
-          <w:kern w:val="0"/>
-          <w:lang w:eastAsia="el-GR" w:bidi="ar-SA"/>
-        </w:rPr>
-        <w:t xml:space="preserve"> src="https://georgiosbalatzis.github.io/ghostcar/?y=2026&amp;mk=1281&amp;sk=11249&amp;d1=10&amp;d2=3&amp;l1=17&amp;l2=11&amp;embed=1" width="100%" height="650" frameborder="0" style="border-radius:12</w:t>
-      </w:r>
-      <w:proofErr w:type="gramStart"/>
-      <w:r>
-        <w:rPr>
-          <w:rFonts w:eastAsia="Times New Roman" w:cs="Times New Roman"/>
-          <w:kern w:val="0"/>
-          <w:lang w:eastAsia="el-GR" w:bidi="ar-SA"/>
-        </w:rPr>
-        <w:t>px;border</w:t>
-      </w:r>
-      <w:proofErr w:type="gramEnd"/>
-      <w:r>
-        <w:rPr>
-          <w:rFonts w:eastAsia="Times New Roman" w:cs="Times New Roman"/>
-          <w:kern w:val="0"/>
-          <w:lang w:eastAsia="el-GR" w:bidi="ar-SA"/>
-        </w:rPr>
-        <w:t>:1px solid #E</w:t>
-      </w:r>
-      <w:proofErr w:type="gramStart"/>
-      <w:r>
-        <w:rPr>
-          <w:rFonts w:eastAsia="Times New Roman" w:cs="Times New Roman"/>
-          <w:kern w:val="0"/>
-          <w:lang w:eastAsia="el-GR" w:bidi="ar-SA"/>
-        </w:rPr>
-        <w:t>1060033;background</w:t>
-      </w:r>
-      <w:proofErr w:type="gramEnd"/>
-      <w:r>
-        <w:rPr>
-          <w:rFonts w:eastAsia="Times New Roman" w:cs="Times New Roman"/>
-          <w:kern w:val="0"/>
-          <w:lang w:eastAsia="el-GR" w:bidi="ar-SA"/>
-        </w:rPr>
-        <w:t xml:space="preserve">:#15151e" </w:t>
-      </w:r>
-      <w:proofErr w:type="spellStart"/>
-      <w:r>
-        <w:rPr>
-          <w:rFonts w:eastAsia="Times New Roman" w:cs="Times New Roman"/>
-          <w:kern w:val="0"/>
-          <w:lang w:eastAsia="el-GR" w:bidi="ar-SA"/>
-        </w:rPr>
-        <w:t>allowfullscreen</w:t>
-      </w:r>
-      <w:proofErr w:type="spellEnd"/>
-      <w:r>
-        <w:rPr>
-          <w:rFonts w:eastAsia="Times New Roman" w:cs="Times New Roman"/>
-          <w:kern w:val="0"/>
-          <w:lang w:eastAsia="el-GR" w:bidi="ar-SA"/>
-        </w:rPr>
-        <w:t xml:space="preserve"> loading="lazy"&gt;&lt;/</w:t>
-      </w:r>
-      <w:proofErr w:type="spellStart"/>
-      <w:r>
-        <w:rPr>
-          <w:rFonts w:eastAsia="Times New Roman" w:cs="Times New Roman"/>
-          <w:kern w:val="0"/>
-          <w:lang w:eastAsia="el-GR" w:bidi="ar-SA"/>
-        </w:rPr>
-        <w:t>iframe</w:t>
-      </w:r>
-      <w:proofErr w:type="spellEnd"/>
-      <w:r>
-        <w:rPr>
-          <w:rFonts w:eastAsia="Times New Roman" w:cs="Times New Roman"/>
-          <w:kern w:val="0"/>
-          <w:lang w:eastAsia="el-GR" w:bidi="ar-SA"/>
-        </w:rPr>
-        <w:t>&gt;</w:t>
+        <w:t>&lt;iframe src="https://georgiosbalatzis.github.io/ghostcar/?y=2026&amp;mk=1281&amp;sk=11249&amp;d1=10&amp;d2=3&amp;l1=17&amp;l2=11&amp;embed=1" width="100%" height="650" frameborder="0" style="border-radius:12px;border:1px solid #E1060033;background:#15151e" allowfullscreen loading="lazy"&gt;&lt;/iframe&gt;</w:t>
       </w:r>
     </w:p>
     <w:sectPr>
